--- a/ZoneControl_Adaszerkezet.docx
+++ b/ZoneControl_Adaszerkezet.docx
@@ -128,117 +128,1651 @@
       </w:r>
     </w:p>
     <w:p/>
+    <w:sdt>
+      <w:sdtPr>
+        <w:id w:val="1640997355"/>
+        <w:docPartObj>
+          <w:docPartGallery w:val="Table of Contents"/>
+          <w:docPartUnique/>
+        </w:docPartObj>
+      </w:sdtPr>
+      <w:sdtEndPr>
+        <w:rPr>
+          <w:rFonts w:eastAsiaTheme="minorHAnsi" w:cs="Times New Roman"/>
+          <w:b/>
+          <w:bCs/>
+          <w:color w:val="auto"/>
+          <w:sz w:val="26"/>
+          <w:szCs w:val="26"/>
+          <w:lang w:eastAsia="en-US"/>
+        </w:rPr>
+      </w:sdtEndPr>
+      <w:sdtContent>
+        <w:p>
+          <w:pPr>
+            <w:pStyle w:val="Tartalomjegyzkcmsora"/>
+          </w:pPr>
+          <w:r>
+            <w:t>Tartalomjegyzék</w:t>
+          </w:r>
+        </w:p>
+        <w:p>
+          <w:pPr>
+            <w:pStyle w:val="TJ1"/>
+            <w:tabs>
+              <w:tab w:val="left" w:pos="440"/>
+              <w:tab w:val="right" w:leader="dot" w:pos="9346"/>
+            </w:tabs>
+            <w:rPr>
+              <w:rFonts w:asciiTheme="minorHAnsi" w:eastAsiaTheme="minorEastAsia" w:hAnsiTheme="minorHAnsi" w:cstheme="minorBidi"/>
+              <w:noProof/>
+              <w:sz w:val="22"/>
+              <w:szCs w:val="22"/>
+              <w:lang w:eastAsia="hu-HU"/>
+            </w:rPr>
+          </w:pPr>
+          <w:r>
+            <w:fldChar w:fldCharType="begin"/>
+          </w:r>
+          <w:r>
+            <w:instrText xml:space="preserve"> TOC \o "1-3" \h \z \u </w:instrText>
+          </w:r>
+          <w:r>
+            <w:fldChar w:fldCharType="separate"/>
+          </w:r>
+          <w:hyperlink w:anchor="_Toc241841206" w:history="1">
+            <w:r>
+              <w:rPr>
+                <w:rStyle w:val="Hiperhivatkozs"/>
+                <w:noProof/>
+              </w:rPr>
+              <w:t>1</w:t>
+            </w:r>
+            <w:r>
+              <w:rPr>
+                <w:rFonts w:asciiTheme="minorHAnsi" w:eastAsiaTheme="minorEastAsia" w:hAnsiTheme="minorHAnsi" w:cstheme="minorBidi"/>
+                <w:noProof/>
+                <w:sz w:val="22"/>
+                <w:szCs w:val="22"/>
+                <w:lang w:eastAsia="hu-HU"/>
+              </w:rPr>
+              <w:tab/>
+            </w:r>
+            <w:r>
+              <w:rPr>
+                <w:rStyle w:val="Hiperhivatkozs"/>
+                <w:noProof/>
+              </w:rPr>
+              <w:t>Táblák</w:t>
+            </w:r>
+            <w:r>
+              <w:rPr>
+                <w:noProof/>
+                <w:webHidden/>
+              </w:rPr>
+              <w:tab/>
+            </w:r>
+            <w:r>
+              <w:rPr>
+                <w:noProof/>
+                <w:webHidden/>
+              </w:rPr>
+              <w:fldChar w:fldCharType="begin"/>
+            </w:r>
+            <w:r>
+              <w:rPr>
+                <w:noProof/>
+                <w:webHidden/>
+              </w:rPr>
+              <w:instrText xml:space="preserve"> PAGEREF _Toc241841206 \h </w:instrText>
+            </w:r>
+            <w:r>
+              <w:rPr>
+                <w:noProof/>
+                <w:webHidden/>
+              </w:rPr>
+            </w:r>
+            <w:r>
+              <w:rPr>
+                <w:noProof/>
+                <w:webHidden/>
+              </w:rPr>
+              <w:fldChar w:fldCharType="separate"/>
+            </w:r>
+            <w:r>
+              <w:rPr>
+                <w:noProof/>
+                <w:webHidden/>
+              </w:rPr>
+              <w:t>3</w:t>
+            </w:r>
+            <w:r>
+              <w:rPr>
+                <w:noProof/>
+                <w:webHidden/>
+              </w:rPr>
+              <w:fldChar w:fldCharType="end"/>
+            </w:r>
+          </w:hyperlink>
+        </w:p>
+        <w:p>
+          <w:pPr>
+            <w:pStyle w:val="TJ2"/>
+            <w:tabs>
+              <w:tab w:val="left" w:pos="880"/>
+              <w:tab w:val="right" w:leader="dot" w:pos="9346"/>
+            </w:tabs>
+            <w:rPr>
+              <w:rFonts w:asciiTheme="minorHAnsi" w:eastAsiaTheme="minorEastAsia" w:hAnsiTheme="minorHAnsi" w:cstheme="minorBidi"/>
+              <w:noProof/>
+              <w:sz w:val="22"/>
+              <w:szCs w:val="22"/>
+              <w:lang w:eastAsia="hu-HU"/>
+            </w:rPr>
+          </w:pPr>
+          <w:hyperlink w:anchor="_Toc241841207" w:history="1">
+            <w:r>
+              <w:rPr>
+                <w:rStyle w:val="Hiperhivatkozs"/>
+                <w:noProof/>
+              </w:rPr>
+              <w:t>1.1.</w:t>
+            </w:r>
+            <w:r>
+              <w:rPr>
+                <w:rFonts w:asciiTheme="minorHAnsi" w:eastAsiaTheme="minorEastAsia" w:hAnsiTheme="minorHAnsi" w:cstheme="minorBidi"/>
+                <w:noProof/>
+                <w:sz w:val="22"/>
+                <w:szCs w:val="22"/>
+                <w:lang w:eastAsia="hu-HU"/>
+              </w:rPr>
+              <w:tab/>
+            </w:r>
+            <w:r>
+              <w:rPr>
+                <w:rStyle w:val="Hiperhivatkozs"/>
+                <w:noProof/>
+              </w:rPr>
+              <w:t>Vendég</w:t>
+            </w:r>
+            <w:r>
+              <w:rPr>
+                <w:noProof/>
+                <w:webHidden/>
+              </w:rPr>
+              <w:tab/>
+            </w:r>
+            <w:r>
+              <w:rPr>
+                <w:noProof/>
+                <w:webHidden/>
+              </w:rPr>
+              <w:fldChar w:fldCharType="begin"/>
+            </w:r>
+            <w:r>
+              <w:rPr>
+                <w:noProof/>
+                <w:webHidden/>
+              </w:rPr>
+              <w:instrText xml:space="preserve"> PAGEREF _Toc241841207 \h </w:instrText>
+            </w:r>
+            <w:r>
+              <w:rPr>
+                <w:noProof/>
+                <w:webHidden/>
+              </w:rPr>
+            </w:r>
+            <w:r>
+              <w:rPr>
+                <w:noProof/>
+                <w:webHidden/>
+              </w:rPr>
+              <w:fldChar w:fldCharType="separate"/>
+            </w:r>
+            <w:r>
+              <w:rPr>
+                <w:noProof/>
+                <w:webHidden/>
+              </w:rPr>
+              <w:t>3</w:t>
+            </w:r>
+            <w:r>
+              <w:rPr>
+                <w:noProof/>
+                <w:webHidden/>
+              </w:rPr>
+              <w:fldChar w:fldCharType="end"/>
+            </w:r>
+          </w:hyperlink>
+        </w:p>
+        <w:p>
+          <w:pPr>
+            <w:pStyle w:val="TJ2"/>
+            <w:tabs>
+              <w:tab w:val="left" w:pos="880"/>
+              <w:tab w:val="right" w:leader="dot" w:pos="9346"/>
+            </w:tabs>
+            <w:rPr>
+              <w:rFonts w:asciiTheme="minorHAnsi" w:eastAsiaTheme="minorEastAsia" w:hAnsiTheme="minorHAnsi" w:cstheme="minorBidi"/>
+              <w:noProof/>
+              <w:sz w:val="22"/>
+              <w:szCs w:val="22"/>
+              <w:lang w:eastAsia="hu-HU"/>
+            </w:rPr>
+          </w:pPr>
+          <w:hyperlink w:anchor="_Toc241841208" w:history="1">
+            <w:r>
+              <w:rPr>
+                <w:rStyle w:val="Hiperhivatkozs"/>
+                <w:noProof/>
+              </w:rPr>
+              <w:t>1.2.</w:t>
+            </w:r>
+            <w:r>
+              <w:rPr>
+                <w:rFonts w:asciiTheme="minorHAnsi" w:eastAsiaTheme="minorEastAsia" w:hAnsiTheme="minorHAnsi" w:cstheme="minorBidi"/>
+                <w:noProof/>
+                <w:sz w:val="22"/>
+                <w:szCs w:val="22"/>
+                <w:lang w:eastAsia="hu-HU"/>
+              </w:rPr>
+              <w:tab/>
+            </w:r>
+            <w:r>
+              <w:rPr>
+                <w:rStyle w:val="Hiperhivatkozs"/>
+                <w:noProof/>
+              </w:rPr>
+              <w:t>Foglalások</w:t>
+            </w:r>
+            <w:r>
+              <w:rPr>
+                <w:noProof/>
+                <w:webHidden/>
+              </w:rPr>
+              <w:tab/>
+            </w:r>
+            <w:r>
+              <w:rPr>
+                <w:noProof/>
+                <w:webHidden/>
+              </w:rPr>
+              <w:fldChar w:fldCharType="begin"/>
+            </w:r>
+            <w:r>
+              <w:rPr>
+                <w:noProof/>
+                <w:webHidden/>
+              </w:rPr>
+              <w:instrText xml:space="preserve"> PAGEREF _Toc241841208 \h </w:instrText>
+            </w:r>
+            <w:r>
+              <w:rPr>
+                <w:noProof/>
+                <w:webHidden/>
+              </w:rPr>
+            </w:r>
+            <w:r>
+              <w:rPr>
+                <w:noProof/>
+                <w:webHidden/>
+              </w:rPr>
+              <w:fldChar w:fldCharType="separate"/>
+            </w:r>
+            <w:r>
+              <w:rPr>
+                <w:noProof/>
+                <w:webHidden/>
+              </w:rPr>
+              <w:t>3</w:t>
+            </w:r>
+            <w:r>
+              <w:rPr>
+                <w:noProof/>
+                <w:webHidden/>
+              </w:rPr>
+              <w:fldChar w:fldCharType="end"/>
+            </w:r>
+          </w:hyperlink>
+        </w:p>
+        <w:p>
+          <w:pPr>
+            <w:pStyle w:val="TJ2"/>
+            <w:tabs>
+              <w:tab w:val="left" w:pos="880"/>
+              <w:tab w:val="right" w:leader="dot" w:pos="9346"/>
+            </w:tabs>
+            <w:rPr>
+              <w:rFonts w:asciiTheme="minorHAnsi" w:eastAsiaTheme="minorEastAsia" w:hAnsiTheme="minorHAnsi" w:cstheme="minorBidi"/>
+              <w:noProof/>
+              <w:sz w:val="22"/>
+              <w:szCs w:val="22"/>
+              <w:lang w:eastAsia="hu-HU"/>
+            </w:rPr>
+          </w:pPr>
+          <w:hyperlink w:anchor="_Toc241841209" w:history="1">
+            <w:r>
+              <w:rPr>
+                <w:rStyle w:val="Hiperhivatkozs"/>
+                <w:noProof/>
+              </w:rPr>
+              <w:t>1.3.</w:t>
+            </w:r>
+            <w:r>
+              <w:rPr>
+                <w:rFonts w:asciiTheme="minorHAnsi" w:eastAsiaTheme="minorEastAsia" w:hAnsiTheme="minorHAnsi" w:cstheme="minorBidi"/>
+                <w:noProof/>
+                <w:sz w:val="22"/>
+                <w:szCs w:val="22"/>
+                <w:lang w:eastAsia="hu-HU"/>
+              </w:rPr>
+              <w:tab/>
+            </w:r>
+            <w:r>
+              <w:rPr>
+                <w:rStyle w:val="Hiperhivatkozs"/>
+                <w:noProof/>
+              </w:rPr>
+              <w:t>Szobák</w:t>
+            </w:r>
+            <w:r>
+              <w:rPr>
+                <w:noProof/>
+                <w:webHidden/>
+              </w:rPr>
+              <w:tab/>
+            </w:r>
+            <w:r>
+              <w:rPr>
+                <w:noProof/>
+                <w:webHidden/>
+              </w:rPr>
+              <w:fldChar w:fldCharType="begin"/>
+            </w:r>
+            <w:r>
+              <w:rPr>
+                <w:noProof/>
+                <w:webHidden/>
+              </w:rPr>
+              <w:instrText xml:space="preserve"> PAGEREF _Toc241841209 \h </w:instrText>
+            </w:r>
+            <w:r>
+              <w:rPr>
+                <w:noProof/>
+                <w:webHidden/>
+              </w:rPr>
+            </w:r>
+            <w:r>
+              <w:rPr>
+                <w:noProof/>
+                <w:webHidden/>
+              </w:rPr>
+              <w:fldChar w:fldCharType="separate"/>
+            </w:r>
+            <w:r>
+              <w:rPr>
+                <w:noProof/>
+                <w:webHidden/>
+              </w:rPr>
+              <w:t>3</w:t>
+            </w:r>
+            <w:r>
+              <w:rPr>
+                <w:noProof/>
+                <w:webHidden/>
+              </w:rPr>
+              <w:fldChar w:fldCharType="end"/>
+            </w:r>
+          </w:hyperlink>
+        </w:p>
+        <w:p>
+          <w:pPr>
+            <w:pStyle w:val="TJ2"/>
+            <w:tabs>
+              <w:tab w:val="left" w:pos="880"/>
+              <w:tab w:val="right" w:leader="dot" w:pos="9346"/>
+            </w:tabs>
+            <w:rPr>
+              <w:rFonts w:asciiTheme="minorHAnsi" w:eastAsiaTheme="minorEastAsia" w:hAnsiTheme="minorHAnsi" w:cstheme="minorBidi"/>
+              <w:noProof/>
+              <w:sz w:val="22"/>
+              <w:szCs w:val="22"/>
+              <w:lang w:eastAsia="hu-HU"/>
+            </w:rPr>
+          </w:pPr>
+          <w:hyperlink w:anchor="_Toc241841210" w:history="1">
+            <w:r>
+              <w:rPr>
+                <w:rStyle w:val="Hiperhivatkozs"/>
+                <w:noProof/>
+              </w:rPr>
+              <w:t>1.4.</w:t>
+            </w:r>
+            <w:r>
+              <w:rPr>
+                <w:rFonts w:asciiTheme="minorHAnsi" w:eastAsiaTheme="minorEastAsia" w:hAnsiTheme="minorHAnsi" w:cstheme="minorBidi"/>
+                <w:noProof/>
+                <w:sz w:val="22"/>
+                <w:szCs w:val="22"/>
+                <w:lang w:eastAsia="hu-HU"/>
+              </w:rPr>
+              <w:tab/>
+            </w:r>
+            <w:r>
+              <w:rPr>
+                <w:rStyle w:val="Hiperhivatkozs"/>
+                <w:noProof/>
+              </w:rPr>
+              <w:t>Jogosultságok</w:t>
+            </w:r>
+            <w:r>
+              <w:rPr>
+                <w:noProof/>
+                <w:webHidden/>
+              </w:rPr>
+              <w:tab/>
+            </w:r>
+            <w:r>
+              <w:rPr>
+                <w:noProof/>
+                <w:webHidden/>
+              </w:rPr>
+              <w:fldChar w:fldCharType="begin"/>
+            </w:r>
+            <w:r>
+              <w:rPr>
+                <w:noProof/>
+                <w:webHidden/>
+              </w:rPr>
+              <w:instrText xml:space="preserve"> PAGEREF _Toc241841210 \h </w:instrText>
+            </w:r>
+            <w:r>
+              <w:rPr>
+                <w:noProof/>
+                <w:webHidden/>
+              </w:rPr>
+            </w:r>
+            <w:r>
+              <w:rPr>
+                <w:noProof/>
+                <w:webHidden/>
+              </w:rPr>
+              <w:fldChar w:fldCharType="separate"/>
+            </w:r>
+            <w:r>
+              <w:rPr>
+                <w:noProof/>
+                <w:webHidden/>
+              </w:rPr>
+              <w:t>3</w:t>
+            </w:r>
+            <w:r>
+              <w:rPr>
+                <w:noProof/>
+                <w:webHidden/>
+              </w:rPr>
+              <w:fldChar w:fldCharType="end"/>
+            </w:r>
+          </w:hyperlink>
+        </w:p>
+        <w:p>
+          <w:pPr>
+            <w:pStyle w:val="TJ2"/>
+            <w:tabs>
+              <w:tab w:val="left" w:pos="880"/>
+              <w:tab w:val="right" w:leader="dot" w:pos="9346"/>
+            </w:tabs>
+            <w:rPr>
+              <w:rFonts w:asciiTheme="minorHAnsi" w:eastAsiaTheme="minorEastAsia" w:hAnsiTheme="minorHAnsi" w:cstheme="minorBidi"/>
+              <w:noProof/>
+              <w:sz w:val="22"/>
+              <w:szCs w:val="22"/>
+              <w:lang w:eastAsia="hu-HU"/>
+            </w:rPr>
+          </w:pPr>
+          <w:hyperlink w:anchor="_Toc241841211" w:history="1">
+            <w:r>
+              <w:rPr>
+                <w:rStyle w:val="Hiperhivatkozs"/>
+                <w:noProof/>
+              </w:rPr>
+              <w:t>1.5.</w:t>
+            </w:r>
+            <w:r>
+              <w:rPr>
+                <w:rFonts w:asciiTheme="minorHAnsi" w:eastAsiaTheme="minorEastAsia" w:hAnsiTheme="minorHAnsi" w:cstheme="minorBidi"/>
+                <w:noProof/>
+                <w:sz w:val="22"/>
+                <w:szCs w:val="22"/>
+                <w:lang w:eastAsia="hu-HU"/>
+              </w:rPr>
+              <w:tab/>
+            </w:r>
+            <w:r>
+              <w:rPr>
+                <w:rStyle w:val="Hiperhivatkozs"/>
+                <w:noProof/>
+              </w:rPr>
+              <w:t>Részlegek</w:t>
+            </w:r>
+            <w:r>
+              <w:rPr>
+                <w:noProof/>
+                <w:webHidden/>
+              </w:rPr>
+              <w:tab/>
+            </w:r>
+            <w:r>
+              <w:rPr>
+                <w:noProof/>
+                <w:webHidden/>
+              </w:rPr>
+              <w:fldChar w:fldCharType="begin"/>
+            </w:r>
+            <w:r>
+              <w:rPr>
+                <w:noProof/>
+                <w:webHidden/>
+              </w:rPr>
+              <w:instrText xml:space="preserve"> PAGEREF _Toc241841211 \h </w:instrText>
+            </w:r>
+            <w:r>
+              <w:rPr>
+                <w:noProof/>
+                <w:webHidden/>
+              </w:rPr>
+            </w:r>
+            <w:r>
+              <w:rPr>
+                <w:noProof/>
+                <w:webHidden/>
+              </w:rPr>
+              <w:fldChar w:fldCharType="separate"/>
+            </w:r>
+            <w:r>
+              <w:rPr>
+                <w:noProof/>
+                <w:webHidden/>
+              </w:rPr>
+              <w:t>4</w:t>
+            </w:r>
+            <w:r>
+              <w:rPr>
+                <w:noProof/>
+                <w:webHidden/>
+              </w:rPr>
+              <w:fldChar w:fldCharType="end"/>
+            </w:r>
+          </w:hyperlink>
+        </w:p>
+        <w:p>
+          <w:pPr>
+            <w:pStyle w:val="TJ2"/>
+            <w:tabs>
+              <w:tab w:val="left" w:pos="880"/>
+              <w:tab w:val="right" w:leader="dot" w:pos="9346"/>
+            </w:tabs>
+            <w:rPr>
+              <w:rFonts w:asciiTheme="minorHAnsi" w:eastAsiaTheme="minorEastAsia" w:hAnsiTheme="minorHAnsi" w:cstheme="minorBidi"/>
+              <w:noProof/>
+              <w:sz w:val="22"/>
+              <w:szCs w:val="22"/>
+              <w:lang w:eastAsia="hu-HU"/>
+            </w:rPr>
+          </w:pPr>
+          <w:hyperlink w:anchor="_Toc241841212" w:history="1">
+            <w:r>
+              <w:rPr>
+                <w:rStyle w:val="Hiperhivatkozs"/>
+                <w:noProof/>
+              </w:rPr>
+              <w:t>1.6.</w:t>
+            </w:r>
+            <w:r>
+              <w:rPr>
+                <w:rFonts w:asciiTheme="minorHAnsi" w:eastAsiaTheme="minorEastAsia" w:hAnsiTheme="minorHAnsi" w:cstheme="minorBidi"/>
+                <w:noProof/>
+                <w:sz w:val="22"/>
+                <w:szCs w:val="22"/>
+                <w:lang w:eastAsia="hu-HU"/>
+              </w:rPr>
+              <w:tab/>
+            </w:r>
+            <w:r>
+              <w:rPr>
+                <w:rStyle w:val="Hiperhivatkozs"/>
+                <w:noProof/>
+              </w:rPr>
+              <w:t>Belépési napló</w:t>
+            </w:r>
+            <w:r>
+              <w:rPr>
+                <w:noProof/>
+                <w:webHidden/>
+              </w:rPr>
+              <w:tab/>
+            </w:r>
+            <w:r>
+              <w:rPr>
+                <w:noProof/>
+                <w:webHidden/>
+              </w:rPr>
+              <w:fldChar w:fldCharType="begin"/>
+            </w:r>
+            <w:r>
+              <w:rPr>
+                <w:noProof/>
+                <w:webHidden/>
+              </w:rPr>
+              <w:instrText xml:space="preserve"> PAGEREF _Toc241841212 \h </w:instrText>
+            </w:r>
+            <w:r>
+              <w:rPr>
+                <w:noProof/>
+                <w:webHidden/>
+              </w:rPr>
+            </w:r>
+            <w:r>
+              <w:rPr>
+                <w:noProof/>
+                <w:webHidden/>
+              </w:rPr>
+              <w:fldChar w:fldCharType="separate"/>
+            </w:r>
+            <w:r>
+              <w:rPr>
+                <w:noProof/>
+                <w:webHidden/>
+              </w:rPr>
+              <w:t>4</w:t>
+            </w:r>
+            <w:r>
+              <w:rPr>
+                <w:noProof/>
+                <w:webHidden/>
+              </w:rPr>
+              <w:fldChar w:fldCharType="end"/>
+            </w:r>
+          </w:hyperlink>
+        </w:p>
+        <w:p>
+          <w:pPr>
+            <w:pStyle w:val="TJ2"/>
+            <w:tabs>
+              <w:tab w:val="left" w:pos="880"/>
+              <w:tab w:val="right" w:leader="dot" w:pos="9346"/>
+            </w:tabs>
+            <w:rPr>
+              <w:rFonts w:asciiTheme="minorHAnsi" w:eastAsiaTheme="minorEastAsia" w:hAnsiTheme="minorHAnsi" w:cstheme="minorBidi"/>
+              <w:noProof/>
+              <w:sz w:val="22"/>
+              <w:szCs w:val="22"/>
+              <w:lang w:eastAsia="hu-HU"/>
+            </w:rPr>
+          </w:pPr>
+          <w:hyperlink w:anchor="_Toc241841213" w:history="1">
+            <w:r>
+              <w:rPr>
+                <w:rStyle w:val="Hiperhivatkozs"/>
+                <w:noProof/>
+              </w:rPr>
+              <w:t>1.7.</w:t>
+            </w:r>
+            <w:r>
+              <w:rPr>
+                <w:rFonts w:asciiTheme="minorHAnsi" w:eastAsiaTheme="minorEastAsia" w:hAnsiTheme="minorHAnsi" w:cstheme="minorBidi"/>
+                <w:noProof/>
+                <w:sz w:val="22"/>
+                <w:szCs w:val="22"/>
+                <w:lang w:eastAsia="hu-HU"/>
+              </w:rPr>
+              <w:tab/>
+            </w:r>
+            <w:r>
+              <w:rPr>
+                <w:rStyle w:val="Hiperhivatkozs"/>
+                <w:noProof/>
+              </w:rPr>
+              <w:t>Hotelek</w:t>
+            </w:r>
+            <w:r>
+              <w:rPr>
+                <w:noProof/>
+                <w:webHidden/>
+              </w:rPr>
+              <w:tab/>
+            </w:r>
+            <w:r>
+              <w:rPr>
+                <w:noProof/>
+                <w:webHidden/>
+              </w:rPr>
+              <w:fldChar w:fldCharType="begin"/>
+            </w:r>
+            <w:r>
+              <w:rPr>
+                <w:noProof/>
+                <w:webHidden/>
+              </w:rPr>
+              <w:instrText xml:space="preserve"> PAGEREF _Toc241841213 \h </w:instrText>
+            </w:r>
+            <w:r>
+              <w:rPr>
+                <w:noProof/>
+                <w:webHidden/>
+              </w:rPr>
+            </w:r>
+            <w:r>
+              <w:rPr>
+                <w:noProof/>
+                <w:webHidden/>
+              </w:rPr>
+              <w:fldChar w:fldCharType="separate"/>
+            </w:r>
+            <w:r>
+              <w:rPr>
+                <w:noProof/>
+                <w:webHidden/>
+              </w:rPr>
+              <w:t>4</w:t>
+            </w:r>
+            <w:r>
+              <w:rPr>
+                <w:noProof/>
+                <w:webHidden/>
+              </w:rPr>
+              <w:fldChar w:fldCharType="end"/>
+            </w:r>
+          </w:hyperlink>
+        </w:p>
+        <w:p>
+          <w:pPr>
+            <w:pStyle w:val="TJ1"/>
+            <w:tabs>
+              <w:tab w:val="left" w:pos="440"/>
+              <w:tab w:val="right" w:leader="dot" w:pos="9346"/>
+            </w:tabs>
+            <w:rPr>
+              <w:rFonts w:asciiTheme="minorHAnsi" w:eastAsiaTheme="minorEastAsia" w:hAnsiTheme="minorHAnsi" w:cstheme="minorBidi"/>
+              <w:noProof/>
+              <w:sz w:val="22"/>
+              <w:szCs w:val="22"/>
+              <w:lang w:eastAsia="hu-HU"/>
+            </w:rPr>
+          </w:pPr>
+          <w:hyperlink w:anchor="_Toc241841214" w:history="1">
+            <w:r>
+              <w:rPr>
+                <w:rStyle w:val="Hiperhivatkozs"/>
+                <w:noProof/>
+              </w:rPr>
+              <w:t>2</w:t>
+            </w:r>
+            <w:r>
+              <w:rPr>
+                <w:rFonts w:asciiTheme="minorHAnsi" w:eastAsiaTheme="minorEastAsia" w:hAnsiTheme="minorHAnsi" w:cstheme="minorBidi"/>
+                <w:noProof/>
+                <w:sz w:val="22"/>
+                <w:szCs w:val="22"/>
+                <w:lang w:eastAsia="hu-HU"/>
+              </w:rPr>
+              <w:tab/>
+            </w:r>
+            <w:r>
+              <w:rPr>
+                <w:rStyle w:val="Hiperhivatkozs"/>
+                <w:noProof/>
+              </w:rPr>
+              <w:t>Táblák közötti kapcsolatok</w:t>
+            </w:r>
+            <w:r>
+              <w:rPr>
+                <w:noProof/>
+                <w:webHidden/>
+              </w:rPr>
+              <w:tab/>
+            </w:r>
+            <w:r>
+              <w:rPr>
+                <w:noProof/>
+                <w:webHidden/>
+              </w:rPr>
+              <w:fldChar w:fldCharType="begin"/>
+            </w:r>
+            <w:r>
+              <w:rPr>
+                <w:noProof/>
+                <w:webHidden/>
+              </w:rPr>
+              <w:instrText xml:space="preserve"> PAGEREF _Toc241841214 \h </w:instrText>
+            </w:r>
+            <w:r>
+              <w:rPr>
+                <w:noProof/>
+                <w:webHidden/>
+              </w:rPr>
+            </w:r>
+            <w:r>
+              <w:rPr>
+                <w:noProof/>
+                <w:webHidden/>
+              </w:rPr>
+              <w:fldChar w:fldCharType="separate"/>
+            </w:r>
+            <w:r>
+              <w:rPr>
+                <w:noProof/>
+                <w:webHidden/>
+              </w:rPr>
+              <w:t>5</w:t>
+            </w:r>
+            <w:r>
+              <w:rPr>
+                <w:noProof/>
+                <w:webHidden/>
+              </w:rPr>
+              <w:fldChar w:fldCharType="end"/>
+            </w:r>
+          </w:hyperlink>
+        </w:p>
+        <w:p>
+          <w:pPr>
+            <w:pStyle w:val="TJ2"/>
+            <w:tabs>
+              <w:tab w:val="left" w:pos="880"/>
+              <w:tab w:val="right" w:leader="dot" w:pos="9346"/>
+            </w:tabs>
+            <w:rPr>
+              <w:rFonts w:asciiTheme="minorHAnsi" w:eastAsiaTheme="minorEastAsia" w:hAnsiTheme="minorHAnsi" w:cstheme="minorBidi"/>
+              <w:noProof/>
+              <w:sz w:val="22"/>
+              <w:szCs w:val="22"/>
+              <w:lang w:eastAsia="hu-HU"/>
+            </w:rPr>
+          </w:pPr>
+          <w:hyperlink w:anchor="_Toc241841215" w:history="1">
+            <w:r>
+              <w:rPr>
+                <w:rStyle w:val="Hiperhivatkozs"/>
+                <w:noProof/>
+              </w:rPr>
+              <w:t>2.1.</w:t>
+            </w:r>
+            <w:r>
+              <w:rPr>
+                <w:rFonts w:asciiTheme="minorHAnsi" w:eastAsiaTheme="minorEastAsia" w:hAnsiTheme="minorHAnsi" w:cstheme="minorBidi"/>
+                <w:noProof/>
+                <w:sz w:val="22"/>
+                <w:szCs w:val="22"/>
+                <w:lang w:eastAsia="hu-HU"/>
+              </w:rPr>
+              <w:tab/>
+            </w:r>
+            <w:r>
+              <w:rPr>
+                <w:rStyle w:val="Hiperhivatkozs"/>
+                <w:noProof/>
+              </w:rPr>
+              <w:t>Vendég</w:t>
+            </w:r>
+            <w:r>
+              <w:rPr>
+                <w:noProof/>
+                <w:webHidden/>
+              </w:rPr>
+              <w:tab/>
+            </w:r>
+            <w:r>
+              <w:rPr>
+                <w:noProof/>
+                <w:webHidden/>
+              </w:rPr>
+              <w:fldChar w:fldCharType="begin"/>
+            </w:r>
+            <w:r>
+              <w:rPr>
+                <w:noProof/>
+                <w:webHidden/>
+              </w:rPr>
+              <w:instrText xml:space="preserve"> PAGEREF _Toc241841215 \h </w:instrText>
+            </w:r>
+            <w:r>
+              <w:rPr>
+                <w:noProof/>
+                <w:webHidden/>
+              </w:rPr>
+            </w:r>
+            <w:r>
+              <w:rPr>
+                <w:noProof/>
+                <w:webHidden/>
+              </w:rPr>
+              <w:fldChar w:fldCharType="separate"/>
+            </w:r>
+            <w:r>
+              <w:rPr>
+                <w:noProof/>
+                <w:webHidden/>
+              </w:rPr>
+              <w:t>5</w:t>
+            </w:r>
+            <w:r>
+              <w:rPr>
+                <w:noProof/>
+                <w:webHidden/>
+              </w:rPr>
+              <w:fldChar w:fldCharType="end"/>
+            </w:r>
+          </w:hyperlink>
+        </w:p>
+        <w:p>
+          <w:pPr>
+            <w:pStyle w:val="TJ2"/>
+            <w:tabs>
+              <w:tab w:val="left" w:pos="880"/>
+              <w:tab w:val="right" w:leader="dot" w:pos="9346"/>
+            </w:tabs>
+            <w:rPr>
+              <w:rFonts w:asciiTheme="minorHAnsi" w:eastAsiaTheme="minorEastAsia" w:hAnsiTheme="minorHAnsi" w:cstheme="minorBidi"/>
+              <w:noProof/>
+              <w:sz w:val="22"/>
+              <w:szCs w:val="22"/>
+              <w:lang w:eastAsia="hu-HU"/>
+            </w:rPr>
+          </w:pPr>
+          <w:hyperlink w:anchor="_Toc241841216" w:history="1">
+            <w:r>
+              <w:rPr>
+                <w:rStyle w:val="Hiperhivatkozs"/>
+                <w:noProof/>
+              </w:rPr>
+              <w:t>2.2.</w:t>
+            </w:r>
+            <w:r>
+              <w:rPr>
+                <w:rFonts w:asciiTheme="minorHAnsi" w:eastAsiaTheme="minorEastAsia" w:hAnsiTheme="minorHAnsi" w:cstheme="minorBidi"/>
+                <w:noProof/>
+                <w:sz w:val="22"/>
+                <w:szCs w:val="22"/>
+                <w:lang w:eastAsia="hu-HU"/>
+              </w:rPr>
+              <w:tab/>
+            </w:r>
+            <w:r>
+              <w:rPr>
+                <w:rStyle w:val="Hiperhivatkozs"/>
+                <w:noProof/>
+              </w:rPr>
+              <w:t>Foglalások</w:t>
+            </w:r>
+            <w:r>
+              <w:rPr>
+                <w:noProof/>
+                <w:webHidden/>
+              </w:rPr>
+              <w:tab/>
+            </w:r>
+            <w:r>
+              <w:rPr>
+                <w:noProof/>
+                <w:webHidden/>
+              </w:rPr>
+              <w:fldChar w:fldCharType="begin"/>
+            </w:r>
+            <w:r>
+              <w:rPr>
+                <w:noProof/>
+                <w:webHidden/>
+              </w:rPr>
+              <w:instrText xml:space="preserve"> PAGEREF _Toc241841216 \h </w:instrText>
+            </w:r>
+            <w:r>
+              <w:rPr>
+                <w:noProof/>
+                <w:webHidden/>
+              </w:rPr>
+            </w:r>
+            <w:r>
+              <w:rPr>
+                <w:noProof/>
+                <w:webHidden/>
+              </w:rPr>
+              <w:fldChar w:fldCharType="separate"/>
+            </w:r>
+            <w:r>
+              <w:rPr>
+                <w:noProof/>
+                <w:webHidden/>
+              </w:rPr>
+              <w:t>5</w:t>
+            </w:r>
+            <w:r>
+              <w:rPr>
+                <w:noProof/>
+                <w:webHidden/>
+              </w:rPr>
+              <w:fldChar w:fldCharType="end"/>
+            </w:r>
+          </w:hyperlink>
+        </w:p>
+        <w:p>
+          <w:pPr>
+            <w:pStyle w:val="TJ2"/>
+            <w:tabs>
+              <w:tab w:val="left" w:pos="880"/>
+              <w:tab w:val="right" w:leader="dot" w:pos="9346"/>
+            </w:tabs>
+            <w:rPr>
+              <w:rFonts w:asciiTheme="minorHAnsi" w:eastAsiaTheme="minorEastAsia" w:hAnsiTheme="minorHAnsi" w:cstheme="minorBidi"/>
+              <w:noProof/>
+              <w:sz w:val="22"/>
+              <w:szCs w:val="22"/>
+              <w:lang w:eastAsia="hu-HU"/>
+            </w:rPr>
+          </w:pPr>
+          <w:hyperlink w:anchor="_Toc241841217" w:history="1">
+            <w:r>
+              <w:rPr>
+                <w:rStyle w:val="Hiperhivatkozs"/>
+                <w:noProof/>
+              </w:rPr>
+              <w:t>2.3.</w:t>
+            </w:r>
+            <w:r>
+              <w:rPr>
+                <w:rFonts w:asciiTheme="minorHAnsi" w:eastAsiaTheme="minorEastAsia" w:hAnsiTheme="minorHAnsi" w:cstheme="minorBidi"/>
+                <w:noProof/>
+                <w:sz w:val="22"/>
+                <w:szCs w:val="22"/>
+                <w:lang w:eastAsia="hu-HU"/>
+              </w:rPr>
+              <w:tab/>
+            </w:r>
+            <w:r>
+              <w:rPr>
+                <w:rStyle w:val="Hiperhivatkozs"/>
+                <w:noProof/>
+              </w:rPr>
+              <w:t>Szobák</w:t>
+            </w:r>
+            <w:r>
+              <w:rPr>
+                <w:noProof/>
+                <w:webHidden/>
+              </w:rPr>
+              <w:tab/>
+            </w:r>
+            <w:r>
+              <w:rPr>
+                <w:noProof/>
+                <w:webHidden/>
+              </w:rPr>
+              <w:fldChar w:fldCharType="begin"/>
+            </w:r>
+            <w:r>
+              <w:rPr>
+                <w:noProof/>
+                <w:webHidden/>
+              </w:rPr>
+              <w:instrText xml:space="preserve"> PAGEREF _Toc241841217 \h </w:instrText>
+            </w:r>
+            <w:r>
+              <w:rPr>
+                <w:noProof/>
+                <w:webHidden/>
+              </w:rPr>
+            </w:r>
+            <w:r>
+              <w:rPr>
+                <w:noProof/>
+                <w:webHidden/>
+              </w:rPr>
+              <w:fldChar w:fldCharType="separate"/>
+            </w:r>
+            <w:r>
+              <w:rPr>
+                <w:noProof/>
+                <w:webHidden/>
+              </w:rPr>
+              <w:t>5</w:t>
+            </w:r>
+            <w:r>
+              <w:rPr>
+                <w:noProof/>
+                <w:webHidden/>
+              </w:rPr>
+              <w:fldChar w:fldCharType="end"/>
+            </w:r>
+          </w:hyperlink>
+        </w:p>
+        <w:p>
+          <w:pPr>
+            <w:pStyle w:val="TJ2"/>
+            <w:tabs>
+              <w:tab w:val="left" w:pos="880"/>
+              <w:tab w:val="right" w:leader="dot" w:pos="9346"/>
+            </w:tabs>
+            <w:rPr>
+              <w:rFonts w:asciiTheme="minorHAnsi" w:eastAsiaTheme="minorEastAsia" w:hAnsiTheme="minorHAnsi" w:cstheme="minorBidi"/>
+              <w:noProof/>
+              <w:sz w:val="22"/>
+              <w:szCs w:val="22"/>
+              <w:lang w:eastAsia="hu-HU"/>
+            </w:rPr>
+          </w:pPr>
+          <w:hyperlink w:anchor="_Toc241841218" w:history="1">
+            <w:r>
+              <w:rPr>
+                <w:rStyle w:val="Hiperhivatkozs"/>
+                <w:noProof/>
+              </w:rPr>
+              <w:t>2.4.</w:t>
+            </w:r>
+            <w:r>
+              <w:rPr>
+                <w:rFonts w:asciiTheme="minorHAnsi" w:eastAsiaTheme="minorEastAsia" w:hAnsiTheme="minorHAnsi" w:cstheme="minorBidi"/>
+                <w:noProof/>
+                <w:sz w:val="22"/>
+                <w:szCs w:val="22"/>
+                <w:lang w:eastAsia="hu-HU"/>
+              </w:rPr>
+              <w:tab/>
+            </w:r>
+            <w:r>
+              <w:rPr>
+                <w:rStyle w:val="Hiperhivatkozs"/>
+                <w:noProof/>
+              </w:rPr>
+              <w:t>Jogosultságok</w:t>
+            </w:r>
+            <w:r>
+              <w:rPr>
+                <w:noProof/>
+                <w:webHidden/>
+              </w:rPr>
+              <w:tab/>
+            </w:r>
+            <w:r>
+              <w:rPr>
+                <w:noProof/>
+                <w:webHidden/>
+              </w:rPr>
+              <w:fldChar w:fldCharType="begin"/>
+            </w:r>
+            <w:r>
+              <w:rPr>
+                <w:noProof/>
+                <w:webHidden/>
+              </w:rPr>
+              <w:instrText xml:space="preserve"> PAGEREF _Toc241841218 \h </w:instrText>
+            </w:r>
+            <w:r>
+              <w:rPr>
+                <w:noProof/>
+                <w:webHidden/>
+              </w:rPr>
+            </w:r>
+            <w:r>
+              <w:rPr>
+                <w:noProof/>
+                <w:webHidden/>
+              </w:rPr>
+              <w:fldChar w:fldCharType="separate"/>
+            </w:r>
+            <w:r>
+              <w:rPr>
+                <w:noProof/>
+                <w:webHidden/>
+              </w:rPr>
+              <w:t>5</w:t>
+            </w:r>
+            <w:r>
+              <w:rPr>
+                <w:noProof/>
+                <w:webHidden/>
+              </w:rPr>
+              <w:fldChar w:fldCharType="end"/>
+            </w:r>
+          </w:hyperlink>
+        </w:p>
+        <w:p>
+          <w:pPr>
+            <w:pStyle w:val="TJ2"/>
+            <w:tabs>
+              <w:tab w:val="left" w:pos="880"/>
+              <w:tab w:val="right" w:leader="dot" w:pos="9346"/>
+            </w:tabs>
+            <w:rPr>
+              <w:rFonts w:asciiTheme="minorHAnsi" w:eastAsiaTheme="minorEastAsia" w:hAnsiTheme="minorHAnsi" w:cstheme="minorBidi"/>
+              <w:noProof/>
+              <w:sz w:val="22"/>
+              <w:szCs w:val="22"/>
+              <w:lang w:eastAsia="hu-HU"/>
+            </w:rPr>
+          </w:pPr>
+          <w:hyperlink w:anchor="_Toc241841219" w:history="1">
+            <w:r>
+              <w:rPr>
+                <w:rStyle w:val="Hiperhivatkozs"/>
+                <w:noProof/>
+              </w:rPr>
+              <w:t>2.5.</w:t>
+            </w:r>
+            <w:r>
+              <w:rPr>
+                <w:rFonts w:asciiTheme="minorHAnsi" w:eastAsiaTheme="minorEastAsia" w:hAnsiTheme="minorHAnsi" w:cstheme="minorBidi"/>
+                <w:noProof/>
+                <w:sz w:val="22"/>
+                <w:szCs w:val="22"/>
+                <w:lang w:eastAsia="hu-HU"/>
+              </w:rPr>
+              <w:tab/>
+            </w:r>
+            <w:r>
+              <w:rPr>
+                <w:rStyle w:val="Hiperhivatkozs"/>
+                <w:noProof/>
+              </w:rPr>
+              <w:t>Részlegek</w:t>
+            </w:r>
+            <w:r>
+              <w:rPr>
+                <w:noProof/>
+                <w:webHidden/>
+              </w:rPr>
+              <w:tab/>
+            </w:r>
+            <w:r>
+              <w:rPr>
+                <w:noProof/>
+                <w:webHidden/>
+              </w:rPr>
+              <w:fldChar w:fldCharType="begin"/>
+            </w:r>
+            <w:r>
+              <w:rPr>
+                <w:noProof/>
+                <w:webHidden/>
+              </w:rPr>
+              <w:instrText xml:space="preserve"> PAGEREF _Toc241841219 \h </w:instrText>
+            </w:r>
+            <w:r>
+              <w:rPr>
+                <w:noProof/>
+                <w:webHidden/>
+              </w:rPr>
+            </w:r>
+            <w:r>
+              <w:rPr>
+                <w:noProof/>
+                <w:webHidden/>
+              </w:rPr>
+              <w:fldChar w:fldCharType="separate"/>
+            </w:r>
+            <w:r>
+              <w:rPr>
+                <w:noProof/>
+                <w:webHidden/>
+              </w:rPr>
+              <w:t>5</w:t>
+            </w:r>
+            <w:r>
+              <w:rPr>
+                <w:noProof/>
+                <w:webHidden/>
+              </w:rPr>
+              <w:fldChar w:fldCharType="end"/>
+            </w:r>
+          </w:hyperlink>
+        </w:p>
+        <w:p>
+          <w:pPr>
+            <w:pStyle w:val="TJ2"/>
+            <w:tabs>
+              <w:tab w:val="left" w:pos="880"/>
+              <w:tab w:val="right" w:leader="dot" w:pos="9346"/>
+            </w:tabs>
+            <w:rPr>
+              <w:rFonts w:asciiTheme="minorHAnsi" w:eastAsiaTheme="minorEastAsia" w:hAnsiTheme="minorHAnsi" w:cstheme="minorBidi"/>
+              <w:noProof/>
+              <w:sz w:val="22"/>
+              <w:szCs w:val="22"/>
+              <w:lang w:eastAsia="hu-HU"/>
+            </w:rPr>
+          </w:pPr>
+          <w:hyperlink w:anchor="_Toc241841220" w:history="1">
+            <w:r>
+              <w:rPr>
+                <w:rStyle w:val="Hiperhivatkozs"/>
+                <w:noProof/>
+              </w:rPr>
+              <w:t>2.6.</w:t>
+            </w:r>
+            <w:r>
+              <w:rPr>
+                <w:rFonts w:asciiTheme="minorHAnsi" w:eastAsiaTheme="minorEastAsia" w:hAnsiTheme="minorHAnsi" w:cstheme="minorBidi"/>
+                <w:noProof/>
+                <w:sz w:val="22"/>
+                <w:szCs w:val="22"/>
+                <w:lang w:eastAsia="hu-HU"/>
+              </w:rPr>
+              <w:tab/>
+            </w:r>
+            <w:r>
+              <w:rPr>
+                <w:rStyle w:val="Hiperhivatkozs"/>
+                <w:noProof/>
+              </w:rPr>
+              <w:t>Belépési napló</w:t>
+            </w:r>
+            <w:r>
+              <w:rPr>
+                <w:noProof/>
+                <w:webHidden/>
+              </w:rPr>
+              <w:tab/>
+            </w:r>
+            <w:r>
+              <w:rPr>
+                <w:noProof/>
+                <w:webHidden/>
+              </w:rPr>
+              <w:fldChar w:fldCharType="begin"/>
+            </w:r>
+            <w:r>
+              <w:rPr>
+                <w:noProof/>
+                <w:webHidden/>
+              </w:rPr>
+              <w:instrText xml:space="preserve"> PAGEREF _Toc241841220 \h </w:instrText>
+            </w:r>
+            <w:r>
+              <w:rPr>
+                <w:noProof/>
+                <w:webHidden/>
+              </w:rPr>
+            </w:r>
+            <w:r>
+              <w:rPr>
+                <w:noProof/>
+                <w:webHidden/>
+              </w:rPr>
+              <w:fldChar w:fldCharType="separate"/>
+            </w:r>
+            <w:r>
+              <w:rPr>
+                <w:noProof/>
+                <w:webHidden/>
+              </w:rPr>
+              <w:t>5</w:t>
+            </w:r>
+            <w:r>
+              <w:rPr>
+                <w:noProof/>
+                <w:webHidden/>
+              </w:rPr>
+              <w:fldChar w:fldCharType="end"/>
+            </w:r>
+          </w:hyperlink>
+        </w:p>
+        <w:p>
+          <w:pPr>
+            <w:pStyle w:val="TJ2"/>
+            <w:tabs>
+              <w:tab w:val="left" w:pos="880"/>
+              <w:tab w:val="right" w:leader="dot" w:pos="9346"/>
+            </w:tabs>
+            <w:rPr>
+              <w:rFonts w:asciiTheme="minorHAnsi" w:eastAsiaTheme="minorEastAsia" w:hAnsiTheme="minorHAnsi" w:cstheme="minorBidi"/>
+              <w:noProof/>
+              <w:sz w:val="22"/>
+              <w:szCs w:val="22"/>
+              <w:lang w:eastAsia="hu-HU"/>
+            </w:rPr>
+          </w:pPr>
+          <w:hyperlink w:anchor="_Toc241841221" w:history="1">
+            <w:r>
+              <w:rPr>
+                <w:rStyle w:val="Hiperhivatkozs"/>
+                <w:noProof/>
+              </w:rPr>
+              <w:t>2.7.</w:t>
+            </w:r>
+            <w:r>
+              <w:rPr>
+                <w:rFonts w:asciiTheme="minorHAnsi" w:eastAsiaTheme="minorEastAsia" w:hAnsiTheme="minorHAnsi" w:cstheme="minorBidi"/>
+                <w:noProof/>
+                <w:sz w:val="22"/>
+                <w:szCs w:val="22"/>
+                <w:lang w:eastAsia="hu-HU"/>
+              </w:rPr>
+              <w:tab/>
+            </w:r>
+            <w:r>
+              <w:rPr>
+                <w:rStyle w:val="Hiperhivatkozs"/>
+                <w:noProof/>
+              </w:rPr>
+              <w:t>Hotelek</w:t>
+            </w:r>
+            <w:r>
+              <w:rPr>
+                <w:noProof/>
+                <w:webHidden/>
+              </w:rPr>
+              <w:tab/>
+            </w:r>
+            <w:r>
+              <w:rPr>
+                <w:noProof/>
+                <w:webHidden/>
+              </w:rPr>
+              <w:fldChar w:fldCharType="begin"/>
+            </w:r>
+            <w:r>
+              <w:rPr>
+                <w:noProof/>
+                <w:webHidden/>
+              </w:rPr>
+              <w:instrText xml:space="preserve"> PAGEREF _Toc241841221 \h </w:instrText>
+            </w:r>
+            <w:r>
+              <w:rPr>
+                <w:noProof/>
+                <w:webHidden/>
+              </w:rPr>
+            </w:r>
+            <w:r>
+              <w:rPr>
+                <w:noProof/>
+                <w:webHidden/>
+              </w:rPr>
+              <w:fldChar w:fldCharType="separate"/>
+            </w:r>
+            <w:r>
+              <w:rPr>
+                <w:noProof/>
+                <w:webHidden/>
+              </w:rPr>
+              <w:t>5</w:t>
+            </w:r>
+            <w:r>
+              <w:rPr>
+                <w:noProof/>
+                <w:webHidden/>
+              </w:rPr>
+              <w:fldChar w:fldCharType="end"/>
+            </w:r>
+          </w:hyperlink>
+        </w:p>
+        <w:p>
+          <w:pPr>
+            <w:pStyle w:val="TJ1"/>
+            <w:tabs>
+              <w:tab w:val="left" w:pos="440"/>
+              <w:tab w:val="right" w:leader="dot" w:pos="9346"/>
+            </w:tabs>
+            <w:rPr>
+              <w:rFonts w:asciiTheme="minorHAnsi" w:eastAsiaTheme="minorEastAsia" w:hAnsiTheme="minorHAnsi" w:cstheme="minorBidi"/>
+              <w:noProof/>
+              <w:sz w:val="22"/>
+              <w:szCs w:val="22"/>
+              <w:lang w:eastAsia="hu-HU"/>
+            </w:rPr>
+          </w:pPr>
+          <w:hyperlink w:anchor="_Toc241841222" w:history="1">
+            <w:r>
+              <w:rPr>
+                <w:rStyle w:val="Hiperhivatkozs"/>
+                <w:noProof/>
+              </w:rPr>
+              <w:t>3</w:t>
+            </w:r>
+            <w:r>
+              <w:rPr>
+                <w:rFonts w:asciiTheme="minorHAnsi" w:eastAsiaTheme="minorEastAsia" w:hAnsiTheme="minorHAnsi" w:cstheme="minorBidi"/>
+                <w:noProof/>
+                <w:sz w:val="22"/>
+                <w:szCs w:val="22"/>
+                <w:lang w:eastAsia="hu-HU"/>
+              </w:rPr>
+              <w:tab/>
+            </w:r>
+            <w:r>
+              <w:rPr>
+                <w:rStyle w:val="Hiperhivatkozs"/>
+                <w:noProof/>
+              </w:rPr>
+              <w:t>ER Diagram</w:t>
+            </w:r>
+            <w:r>
+              <w:rPr>
+                <w:noProof/>
+                <w:webHidden/>
+              </w:rPr>
+              <w:tab/>
+            </w:r>
+            <w:r>
+              <w:rPr>
+                <w:noProof/>
+                <w:webHidden/>
+              </w:rPr>
+              <w:fldChar w:fldCharType="begin"/>
+            </w:r>
+            <w:r>
+              <w:rPr>
+                <w:noProof/>
+                <w:webHidden/>
+              </w:rPr>
+              <w:instrText xml:space="preserve"> PAGEREF _Toc241841222 \h </w:instrText>
+            </w:r>
+            <w:r>
+              <w:rPr>
+                <w:noProof/>
+                <w:webHidden/>
+              </w:rPr>
+            </w:r>
+            <w:r>
+              <w:rPr>
+                <w:noProof/>
+                <w:webHidden/>
+              </w:rPr>
+              <w:fldChar w:fldCharType="separate"/>
+            </w:r>
+            <w:r>
+              <w:rPr>
+                <w:noProof/>
+                <w:webHidden/>
+              </w:rPr>
+              <w:t>6</w:t>
+            </w:r>
+            <w:r>
+              <w:rPr>
+                <w:noProof/>
+                <w:webHidden/>
+              </w:rPr>
+              <w:fldChar w:fldCharType="end"/>
+            </w:r>
+          </w:hyperlink>
+        </w:p>
+        <w:p>
+          <w:r>
+            <w:rPr>
+              <w:b/>
+              <w:bCs/>
+            </w:rPr>
+            <w:fldChar w:fldCharType="end"/>
+          </w:r>
+        </w:p>
+      </w:sdtContent>
+    </w:sdt>
     <w:p>
       <w:pPr>
         <w:pStyle w:val="Cmsor1"/>
       </w:pPr>
+      <w:bookmarkStart w:id="0" w:name="_Toc241841206"/>
       <w:r>
         <w:lastRenderedPageBreak/>
-        <w:t>Adatszerkezet</w:t>
-      </w:r>
+        <w:t>Táblák</w:t>
+      </w:r>
+      <w:bookmarkEnd w:id="0"/>
     </w:p>
     <w:p>
       <w:pPr>
         <w:pStyle w:val="Cmsor2"/>
       </w:pPr>
-      <w:r>
-        <w:t>Táblák és mezők</w:t>
-      </w:r>
+      <w:bookmarkStart w:id="1" w:name="_Toc241841207"/>
+      <w:r>
+        <w:t>Vendég</w:t>
+      </w:r>
+      <w:bookmarkEnd w:id="1"/>
     </w:p>
     <w:p>
       <w:pPr>
         <w:pStyle w:val="Listaszerbekezds"/>
         <w:numPr>
           <w:ilvl w:val="0"/>
-          <w:numId w:val="9"/>
+          <w:numId w:val="10"/>
         </w:numPr>
-      </w:pPr>
-      <w:r>
-        <w:t>Vendég</w:t>
-      </w:r>
-    </w:p>
-    <w:p>
-      <w:pPr>
-        <w:pStyle w:val="Listaszerbekezds"/>
-        <w:numPr>
-          <w:ilvl w:val="1"/>
-          <w:numId w:val="9"/>
-        </w:numPr>
-      </w:pPr>
-      <w:r>
-        <w:t>id (Primary key)</w:t>
-      </w:r>
-    </w:p>
-    <w:p>
-      <w:pPr>
-        <w:pStyle w:val="Listaszerbekezds"/>
-        <w:numPr>
-          <w:ilvl w:val="1"/>
-          <w:numId w:val="9"/>
-        </w:numPr>
-      </w:pPr>
-      <w:r>
-        <w:t>vNev</w:t>
-      </w:r>
-    </w:p>
-    <w:p>
-      <w:pPr>
-        <w:pStyle w:val="Listaszerbekezds"/>
-        <w:numPr>
-          <w:ilvl w:val="1"/>
-          <w:numId w:val="9"/>
-        </w:numPr>
-      </w:pPr>
-      <w:r>
-        <w:t>vEmail</w:t>
-      </w:r>
-    </w:p>
-    <w:p>
-      <w:pPr>
-        <w:pStyle w:val="Listaszerbekezds"/>
-        <w:numPr>
-          <w:ilvl w:val="1"/>
-          <w:numId w:val="9"/>
-        </w:numPr>
-      </w:pPr>
-      <w:r>
-        <w:t>vJelszo</w:t>
-      </w:r>
-    </w:p>
-    <w:p>
-      <w:pPr>
-        <w:pStyle w:val="Listaszerbekezds"/>
-        <w:numPr>
-          <w:ilvl w:val="1"/>
-          <w:numId w:val="9"/>
-        </w:numPr>
-      </w:pPr>
-      <w:r>
-        <w:t>vEletkor</w:t>
-      </w:r>
-    </w:p>
-    <w:p>
-      <w:pPr>
-        <w:pStyle w:val="Listaszerbekezds"/>
-        <w:numPr>
-          <w:ilvl w:val="1"/>
-          <w:numId w:val="9"/>
-        </w:numPr>
-      </w:pPr>
-      <w:r>
-        <w:t>vTelSzam</w:t>
-      </w:r>
-    </w:p>
-    <w:p>
-      <w:pPr>
-        <w:pStyle w:val="Listaszerbekezds"/>
-        <w:numPr>
-          <w:ilvl w:val="1"/>
-          <w:numId w:val="9"/>
-        </w:numPr>
-      </w:pPr>
-      <w:r>
-        <w:t>qrToken</w:t>
+        <w:rPr>
+          <w:sz w:val="28"/>
+          <w:szCs w:val="28"/>
+        </w:rPr>
+      </w:pPr>
+      <w:r>
+        <w:rPr>
+          <w:sz w:val="28"/>
+          <w:szCs w:val="28"/>
+        </w:rPr>
+        <w:t>id (</w:t>
+      </w:r>
+      <w:r>
+        <w:rPr>
+          <w:sz w:val="28"/>
+          <w:szCs w:val="28"/>
+        </w:rPr>
+        <w:t>egész szám</w:t>
+      </w:r>
+      <w:r>
+        <w:rPr>
+          <w:sz w:val="28"/>
+          <w:szCs w:val="28"/>
+        </w:rPr>
+        <w:t xml:space="preserve">, </w:t>
+      </w:r>
+      <w:r>
+        <w:rPr>
+          <w:sz w:val="28"/>
+          <w:szCs w:val="28"/>
+        </w:rPr>
+        <w:t>Primary key)</w:t>
+      </w:r>
+      <w:r>
+        <w:rPr>
+          <w:sz w:val="28"/>
+          <w:szCs w:val="28"/>
+        </w:rPr>
+        <w:t>, vendég azonosító</w:t>
       </w:r>
     </w:p>
     <w:p>
@@ -246,74 +1780,33 @@
         <w:pStyle w:val="Listaszerbekezds"/>
         <w:numPr>
           <w:ilvl w:val="0"/>
-          <w:numId w:val="9"/>
+          <w:numId w:val="10"/>
         </w:numPr>
-      </w:pPr>
-      <w:r>
-        <w:t>Foglalás</w:t>
-      </w:r>
-      <w:r>
-        <w:t>ok</w:t>
-      </w:r>
-    </w:p>
-    <w:p>
-      <w:pPr>
-        <w:pStyle w:val="Listaszerbekezds"/>
-        <w:numPr>
-          <w:ilvl w:val="1"/>
-          <w:numId w:val="9"/>
-        </w:numPr>
-      </w:pPr>
-      <w:r>
-        <w:t>id (Primary key)</w:t>
-      </w:r>
-    </w:p>
-    <w:p>
-      <w:pPr>
-        <w:pStyle w:val="Listaszerbekezds"/>
-        <w:numPr>
-          <w:ilvl w:val="1"/>
-          <w:numId w:val="9"/>
-        </w:numPr>
-      </w:pPr>
-      <w:r>
-        <w:t>vendegId</w:t>
-      </w:r>
-    </w:p>
-    <w:p>
-      <w:pPr>
-        <w:pStyle w:val="Listaszerbekezds"/>
-        <w:numPr>
-          <w:ilvl w:val="1"/>
-          <w:numId w:val="9"/>
-        </w:numPr>
-      </w:pPr>
-      <w:r>
-        <w:t>szobaId</w:t>
-      </w:r>
-    </w:p>
-    <w:p>
-      <w:pPr>
-        <w:pStyle w:val="Listaszerbekezds"/>
-        <w:numPr>
-          <w:ilvl w:val="1"/>
-          <w:numId w:val="9"/>
-        </w:numPr>
-      </w:pPr>
-      <w:r>
-        <w:t>erkezes</w:t>
-      </w:r>
-    </w:p>
-    <w:p>
-      <w:pPr>
-        <w:pStyle w:val="Listaszerbekezds"/>
-        <w:numPr>
-          <w:ilvl w:val="1"/>
-          <w:numId w:val="9"/>
-        </w:numPr>
-      </w:pPr>
-      <w:r>
-        <w:t>tavozas</w:t>
+        <w:rPr>
+          <w:sz w:val="28"/>
+          <w:szCs w:val="28"/>
+        </w:rPr>
+      </w:pPr>
+      <w:r>
+        <w:rPr>
+          <w:sz w:val="28"/>
+          <w:szCs w:val="28"/>
+        </w:rPr>
+        <w:t>vNev</w:t>
+      </w:r>
+      <w:r>
+        <w:rPr>
+          <w:sz w:val="28"/>
+          <w:szCs w:val="28"/>
+        </w:rPr>
+        <w:t xml:space="preserve"> (szöveg)</w:t>
+      </w:r>
+      <w:r>
+        <w:rPr>
+          <w:sz w:val="28"/>
+          <w:szCs w:val="28"/>
+        </w:rPr>
+        <w:t>, vendég neve</w:t>
       </w:r>
     </w:p>
     <w:p>
@@ -321,71 +1814,54 @@
         <w:pStyle w:val="Listaszerbekezds"/>
         <w:numPr>
           <w:ilvl w:val="0"/>
-          <w:numId w:val="9"/>
+          <w:numId w:val="10"/>
         </w:numPr>
-      </w:pPr>
-      <w:r>
-        <w:t>Szobák</w:t>
-      </w:r>
-    </w:p>
-    <w:p>
-      <w:pPr>
-        <w:pStyle w:val="Listaszerbekezds"/>
-        <w:numPr>
-          <w:ilvl w:val="1"/>
-          <w:numId w:val="9"/>
-        </w:numPr>
-      </w:pPr>
-      <w:r>
-        <w:t>id (Primary key)</w:t>
-      </w:r>
-    </w:p>
-    <w:p>
-      <w:pPr>
-        <w:pStyle w:val="Listaszerbekezds"/>
-        <w:numPr>
-          <w:ilvl w:val="1"/>
-          <w:numId w:val="9"/>
-        </w:numPr>
-      </w:pPr>
-      <w:r>
-        <w:t>szobaSzam</w:t>
-      </w:r>
-    </w:p>
-    <w:p>
-      <w:pPr>
-        <w:pStyle w:val="Listaszerbekezds"/>
-        <w:numPr>
-          <w:ilvl w:val="1"/>
-          <w:numId w:val="9"/>
-        </w:numPr>
-      </w:pPr>
-      <w:r>
-        <w:t>ferohely</w:t>
-      </w:r>
-    </w:p>
-    <w:p>
-      <w:pPr>
-        <w:pStyle w:val="Listaszerbekezds"/>
-        <w:numPr>
-          <w:ilvl w:val="1"/>
-          <w:numId w:val="9"/>
-        </w:numPr>
-      </w:pPr>
-      <w:r>
-        <w:t>ar</w:t>
-      </w:r>
-    </w:p>
-    <w:p>
-      <w:pPr>
-        <w:pStyle w:val="Listaszerbekezds"/>
-        <w:numPr>
-          <w:ilvl w:val="1"/>
-          <w:numId w:val="9"/>
-        </w:numPr>
-      </w:pPr>
-      <w:r>
-        <w:t>statusz</w:t>
+        <w:rPr>
+          <w:sz w:val="28"/>
+          <w:szCs w:val="28"/>
+        </w:rPr>
+      </w:pPr>
+      <w:r>
+        <w:rPr>
+          <w:sz w:val="28"/>
+          <w:szCs w:val="28"/>
+        </w:rPr>
+        <w:t>vEmail</w:t>
+      </w:r>
+      <w:r>
+        <w:rPr>
+          <w:sz w:val="28"/>
+          <w:szCs w:val="28"/>
+        </w:rPr>
+        <w:t xml:space="preserve"> </w:t>
+      </w:r>
+      <w:r>
+        <w:rPr>
+          <w:sz w:val="28"/>
+          <w:szCs w:val="28"/>
+        </w:rPr>
+        <w:t>(szöveg)</w:t>
+      </w:r>
+      <w:r>
+        <w:rPr>
+          <w:sz w:val="28"/>
+          <w:szCs w:val="28"/>
+        </w:rPr>
+        <w:t xml:space="preserve">, </w:t>
+      </w:r>
+      <w:r>
+        <w:rPr>
+          <w:sz w:val="28"/>
+          <w:szCs w:val="28"/>
+        </w:rPr>
+        <w:t>vendég</w:t>
+      </w:r>
+      <w:r>
+        <w:rPr>
+          <w:sz w:val="28"/>
+          <w:szCs w:val="28"/>
+        </w:rPr>
+        <w:t xml:space="preserve"> e-mail címe</w:t>
       </w:r>
     </w:p>
     <w:p>
@@ -393,71 +1869,54 @@
         <w:pStyle w:val="Listaszerbekezds"/>
         <w:numPr>
           <w:ilvl w:val="0"/>
-          <w:numId w:val="9"/>
+          <w:numId w:val="10"/>
         </w:numPr>
-      </w:pPr>
-      <w:r>
-        <w:t>Jogosultságok</w:t>
-      </w:r>
-    </w:p>
-    <w:p>
-      <w:pPr>
-        <w:pStyle w:val="Listaszerbekezds"/>
-        <w:numPr>
-          <w:ilvl w:val="1"/>
-          <w:numId w:val="9"/>
-        </w:numPr>
-      </w:pPr>
-      <w:r>
-        <w:t>id (Primary key)</w:t>
-      </w:r>
-    </w:p>
-    <w:p>
-      <w:pPr>
-        <w:pStyle w:val="Listaszerbekezds"/>
-        <w:numPr>
-          <w:ilvl w:val="1"/>
-          <w:numId w:val="9"/>
-        </w:numPr>
-      </w:pPr>
-      <w:r>
-        <w:t>vendegId</w:t>
-      </w:r>
-    </w:p>
-    <w:p>
-      <w:pPr>
-        <w:pStyle w:val="Listaszerbekezds"/>
-        <w:numPr>
-          <w:ilvl w:val="1"/>
-          <w:numId w:val="9"/>
-        </w:numPr>
-      </w:pPr>
-      <w:r>
-        <w:t>reszlegId</w:t>
-      </w:r>
-    </w:p>
-    <w:p>
-      <w:pPr>
-        <w:pStyle w:val="Listaszerbekezds"/>
-        <w:numPr>
-          <w:ilvl w:val="1"/>
-          <w:numId w:val="9"/>
-        </w:numPr>
-      </w:pPr>
-      <w:r>
-        <w:t>ar</w:t>
-      </w:r>
-    </w:p>
-    <w:p>
-      <w:pPr>
-        <w:pStyle w:val="Listaszerbekezds"/>
-        <w:numPr>
-          <w:ilvl w:val="1"/>
-          <w:numId w:val="9"/>
-        </w:numPr>
-      </w:pPr>
-      <w:r>
-        <w:t>vasarlasIdopont</w:t>
+        <w:rPr>
+          <w:sz w:val="28"/>
+          <w:szCs w:val="28"/>
+        </w:rPr>
+      </w:pPr>
+      <w:r>
+        <w:rPr>
+          <w:sz w:val="28"/>
+          <w:szCs w:val="28"/>
+        </w:rPr>
+        <w:t>vJelszo</w:t>
+      </w:r>
+      <w:r>
+        <w:rPr>
+          <w:sz w:val="28"/>
+          <w:szCs w:val="28"/>
+        </w:rPr>
+        <w:t xml:space="preserve"> </w:t>
+      </w:r>
+      <w:r>
+        <w:rPr>
+          <w:sz w:val="28"/>
+          <w:szCs w:val="28"/>
+        </w:rPr>
+        <w:t>(szöveg)</w:t>
+      </w:r>
+      <w:r>
+        <w:rPr>
+          <w:sz w:val="28"/>
+          <w:szCs w:val="28"/>
+        </w:rPr>
+        <w:t xml:space="preserve">, </w:t>
+      </w:r>
+      <w:r>
+        <w:rPr>
+          <w:sz w:val="28"/>
+          <w:szCs w:val="28"/>
+        </w:rPr>
+        <w:t>vendég</w:t>
+      </w:r>
+      <w:r>
+        <w:rPr>
+          <w:sz w:val="28"/>
+          <w:szCs w:val="28"/>
+        </w:rPr>
+        <w:t xml:space="preserve"> jelszava</w:t>
       </w:r>
     </w:p>
     <w:p>
@@ -465,158 +1924,116 @@
         <w:pStyle w:val="Listaszerbekezds"/>
         <w:numPr>
           <w:ilvl w:val="0"/>
-          <w:numId w:val="9"/>
+          <w:numId w:val="10"/>
         </w:numPr>
-      </w:pPr>
-      <w:r>
-        <w:t>Részlegek</w:t>
-      </w:r>
-    </w:p>
-    <w:p>
-      <w:pPr>
-        <w:pStyle w:val="Listaszerbekezds"/>
-        <w:numPr>
-          <w:ilvl w:val="1"/>
-          <w:numId w:val="9"/>
-        </w:numPr>
-      </w:pPr>
-      <w:r>
-        <w:t>id (Primary key)</w:t>
-      </w:r>
-    </w:p>
-    <w:p>
-      <w:pPr>
-        <w:pStyle w:val="Listaszerbekezds"/>
-        <w:numPr>
-          <w:ilvl w:val="1"/>
-          <w:numId w:val="9"/>
-        </w:numPr>
-      </w:pPr>
-      <w:r>
-        <w:t>rNev</w:t>
-      </w:r>
-    </w:p>
-    <w:p>
-      <w:pPr>
-        <w:pStyle w:val="Listaszerbekezds"/>
-        <w:numPr>
-          <w:ilvl w:val="1"/>
-          <w:numId w:val="9"/>
-        </w:numPr>
-      </w:pPr>
-      <w:r>
-        <w:t>leiras</w:t>
-      </w:r>
-    </w:p>
-    <w:p>
-      <w:pPr>
-        <w:pStyle w:val="Listaszerbekezds"/>
-        <w:numPr>
-          <w:ilvl w:val="1"/>
-          <w:numId w:val="9"/>
-        </w:numPr>
-      </w:pPr>
-      <w:r>
-        <w:t>ar</w:t>
-      </w:r>
-    </w:p>
-    <w:p>
-      <w:pPr>
-        <w:pStyle w:val="Listaszerbekezds"/>
-        <w:numPr>
-          <w:ilvl w:val="1"/>
-          <w:numId w:val="9"/>
-        </w:numPr>
-      </w:pPr>
-      <w:r>
-        <w:t>nyitas</w:t>
-      </w:r>
-    </w:p>
-    <w:p>
-      <w:pPr>
-        <w:pStyle w:val="Listaszerbekezds"/>
-        <w:numPr>
-          <w:ilvl w:val="1"/>
-          <w:numId w:val="9"/>
-        </w:numPr>
-      </w:pPr>
-      <w:r>
-        <w:t>zaras</w:t>
-      </w:r>
-    </w:p>
-    <w:p/>
-    <w:p/>
+        <w:rPr>
+          <w:sz w:val="28"/>
+          <w:szCs w:val="28"/>
+        </w:rPr>
+      </w:pPr>
+      <w:r>
+        <w:rPr>
+          <w:sz w:val="28"/>
+          <w:szCs w:val="28"/>
+        </w:rPr>
+        <w:t>vEletkor</w:t>
+      </w:r>
+      <w:r>
+        <w:rPr>
+          <w:sz w:val="28"/>
+          <w:szCs w:val="28"/>
+        </w:rPr>
+        <w:t xml:space="preserve"> (</w:t>
+      </w:r>
+      <w:r>
+        <w:rPr>
+          <w:sz w:val="28"/>
+          <w:szCs w:val="28"/>
+        </w:rPr>
+        <w:t>egész szám</w:t>
+      </w:r>
+      <w:r>
+        <w:rPr>
+          <w:sz w:val="28"/>
+          <w:szCs w:val="28"/>
+        </w:rPr>
+        <w:t>)</w:t>
+      </w:r>
+      <w:r>
+        <w:rPr>
+          <w:sz w:val="28"/>
+          <w:szCs w:val="28"/>
+        </w:rPr>
+        <w:t xml:space="preserve">, </w:t>
+      </w:r>
+      <w:r>
+        <w:rPr>
+          <w:sz w:val="28"/>
+          <w:szCs w:val="28"/>
+        </w:rPr>
+        <w:t>vendég</w:t>
+      </w:r>
+      <w:r>
+        <w:rPr>
+          <w:sz w:val="28"/>
+          <w:szCs w:val="28"/>
+        </w:rPr>
+        <w:t xml:space="preserve"> életkora</w:t>
+      </w:r>
+    </w:p>
     <w:p>
       <w:pPr>
         <w:pStyle w:val="Listaszerbekezds"/>
         <w:numPr>
           <w:ilvl w:val="0"/>
-          <w:numId w:val="9"/>
+          <w:numId w:val="10"/>
         </w:numPr>
-      </w:pPr>
-      <w:r>
-        <w:lastRenderedPageBreak/>
-        <w:t>Belépési napló</w:t>
-      </w:r>
-    </w:p>
-    <w:p>
-      <w:pPr>
-        <w:pStyle w:val="Listaszerbekezds"/>
-        <w:numPr>
-          <w:ilvl w:val="1"/>
-          <w:numId w:val="9"/>
-        </w:numPr>
-      </w:pPr>
-      <w:r>
-        <w:t>id (Primary key)</w:t>
-      </w:r>
-    </w:p>
-    <w:p>
-      <w:pPr>
-        <w:pStyle w:val="Listaszerbekezds"/>
-        <w:numPr>
-          <w:ilvl w:val="1"/>
-          <w:numId w:val="9"/>
-        </w:numPr>
-      </w:pPr>
-      <w:r>
-        <w:t>vendegId</w:t>
-      </w:r>
-    </w:p>
-    <w:p>
-      <w:pPr>
-        <w:pStyle w:val="Listaszerbekezds"/>
-        <w:numPr>
-          <w:ilvl w:val="1"/>
-          <w:numId w:val="9"/>
-        </w:numPr>
-      </w:pPr>
-      <w:r>
-        <w:t>reszlegId</w:t>
-      </w:r>
-    </w:p>
-    <w:p>
-      <w:pPr>
-        <w:pStyle w:val="Listaszerbekezds"/>
-        <w:numPr>
-          <w:ilvl w:val="1"/>
-          <w:numId w:val="9"/>
-        </w:numPr>
-      </w:pPr>
-      <w:r>
-        <w:t>belepes</w:t>
-      </w:r>
-    </w:p>
-    <w:p>
-      <w:pPr>
-        <w:pStyle w:val="Listaszerbekezds"/>
-        <w:numPr>
-          <w:ilvl w:val="1"/>
-          <w:numId w:val="9"/>
-        </w:numPr>
-      </w:pPr>
-      <w:r>
-        <w:t>kilepes</w:t>
+        <w:rPr>
+          <w:sz w:val="28"/>
+          <w:szCs w:val="28"/>
+        </w:rPr>
+      </w:pPr>
+      <w:r>
+        <w:rPr>
+          <w:sz w:val="28"/>
+          <w:szCs w:val="28"/>
+        </w:rPr>
+        <w:t>vTelSzam</w:t>
+      </w:r>
+      <w:r>
+        <w:rPr>
+          <w:sz w:val="28"/>
+          <w:szCs w:val="28"/>
+        </w:rPr>
+        <w:t xml:space="preserve"> </w:t>
+      </w:r>
+      <w:r>
+        <w:rPr>
+          <w:sz w:val="28"/>
+          <w:szCs w:val="28"/>
+        </w:rPr>
+        <w:t>(szöveg)</w:t>
+      </w:r>
+      <w:r>
+        <w:rPr>
+          <w:sz w:val="28"/>
+          <w:szCs w:val="28"/>
+        </w:rPr>
+        <w:t xml:space="preserve">, </w:t>
+      </w:r>
+      <w:r>
+        <w:rPr>
+          <w:sz w:val="28"/>
+          <w:szCs w:val="28"/>
+        </w:rPr>
+        <w:t>vendég</w:t>
+      </w:r>
+      <w:r>
+        <w:rPr>
+          <w:sz w:val="28"/>
+          <w:szCs w:val="28"/>
+        </w:rPr>
+        <w:t xml:space="preserve"> telefonszáma</w:t>
       </w:r>
     </w:p>
     <w:p>
@@ -624,32 +2041,1718 @@
         <w:pStyle w:val="Listaszerbekezds"/>
         <w:numPr>
           <w:ilvl w:val="0"/>
-          <w:numId w:val="0"/>
+          <w:numId w:val="10"/>
         </w:numPr>
-        <w:ind w:left="720"/>
-      </w:pPr>
-      <w:r>
+        <w:rPr>
+          <w:sz w:val="28"/>
+          <w:szCs w:val="28"/>
+        </w:rPr>
+      </w:pPr>
+      <w:r>
+        <w:rPr>
+          <w:sz w:val="28"/>
+          <w:szCs w:val="28"/>
+        </w:rPr>
+        <w:t>rfid</w:t>
+      </w:r>
+      <w:r>
+        <w:rPr>
+          <w:sz w:val="28"/>
+          <w:szCs w:val="28"/>
+        </w:rPr>
+        <w:t xml:space="preserve"> </w:t>
+      </w:r>
+      <w:r>
+        <w:rPr>
+          <w:sz w:val="28"/>
+          <w:szCs w:val="28"/>
+        </w:rPr>
+        <w:t>(szöveg)</w:t>
+      </w:r>
+      <w:r>
+        <w:rPr>
+          <w:sz w:val="28"/>
+          <w:szCs w:val="28"/>
+        </w:rPr>
+        <w:t xml:space="preserve">, </w:t>
+      </w:r>
+      <w:r>
+        <w:rPr>
+          <w:sz w:val="28"/>
+          <w:szCs w:val="28"/>
+        </w:rPr>
+        <w:t>vendég</w:t>
+      </w:r>
+      <w:r>
+        <w:rPr>
+          <w:sz w:val="28"/>
+          <w:szCs w:val="28"/>
+        </w:rPr>
+        <w:t xml:space="preserve"> RFID-ja</w:t>
+      </w:r>
+    </w:p>
+    <w:p>
+      <w:pPr>
+        <w:pStyle w:val="Cmsor2"/>
+      </w:pPr>
+      <w:bookmarkStart w:id="2" w:name="_Toc241841208"/>
+      <w:r>
+        <w:t>Foglalás</w:t>
+      </w:r>
+      <w:r>
+        <w:t>ok</w:t>
+      </w:r>
+      <w:bookmarkEnd w:id="2"/>
+    </w:p>
+    <w:p>
+      <w:pPr>
+        <w:pStyle w:val="Listaszerbekezds"/>
+        <w:numPr>
+          <w:ilvl w:val="0"/>
+          <w:numId w:val="10"/>
+        </w:numPr>
+        <w:rPr>
+          <w:sz w:val="28"/>
+          <w:szCs w:val="28"/>
+        </w:rPr>
+      </w:pPr>
+      <w:r>
+        <w:rPr>
+          <w:sz w:val="28"/>
+          <w:szCs w:val="28"/>
+        </w:rPr>
+        <w:t>id (</w:t>
+      </w:r>
+      <w:r>
+        <w:rPr>
+          <w:sz w:val="28"/>
+          <w:szCs w:val="28"/>
+        </w:rPr>
+        <w:t xml:space="preserve">egyész szám, </w:t>
+      </w:r>
+      <w:r>
+        <w:rPr>
+          <w:sz w:val="28"/>
+          <w:szCs w:val="28"/>
+        </w:rPr>
+        <w:t>Primary key)</w:t>
+      </w:r>
+      <w:r>
+        <w:rPr>
+          <w:sz w:val="28"/>
+          <w:szCs w:val="28"/>
+        </w:rPr>
+        <w:t>, foglalás azonosító</w:t>
+      </w:r>
+    </w:p>
+    <w:p>
+      <w:pPr>
+        <w:pStyle w:val="Listaszerbekezds"/>
+        <w:numPr>
+          <w:ilvl w:val="0"/>
+          <w:numId w:val="11"/>
+        </w:numPr>
+        <w:rPr>
+          <w:sz w:val="28"/>
+          <w:szCs w:val="28"/>
+        </w:rPr>
+      </w:pPr>
+      <w:r>
+        <w:rPr>
+          <w:sz w:val="28"/>
+          <w:szCs w:val="28"/>
+        </w:rPr>
+        <w:t>vendegId</w:t>
+      </w:r>
+      <w:r>
+        <w:rPr>
+          <w:sz w:val="28"/>
+          <w:szCs w:val="28"/>
+        </w:rPr>
+        <w:t xml:space="preserve"> </w:t>
+      </w:r>
+      <w:r>
+        <w:rPr>
+          <w:sz w:val="28"/>
+          <w:szCs w:val="28"/>
+        </w:rPr>
+        <w:t>(egész szám)</w:t>
+      </w:r>
+      <w:r>
+        <w:rPr>
+          <w:sz w:val="28"/>
+          <w:szCs w:val="28"/>
+        </w:rPr>
+        <w:t>, vendég azonosító</w:t>
+      </w:r>
+    </w:p>
+    <w:p>
+      <w:pPr>
+        <w:pStyle w:val="Listaszerbekezds"/>
+        <w:numPr>
+          <w:ilvl w:val="0"/>
+          <w:numId w:val="10"/>
+        </w:numPr>
+        <w:rPr>
+          <w:sz w:val="28"/>
+          <w:szCs w:val="28"/>
+        </w:rPr>
+      </w:pPr>
+      <w:r>
+        <w:rPr>
+          <w:sz w:val="28"/>
+          <w:szCs w:val="28"/>
+        </w:rPr>
+        <w:t>szobaId</w:t>
+      </w:r>
+      <w:r>
+        <w:rPr>
+          <w:sz w:val="28"/>
+          <w:szCs w:val="28"/>
+        </w:rPr>
+        <w:t xml:space="preserve"> </w:t>
+      </w:r>
+      <w:r>
+        <w:rPr>
+          <w:sz w:val="28"/>
+          <w:szCs w:val="28"/>
+        </w:rPr>
+        <w:t>(egész szám)</w:t>
+      </w:r>
+      <w:r>
+        <w:rPr>
+          <w:sz w:val="28"/>
+          <w:szCs w:val="28"/>
+        </w:rPr>
+        <w:t>, szoba azonosító</w:t>
+      </w:r>
+    </w:p>
+    <w:p>
+      <w:pPr>
+        <w:pStyle w:val="Listaszerbekezds"/>
+        <w:numPr>
+          <w:ilvl w:val="0"/>
+          <w:numId w:val="11"/>
+        </w:numPr>
+        <w:rPr>
+          <w:sz w:val="28"/>
+          <w:szCs w:val="28"/>
+        </w:rPr>
+      </w:pPr>
+      <w:r>
+        <w:rPr>
+          <w:sz w:val="28"/>
+          <w:szCs w:val="28"/>
+        </w:rPr>
+        <w:t>erkezes</w:t>
+      </w:r>
+      <w:r>
+        <w:rPr>
+          <w:sz w:val="28"/>
+          <w:szCs w:val="28"/>
+        </w:rPr>
+        <w:t xml:space="preserve"> (datetime)</w:t>
+      </w:r>
+      <w:r>
+        <w:rPr>
+          <w:sz w:val="28"/>
+          <w:szCs w:val="28"/>
+        </w:rPr>
+        <w:t>, érkezés daátuma</w:t>
+      </w:r>
+    </w:p>
+    <w:p>
+      <w:pPr>
+        <w:pStyle w:val="Listaszerbekezds"/>
+        <w:numPr>
+          <w:ilvl w:val="0"/>
+          <w:numId w:val="11"/>
+        </w:numPr>
+        <w:rPr>
+          <w:sz w:val="28"/>
+          <w:szCs w:val="28"/>
+        </w:rPr>
+      </w:pPr>
+      <w:r>
+        <w:rPr>
+          <w:sz w:val="28"/>
+          <w:szCs w:val="28"/>
+        </w:rPr>
+        <w:t>tavozas</w:t>
+      </w:r>
+      <w:r>
+        <w:rPr>
+          <w:sz w:val="28"/>
+          <w:szCs w:val="28"/>
+        </w:rPr>
+        <w:t xml:space="preserve"> (datetime)</w:t>
+      </w:r>
+      <w:r>
+        <w:rPr>
+          <w:sz w:val="28"/>
+          <w:szCs w:val="28"/>
+        </w:rPr>
+        <w:t xml:space="preserve"> távozás dátuma</w:t>
+      </w:r>
+    </w:p>
+    <w:p>
+      <w:pPr>
+        <w:pStyle w:val="Listaszerbekezds"/>
+        <w:numPr>
+          <w:ilvl w:val="0"/>
+          <w:numId w:val="11"/>
+        </w:numPr>
+        <w:rPr>
+          <w:sz w:val="28"/>
+          <w:szCs w:val="28"/>
+        </w:rPr>
+      </w:pPr>
+      <w:r>
+        <w:rPr>
+          <w:sz w:val="28"/>
+          <w:szCs w:val="28"/>
+        </w:rPr>
+        <w:t xml:space="preserve">hotelNeve </w:t>
+      </w:r>
+      <w:r>
+        <w:rPr>
+          <w:sz w:val="28"/>
+          <w:szCs w:val="28"/>
+        </w:rPr>
+        <w:t>(szöveg)</w:t>
+      </w:r>
+      <w:r>
+        <w:rPr>
+          <w:sz w:val="28"/>
+          <w:szCs w:val="28"/>
+        </w:rPr>
+        <w:t>, hotel neve</w:t>
+      </w:r>
+    </w:p>
+    <w:p>
+      <w:pPr>
+        <w:pStyle w:val="Cmsor2"/>
+      </w:pPr>
+      <w:bookmarkStart w:id="3" w:name="_Toc241841209"/>
+      <w:r>
+        <w:t>Szobák</w:t>
+      </w:r>
+      <w:bookmarkEnd w:id="3"/>
+    </w:p>
+    <w:p>
+      <w:pPr>
+        <w:pStyle w:val="Listaszerbekezds"/>
+        <w:numPr>
+          <w:ilvl w:val="0"/>
+          <w:numId w:val="10"/>
+        </w:numPr>
+        <w:rPr>
+          <w:sz w:val="28"/>
+          <w:szCs w:val="28"/>
+        </w:rPr>
+      </w:pPr>
+      <w:r>
+        <w:rPr>
+          <w:sz w:val="28"/>
+          <w:szCs w:val="28"/>
+        </w:rPr>
+        <w:t>id (</w:t>
+      </w:r>
+      <w:r>
+        <w:rPr>
+          <w:sz w:val="28"/>
+          <w:szCs w:val="28"/>
+        </w:rPr>
+        <w:t xml:space="preserve">egyész szám, </w:t>
+      </w:r>
+      <w:r>
+        <w:rPr>
+          <w:sz w:val="28"/>
+          <w:szCs w:val="28"/>
+        </w:rPr>
+        <w:t>Primary key)</w:t>
+      </w:r>
+      <w:r>
+        <w:rPr>
+          <w:sz w:val="28"/>
+          <w:szCs w:val="28"/>
+        </w:rPr>
+        <w:t>, szoba azonosító</w:t>
+      </w:r>
+    </w:p>
+    <w:p>
+      <w:pPr>
+        <w:pStyle w:val="Listaszerbekezds"/>
+        <w:numPr>
+          <w:ilvl w:val="0"/>
+          <w:numId w:val="12"/>
+        </w:numPr>
+        <w:rPr>
+          <w:sz w:val="28"/>
+          <w:szCs w:val="28"/>
+        </w:rPr>
+      </w:pPr>
+      <w:r>
+        <w:rPr>
+          <w:sz w:val="28"/>
+          <w:szCs w:val="28"/>
+        </w:rPr>
+        <w:t>szobaSzam</w:t>
+      </w:r>
+      <w:r>
+        <w:rPr>
+          <w:sz w:val="28"/>
+          <w:szCs w:val="28"/>
+        </w:rPr>
+        <w:t xml:space="preserve"> </w:t>
+      </w:r>
+      <w:r>
+        <w:rPr>
+          <w:sz w:val="28"/>
+          <w:szCs w:val="28"/>
+        </w:rPr>
+        <w:t>(szöveg)</w:t>
+      </w:r>
+      <w:r>
+        <w:rPr>
+          <w:sz w:val="28"/>
+          <w:szCs w:val="28"/>
+        </w:rPr>
+        <w:t>, szoba száma</w:t>
+      </w:r>
+    </w:p>
+    <w:p>
+      <w:pPr>
+        <w:pStyle w:val="Listaszerbekezds"/>
+        <w:numPr>
+          <w:ilvl w:val="0"/>
+          <w:numId w:val="12"/>
+        </w:numPr>
+        <w:rPr>
+          <w:sz w:val="28"/>
+          <w:szCs w:val="28"/>
+        </w:rPr>
+      </w:pPr>
+      <w:r>
+        <w:rPr>
+          <w:sz w:val="28"/>
+          <w:szCs w:val="28"/>
+        </w:rPr>
+        <w:t>ferohely</w:t>
+      </w:r>
+      <w:r>
+        <w:rPr>
+          <w:sz w:val="28"/>
+          <w:szCs w:val="28"/>
+        </w:rPr>
+        <w:t xml:space="preserve"> </w:t>
+      </w:r>
+      <w:r>
+        <w:rPr>
+          <w:sz w:val="28"/>
+          <w:szCs w:val="28"/>
+        </w:rPr>
+        <w:t>(egész szám)</w:t>
+      </w:r>
+      <w:r>
+        <w:rPr>
+          <w:sz w:val="28"/>
+          <w:szCs w:val="28"/>
+        </w:rPr>
+        <w:t>, szoba férőhelye</w:t>
+      </w:r>
+    </w:p>
+    <w:p>
+      <w:pPr>
+        <w:pStyle w:val="Listaszerbekezds"/>
+        <w:numPr>
+          <w:ilvl w:val="0"/>
+          <w:numId w:val="12"/>
+        </w:numPr>
+        <w:rPr>
+          <w:sz w:val="28"/>
+          <w:szCs w:val="28"/>
+        </w:rPr>
+      </w:pPr>
+      <w:r>
+        <w:rPr>
+          <w:sz w:val="28"/>
+          <w:szCs w:val="28"/>
+        </w:rPr>
+        <w:t>ar</w:t>
+      </w:r>
+      <w:r>
+        <w:rPr>
+          <w:sz w:val="28"/>
+          <w:szCs w:val="28"/>
+        </w:rPr>
+        <w:t xml:space="preserve"> </w:t>
+      </w:r>
+      <w:r>
+        <w:rPr>
+          <w:sz w:val="28"/>
+          <w:szCs w:val="28"/>
+        </w:rPr>
+        <w:t>(float)</w:t>
+      </w:r>
+      <w:r>
+        <w:rPr>
+          <w:sz w:val="28"/>
+          <w:szCs w:val="28"/>
+        </w:rPr>
+        <w:t>, szoba ára</w:t>
+      </w:r>
+    </w:p>
+    <w:p>
+      <w:pPr>
+        <w:pStyle w:val="Listaszerbekezds"/>
+        <w:numPr>
+          <w:ilvl w:val="0"/>
+          <w:numId w:val="12"/>
+        </w:numPr>
+        <w:rPr>
+          <w:sz w:val="28"/>
+          <w:szCs w:val="28"/>
+        </w:rPr>
+      </w:pPr>
+      <w:r>
+        <w:rPr>
+          <w:sz w:val="28"/>
+          <w:szCs w:val="28"/>
+        </w:rPr>
+        <w:t>statusz</w:t>
+      </w:r>
+      <w:r>
+        <w:rPr>
+          <w:sz w:val="28"/>
+          <w:szCs w:val="28"/>
+        </w:rPr>
+        <w:t xml:space="preserve"> </w:t>
+      </w:r>
+      <w:r>
+        <w:rPr>
+          <w:sz w:val="28"/>
+          <w:szCs w:val="28"/>
+        </w:rPr>
+        <w:t>(szöveg)</w:t>
+      </w:r>
+      <w:r>
+        <w:rPr>
+          <w:sz w:val="28"/>
+          <w:szCs w:val="28"/>
+        </w:rPr>
+        <w:t>, szoba státusz (foglalt/szabad)</w:t>
+      </w:r>
+    </w:p>
+    <w:p>
+      <w:pPr>
+        <w:pStyle w:val="Cmsor2"/>
+      </w:pPr>
+      <w:bookmarkStart w:id="4" w:name="_Toc241841210"/>
+      <w:r>
+        <w:t>Jogosultságok</w:t>
+      </w:r>
+      <w:bookmarkEnd w:id="4"/>
+    </w:p>
+    <w:p>
+      <w:pPr>
+        <w:pStyle w:val="Listaszerbekezds"/>
+        <w:numPr>
+          <w:ilvl w:val="0"/>
+          <w:numId w:val="10"/>
+        </w:numPr>
+        <w:rPr>
+          <w:sz w:val="28"/>
+          <w:szCs w:val="28"/>
+        </w:rPr>
+      </w:pPr>
+      <w:r>
+        <w:rPr>
+          <w:sz w:val="28"/>
+          <w:szCs w:val="28"/>
+        </w:rPr>
+        <w:t>id (</w:t>
+      </w:r>
+      <w:r>
+        <w:rPr>
+          <w:sz w:val="28"/>
+          <w:szCs w:val="28"/>
+        </w:rPr>
+        <w:t xml:space="preserve">egyész szám, </w:t>
+      </w:r>
+      <w:r>
+        <w:rPr>
+          <w:sz w:val="28"/>
+          <w:szCs w:val="28"/>
+        </w:rPr>
+        <w:t>Primary key)</w:t>
+      </w:r>
+      <w:r>
+        <w:rPr>
+          <w:sz w:val="28"/>
+          <w:szCs w:val="28"/>
+        </w:rPr>
+        <w:t>, josultság azonosító</w:t>
+      </w:r>
+    </w:p>
+    <w:p>
+      <w:pPr>
+        <w:pStyle w:val="Listaszerbekezds"/>
+        <w:numPr>
+          <w:ilvl w:val="0"/>
+          <w:numId w:val="13"/>
+        </w:numPr>
+        <w:rPr>
+          <w:sz w:val="28"/>
+          <w:szCs w:val="28"/>
+        </w:rPr>
+      </w:pPr>
+      <w:r>
+        <w:rPr>
+          <w:sz w:val="28"/>
+          <w:szCs w:val="28"/>
+        </w:rPr>
+        <w:t>vendegId</w:t>
+      </w:r>
+      <w:r>
+        <w:rPr>
+          <w:sz w:val="28"/>
+          <w:szCs w:val="28"/>
+        </w:rPr>
+        <w:t xml:space="preserve"> </w:t>
+      </w:r>
+      <w:r>
+        <w:rPr>
+          <w:sz w:val="28"/>
+          <w:szCs w:val="28"/>
+        </w:rPr>
+        <w:t>(egész szám)</w:t>
+      </w:r>
+      <w:r>
+        <w:rPr>
+          <w:sz w:val="28"/>
+          <w:szCs w:val="28"/>
+        </w:rPr>
+        <w:t xml:space="preserve">, vendég </w:t>
+      </w:r>
+      <w:r>
+        <w:rPr>
+          <w:sz w:val="28"/>
+          <w:szCs w:val="28"/>
+        </w:rPr>
+        <w:t>azonosító</w:t>
+      </w:r>
+    </w:p>
+    <w:p>
+      <w:pPr>
+        <w:pStyle w:val="Listaszerbekezds"/>
+        <w:numPr>
+          <w:ilvl w:val="0"/>
+          <w:numId w:val="13"/>
+        </w:numPr>
+        <w:rPr>
+          <w:sz w:val="28"/>
+          <w:szCs w:val="28"/>
+        </w:rPr>
+      </w:pPr>
+      <w:r>
+        <w:rPr>
+          <w:sz w:val="28"/>
+          <w:szCs w:val="28"/>
+        </w:rPr>
+        <w:t>reszlegId</w:t>
+      </w:r>
+      <w:r>
+        <w:rPr>
+          <w:sz w:val="28"/>
+          <w:szCs w:val="28"/>
+        </w:rPr>
+        <w:t xml:space="preserve"> </w:t>
+      </w:r>
+      <w:r>
+        <w:rPr>
+          <w:sz w:val="28"/>
+          <w:szCs w:val="28"/>
+        </w:rPr>
+        <w:t>(egész szám)</w:t>
+      </w:r>
+      <w:r>
+        <w:rPr>
+          <w:sz w:val="28"/>
+          <w:szCs w:val="28"/>
+        </w:rPr>
+        <w:t xml:space="preserve"> részleg </w:t>
+      </w:r>
+      <w:r>
+        <w:rPr>
+          <w:sz w:val="28"/>
+          <w:szCs w:val="28"/>
+        </w:rPr>
+        <w:t>azonosító</w:t>
+      </w:r>
+    </w:p>
+    <w:p>
+      <w:pPr>
+        <w:pStyle w:val="Listaszerbekezds"/>
+        <w:numPr>
+          <w:ilvl w:val="0"/>
+          <w:numId w:val="13"/>
+        </w:numPr>
+        <w:rPr>
+          <w:sz w:val="28"/>
+          <w:szCs w:val="28"/>
+        </w:rPr>
+      </w:pPr>
+      <w:r>
+        <w:rPr>
+          <w:sz w:val="28"/>
+          <w:szCs w:val="28"/>
+        </w:rPr>
+        <w:t>vasarlasIdopont</w:t>
+      </w:r>
+      <w:r>
+        <w:rPr>
+          <w:sz w:val="28"/>
+          <w:szCs w:val="28"/>
+        </w:rPr>
+        <w:t xml:space="preserve"> </w:t>
+      </w:r>
+      <w:r>
+        <w:rPr>
+          <w:sz w:val="28"/>
+          <w:szCs w:val="28"/>
+        </w:rPr>
+        <w:t>(</w:t>
+      </w:r>
+      <w:r>
+        <w:rPr>
+          <w:sz w:val="28"/>
+          <w:szCs w:val="28"/>
+        </w:rPr>
+        <w:t>datetime</w:t>
+      </w:r>
+      <w:r>
+        <w:rPr>
+          <w:sz w:val="28"/>
+          <w:szCs w:val="28"/>
+        </w:rPr>
+        <w:t>)</w:t>
+      </w:r>
+      <w:r>
+        <w:rPr>
+          <w:sz w:val="28"/>
+          <w:szCs w:val="28"/>
+        </w:rPr>
+        <w:t>, vásárlás időpontja</w:t>
+      </w:r>
+    </w:p>
+    <w:p>
+      <w:pPr>
+        <w:rPr>
+          <w:sz w:val="28"/>
+          <w:szCs w:val="28"/>
+        </w:rPr>
+      </w:pPr>
+    </w:p>
+    <w:p>
+      <w:pPr>
+        <w:pStyle w:val="Cmsor2"/>
+      </w:pPr>
+      <w:bookmarkStart w:id="5" w:name="_Toc241841211"/>
+      <w:r>
+        <w:lastRenderedPageBreak/>
+        <w:t>Részlegek</w:t>
+      </w:r>
+      <w:bookmarkEnd w:id="5"/>
+    </w:p>
+    <w:p>
+      <w:pPr>
+        <w:pStyle w:val="Listaszerbekezds"/>
+        <w:numPr>
+          <w:ilvl w:val="0"/>
+          <w:numId w:val="10"/>
+        </w:numPr>
+        <w:rPr>
+          <w:sz w:val="28"/>
+          <w:szCs w:val="28"/>
+        </w:rPr>
+      </w:pPr>
+      <w:r>
+        <w:rPr>
+          <w:sz w:val="28"/>
+          <w:szCs w:val="28"/>
+        </w:rPr>
+        <w:t>id (</w:t>
+      </w:r>
+      <w:r>
+        <w:rPr>
+          <w:sz w:val="28"/>
+          <w:szCs w:val="28"/>
+        </w:rPr>
+        <w:t xml:space="preserve">egész szám, </w:t>
+      </w:r>
+      <w:r>
+        <w:rPr>
+          <w:sz w:val="28"/>
+          <w:szCs w:val="28"/>
+        </w:rPr>
+        <w:t>Primary key)</w:t>
+      </w:r>
+      <w:r>
+        <w:rPr>
+          <w:sz w:val="28"/>
+          <w:szCs w:val="28"/>
+        </w:rPr>
+        <w:t>, részleg azonosítója</w:t>
+      </w:r>
+    </w:p>
+    <w:p>
+      <w:pPr>
+        <w:pStyle w:val="Listaszerbekezds"/>
+        <w:numPr>
+          <w:ilvl w:val="0"/>
+          <w:numId w:val="14"/>
+        </w:numPr>
+        <w:rPr>
+          <w:sz w:val="28"/>
+          <w:szCs w:val="28"/>
+        </w:rPr>
+      </w:pPr>
+      <w:r>
+        <w:rPr>
+          <w:sz w:val="28"/>
+          <w:szCs w:val="28"/>
+        </w:rPr>
+        <w:t>rNev</w:t>
+      </w:r>
+      <w:r>
+        <w:rPr>
+          <w:sz w:val="28"/>
+          <w:szCs w:val="28"/>
+        </w:rPr>
+        <w:t xml:space="preserve"> </w:t>
+      </w:r>
+      <w:r>
+        <w:rPr>
+          <w:sz w:val="28"/>
+          <w:szCs w:val="28"/>
+        </w:rPr>
+        <w:t>(szöveg)</w:t>
+      </w:r>
+      <w:r>
+        <w:rPr>
+          <w:sz w:val="28"/>
+          <w:szCs w:val="28"/>
+        </w:rPr>
+        <w:t>, részle neve</w:t>
+      </w:r>
+    </w:p>
+    <w:p>
+      <w:pPr>
+        <w:pStyle w:val="Listaszerbekezds"/>
+        <w:numPr>
+          <w:ilvl w:val="0"/>
+          <w:numId w:val="14"/>
+        </w:numPr>
+        <w:rPr>
+          <w:sz w:val="28"/>
+          <w:szCs w:val="28"/>
+        </w:rPr>
+      </w:pPr>
+      <w:r>
+        <w:rPr>
+          <w:sz w:val="28"/>
+          <w:szCs w:val="28"/>
+        </w:rPr>
+        <w:t>leiras</w:t>
+      </w:r>
+      <w:r>
+        <w:rPr>
+          <w:sz w:val="28"/>
+          <w:szCs w:val="28"/>
+        </w:rPr>
+        <w:t xml:space="preserve">  </w:t>
+      </w:r>
+      <w:r>
+        <w:rPr>
+          <w:sz w:val="28"/>
+          <w:szCs w:val="28"/>
+        </w:rPr>
+        <w:t>(szöveg)</w:t>
+      </w:r>
+      <w:r>
+        <w:rPr>
+          <w:sz w:val="28"/>
+          <w:szCs w:val="28"/>
+        </w:rPr>
+        <w:t>, részleg leírása</w:t>
+      </w:r>
+    </w:p>
+    <w:p>
+      <w:pPr>
+        <w:pStyle w:val="Listaszerbekezds"/>
+        <w:numPr>
+          <w:ilvl w:val="0"/>
+          <w:numId w:val="14"/>
+        </w:numPr>
+        <w:rPr>
+          <w:sz w:val="28"/>
+          <w:szCs w:val="28"/>
+        </w:rPr>
+      </w:pPr>
+      <w:r>
+        <w:rPr>
+          <w:sz w:val="28"/>
+          <w:szCs w:val="28"/>
+        </w:rPr>
+        <w:t>ar</w:t>
+      </w:r>
+      <w:r>
+        <w:rPr>
+          <w:sz w:val="28"/>
+          <w:szCs w:val="28"/>
+        </w:rPr>
+        <w:t xml:space="preserve"> (float)</w:t>
+      </w:r>
+      <w:r>
+        <w:rPr>
+          <w:sz w:val="28"/>
+          <w:szCs w:val="28"/>
+        </w:rPr>
+        <w:t>, részleg ára</w:t>
+      </w:r>
+    </w:p>
+    <w:p>
+      <w:pPr>
+        <w:pStyle w:val="Listaszerbekezds"/>
+        <w:numPr>
+          <w:ilvl w:val="0"/>
+          <w:numId w:val="14"/>
+        </w:numPr>
+        <w:rPr>
+          <w:sz w:val="28"/>
+          <w:szCs w:val="28"/>
+        </w:rPr>
+      </w:pPr>
+      <w:r>
+        <w:rPr>
+          <w:sz w:val="28"/>
+          <w:szCs w:val="28"/>
+        </w:rPr>
+        <w:t>nyitas</w:t>
+      </w:r>
+      <w:r>
+        <w:rPr>
+          <w:sz w:val="28"/>
+          <w:szCs w:val="28"/>
+        </w:rPr>
+        <w:t xml:space="preserve"> (time)</w:t>
+      </w:r>
+      <w:r>
+        <w:rPr>
+          <w:sz w:val="28"/>
+          <w:szCs w:val="28"/>
+        </w:rPr>
+        <w:t>, nyitás ideje (óra:perc)</w:t>
+      </w:r>
+    </w:p>
+    <w:p>
+      <w:pPr>
+        <w:pStyle w:val="Listaszerbekezds"/>
+        <w:numPr>
+          <w:ilvl w:val="0"/>
+          <w:numId w:val="14"/>
+        </w:numPr>
+      </w:pPr>
+      <w:r>
+        <w:rPr>
+          <w:sz w:val="28"/>
+          <w:szCs w:val="28"/>
+        </w:rPr>
+        <w:t>zaras</w:t>
+      </w:r>
+      <w:r>
+        <w:rPr>
+          <w:sz w:val="28"/>
+          <w:szCs w:val="28"/>
+        </w:rPr>
+        <w:t xml:space="preserve"> (time)</w:t>
+      </w:r>
+      <w:r>
+        <w:rPr>
+          <w:sz w:val="28"/>
+          <w:szCs w:val="28"/>
+        </w:rPr>
+        <w:t>, zárás</w:t>
+      </w:r>
+      <w:r>
+        <w:rPr>
+          <w:sz w:val="28"/>
+          <w:szCs w:val="28"/>
+        </w:rPr>
+        <w:t xml:space="preserve"> ideje (óra</w:t>
+      </w:r>
+      <w:r>
+        <w:rPr>
+          <w:sz w:val="28"/>
+          <w:szCs w:val="28"/>
+        </w:rPr>
+        <w:t>:perc</w:t>
+      </w:r>
+      <w:r>
+        <w:rPr>
+          <w:sz w:val="28"/>
+          <w:szCs w:val="28"/>
+        </w:rPr>
+        <w:t>)</w:t>
+      </w:r>
+    </w:p>
+    <w:p/>
+    <w:p>
+      <w:pPr>
+        <w:pStyle w:val="Cmsor2"/>
+      </w:pPr>
+      <w:bookmarkStart w:id="6" w:name="_Toc241841212"/>
+      <w:r>
+        <w:rPr>
+          <w:rStyle w:val="Cmsor2Char"/>
+          <w:color w:val="1F3864" w:themeColor="accent1" w:themeShade="80"/>
+        </w:rPr>
+        <w:t>Belépési</w:t>
+      </w:r>
+      <w:r>
+        <w:t xml:space="preserve"> napló</w:t>
+      </w:r>
+      <w:bookmarkEnd w:id="6"/>
+    </w:p>
+    <w:p>
+      <w:pPr>
+        <w:pStyle w:val="Listaszerbekezds"/>
+        <w:numPr>
+          <w:ilvl w:val="0"/>
+          <w:numId w:val="10"/>
+        </w:numPr>
+        <w:rPr>
+          <w:sz w:val="28"/>
+          <w:szCs w:val="28"/>
+        </w:rPr>
+      </w:pPr>
+      <w:r>
+        <w:rPr>
+          <w:sz w:val="28"/>
+          <w:szCs w:val="28"/>
+        </w:rPr>
+        <w:t>id (</w:t>
+      </w:r>
+      <w:r>
+        <w:rPr>
+          <w:sz w:val="28"/>
+          <w:szCs w:val="28"/>
+        </w:rPr>
+        <w:t xml:space="preserve">egész szám, </w:t>
+      </w:r>
+      <w:r>
+        <w:rPr>
+          <w:sz w:val="28"/>
+          <w:szCs w:val="28"/>
+        </w:rPr>
+        <w:t>Primary key)</w:t>
+      </w:r>
+      <w:r>
+        <w:rPr>
+          <w:sz w:val="28"/>
+          <w:szCs w:val="28"/>
+        </w:rPr>
+        <w:t>, belépési napló azonosítója</w:t>
+      </w:r>
+    </w:p>
+    <w:p>
+      <w:pPr>
+        <w:pStyle w:val="Listaszerbekezds"/>
+        <w:numPr>
+          <w:ilvl w:val="0"/>
+          <w:numId w:val="15"/>
+        </w:numPr>
+        <w:rPr>
+          <w:sz w:val="28"/>
+          <w:szCs w:val="28"/>
+        </w:rPr>
+      </w:pPr>
+      <w:r>
+        <w:rPr>
+          <w:sz w:val="28"/>
+          <w:szCs w:val="28"/>
+        </w:rPr>
+        <w:t>vendegId</w:t>
+      </w:r>
+      <w:r>
+        <w:rPr>
+          <w:sz w:val="28"/>
+          <w:szCs w:val="28"/>
+        </w:rPr>
+        <w:t xml:space="preserve"> </w:t>
+      </w:r>
+      <w:r>
+        <w:rPr>
+          <w:sz w:val="28"/>
+          <w:szCs w:val="28"/>
+        </w:rPr>
+        <w:t>(egész szám)</w:t>
+      </w:r>
+      <w:r>
+        <w:rPr>
+          <w:sz w:val="28"/>
+          <w:szCs w:val="28"/>
+        </w:rPr>
+        <w:t xml:space="preserve">, </w:t>
+      </w:r>
+      <w:r>
+        <w:rPr>
+          <w:sz w:val="28"/>
+          <w:szCs w:val="28"/>
+        </w:rPr>
+        <w:t>vendég azonosító</w:t>
+      </w:r>
+    </w:p>
+    <w:p>
+      <w:pPr>
+        <w:pStyle w:val="Listaszerbekezds"/>
+        <w:numPr>
+          <w:ilvl w:val="0"/>
+          <w:numId w:val="15"/>
+        </w:numPr>
+        <w:rPr>
+          <w:sz w:val="28"/>
+          <w:szCs w:val="28"/>
+        </w:rPr>
+      </w:pPr>
+      <w:r>
+        <w:rPr>
+          <w:sz w:val="28"/>
+          <w:szCs w:val="28"/>
+        </w:rPr>
+        <w:t>reszlegId</w:t>
+      </w:r>
+      <w:r>
+        <w:rPr>
+          <w:sz w:val="28"/>
+          <w:szCs w:val="28"/>
+        </w:rPr>
+        <w:t xml:space="preserve"> </w:t>
+      </w:r>
+      <w:r>
+        <w:rPr>
+          <w:sz w:val="28"/>
+          <w:szCs w:val="28"/>
+        </w:rPr>
+        <w:t>(egész szám)</w:t>
+      </w:r>
+      <w:r>
+        <w:rPr>
+          <w:sz w:val="28"/>
+          <w:szCs w:val="28"/>
+        </w:rPr>
+        <w:t>, részleg</w:t>
+      </w:r>
+      <w:r>
+        <w:rPr>
+          <w:sz w:val="28"/>
+          <w:szCs w:val="28"/>
+        </w:rPr>
+        <w:t xml:space="preserve"> azonosító</w:t>
+      </w:r>
+    </w:p>
+    <w:p>
+      <w:pPr>
+        <w:pStyle w:val="Listaszerbekezds"/>
+        <w:numPr>
+          <w:ilvl w:val="0"/>
+          <w:numId w:val="15"/>
+        </w:numPr>
+        <w:rPr>
+          <w:sz w:val="28"/>
+          <w:szCs w:val="28"/>
+        </w:rPr>
+      </w:pPr>
+      <w:r>
+        <w:rPr>
+          <w:sz w:val="28"/>
+          <w:szCs w:val="28"/>
+        </w:rPr>
+        <w:t>belepes</w:t>
+      </w:r>
+      <w:r>
+        <w:rPr>
+          <w:sz w:val="28"/>
+          <w:szCs w:val="28"/>
+        </w:rPr>
+        <w:t xml:space="preserve"> </w:t>
+      </w:r>
+      <w:r>
+        <w:rPr>
+          <w:sz w:val="28"/>
+          <w:szCs w:val="28"/>
+        </w:rPr>
+        <w:t>(datetime)</w:t>
+      </w:r>
+      <w:r>
+        <w:rPr>
+          <w:sz w:val="28"/>
+          <w:szCs w:val="28"/>
+        </w:rPr>
+        <w:t>, belépés ideje (pontos dátum)</w:t>
+      </w:r>
+    </w:p>
+    <w:p>
+      <w:pPr>
+        <w:pStyle w:val="Listaszerbekezds"/>
+        <w:numPr>
+          <w:ilvl w:val="0"/>
+          <w:numId w:val="15"/>
+        </w:numPr>
+        <w:rPr>
+          <w:sz w:val="28"/>
+          <w:szCs w:val="28"/>
+        </w:rPr>
+      </w:pPr>
+      <w:r>
+        <w:rPr>
+          <w:sz w:val="28"/>
+          <w:szCs w:val="28"/>
+        </w:rPr>
+        <w:t>kilepes</w:t>
+      </w:r>
+      <w:r>
+        <w:rPr>
+          <w:sz w:val="28"/>
+          <w:szCs w:val="28"/>
+        </w:rPr>
+        <w:t xml:space="preserve"> </w:t>
+      </w:r>
+      <w:r>
+        <w:rPr>
+          <w:sz w:val="28"/>
+          <w:szCs w:val="28"/>
+        </w:rPr>
+        <w:t>(datetime)</w:t>
+      </w:r>
+      <w:r>
+        <w:rPr>
+          <w:sz w:val="28"/>
+          <w:szCs w:val="28"/>
+        </w:rPr>
+        <w:t xml:space="preserve">, </w:t>
+      </w:r>
+      <w:r>
+        <w:rPr>
+          <w:sz w:val="28"/>
+          <w:szCs w:val="28"/>
+        </w:rPr>
+        <w:t>távozás ideje (pontos dátum)</w:t>
+      </w:r>
+    </w:p>
+    <w:p>
+      <w:pPr>
+        <w:pStyle w:val="Cmsor2"/>
+      </w:pPr>
+      <w:bookmarkStart w:id="7" w:name="_Toc241841213"/>
+      <w:r>
+        <w:t>Hotelek</w:t>
+      </w:r>
+      <w:bookmarkEnd w:id="7"/>
+    </w:p>
+    <w:p>
+      <w:pPr>
+        <w:pStyle w:val="Listaszerbekezds"/>
+        <w:numPr>
+          <w:ilvl w:val="0"/>
+          <w:numId w:val="10"/>
+        </w:numPr>
+        <w:rPr>
+          <w:sz w:val="28"/>
+          <w:szCs w:val="28"/>
+        </w:rPr>
+      </w:pPr>
+      <w:r>
+        <w:rPr>
+          <w:sz w:val="28"/>
+          <w:szCs w:val="28"/>
+        </w:rPr>
+        <w:t>id (</w:t>
+      </w:r>
+      <w:r>
+        <w:rPr>
+          <w:sz w:val="28"/>
+          <w:szCs w:val="28"/>
+        </w:rPr>
+        <w:t xml:space="preserve">egész szám, </w:t>
+      </w:r>
+      <w:r>
+        <w:rPr>
+          <w:sz w:val="28"/>
+          <w:szCs w:val="28"/>
+        </w:rPr>
+        <w:t>Primary key)</w:t>
+      </w:r>
+      <w:r>
+        <w:rPr>
+          <w:sz w:val="28"/>
+          <w:szCs w:val="28"/>
+        </w:rPr>
+        <w:t>, hotel azonosítója</w:t>
+      </w:r>
+    </w:p>
+    <w:p>
+      <w:pPr>
+        <w:pStyle w:val="Listaszerbekezds"/>
+        <w:numPr>
+          <w:ilvl w:val="0"/>
+          <w:numId w:val="16"/>
+        </w:numPr>
+        <w:rPr>
+          <w:sz w:val="28"/>
+          <w:szCs w:val="28"/>
+        </w:rPr>
+      </w:pPr>
+      <w:r>
+        <w:rPr>
+          <w:sz w:val="28"/>
+          <w:szCs w:val="28"/>
+        </w:rPr>
+        <w:t>nev</w:t>
+      </w:r>
+      <w:r>
+        <w:rPr>
+          <w:sz w:val="28"/>
+          <w:szCs w:val="28"/>
+        </w:rPr>
+        <w:t xml:space="preserve"> </w:t>
+      </w:r>
+      <w:r>
+        <w:rPr>
+          <w:sz w:val="28"/>
+          <w:szCs w:val="28"/>
+        </w:rPr>
+        <w:t>(szöveg)</w:t>
+      </w:r>
+      <w:r>
+        <w:rPr>
+          <w:sz w:val="28"/>
+          <w:szCs w:val="28"/>
+        </w:rPr>
+        <w:t>, hotel neve</w:t>
+      </w:r>
+    </w:p>
+    <w:p>
+      <w:pPr>
+        <w:pStyle w:val="Listaszerbekezds"/>
+        <w:numPr>
+          <w:ilvl w:val="0"/>
+          <w:numId w:val="16"/>
+        </w:numPr>
+        <w:rPr>
+          <w:sz w:val="28"/>
+          <w:szCs w:val="28"/>
+        </w:rPr>
+      </w:pPr>
+      <w:r>
+        <w:rPr>
+          <w:sz w:val="28"/>
+          <w:szCs w:val="28"/>
+        </w:rPr>
+        <w:t>irszam</w:t>
+      </w:r>
+      <w:r>
+        <w:rPr>
+          <w:sz w:val="28"/>
+          <w:szCs w:val="28"/>
+        </w:rPr>
+        <w:t xml:space="preserve"> </w:t>
+      </w:r>
+      <w:r>
+        <w:rPr>
+          <w:sz w:val="28"/>
+          <w:szCs w:val="28"/>
+        </w:rPr>
+        <w:t>(szöveg)</w:t>
+      </w:r>
+      <w:r>
+        <w:rPr>
+          <w:sz w:val="28"/>
+          <w:szCs w:val="28"/>
+        </w:rPr>
+        <w:t>, hotel irányítószáma</w:t>
+      </w:r>
+    </w:p>
+    <w:p>
+      <w:pPr>
+        <w:pStyle w:val="Listaszerbekezds"/>
+        <w:numPr>
+          <w:ilvl w:val="0"/>
+          <w:numId w:val="16"/>
+        </w:numPr>
+        <w:rPr>
+          <w:sz w:val="28"/>
+          <w:szCs w:val="28"/>
+        </w:rPr>
+      </w:pPr>
+      <w:r>
+        <w:rPr>
+          <w:sz w:val="28"/>
+          <w:szCs w:val="28"/>
+        </w:rPr>
+        <w:t>telepules</w:t>
+      </w:r>
+      <w:r>
+        <w:rPr>
+          <w:sz w:val="28"/>
+          <w:szCs w:val="28"/>
+        </w:rPr>
+        <w:t xml:space="preserve"> </w:t>
+      </w:r>
+      <w:r>
+        <w:rPr>
+          <w:sz w:val="28"/>
+          <w:szCs w:val="28"/>
+        </w:rPr>
+        <w:t>(szöveg)</w:t>
+      </w:r>
+      <w:r>
+        <w:rPr>
+          <w:sz w:val="28"/>
+          <w:szCs w:val="28"/>
+        </w:rPr>
+        <w:t>, város</w:t>
+      </w:r>
+    </w:p>
+    <w:p>
+      <w:pPr>
+        <w:pStyle w:val="Listaszerbekezds"/>
+        <w:numPr>
+          <w:ilvl w:val="0"/>
+          <w:numId w:val="16"/>
+        </w:numPr>
+        <w:rPr>
+          <w:sz w:val="28"/>
+          <w:szCs w:val="28"/>
+        </w:rPr>
+      </w:pPr>
+      <w:r>
+        <w:rPr>
+          <w:sz w:val="28"/>
+          <w:szCs w:val="28"/>
+        </w:rPr>
+        <w:t>utca</w:t>
+      </w:r>
+      <w:r>
+        <w:rPr>
+          <w:sz w:val="28"/>
+          <w:szCs w:val="28"/>
+        </w:rPr>
+        <w:t xml:space="preserve"> </w:t>
+      </w:r>
+      <w:r>
+        <w:rPr>
+          <w:sz w:val="28"/>
+          <w:szCs w:val="28"/>
+        </w:rPr>
+        <w:t>(szöveg)</w:t>
+      </w:r>
+      <w:r>
+        <w:rPr>
+          <w:sz w:val="28"/>
+          <w:szCs w:val="28"/>
+        </w:rPr>
+        <w:t>, utca</w:t>
+      </w:r>
+    </w:p>
+    <w:p>
+      <w:pPr>
+        <w:pStyle w:val="Listaszerbekezds"/>
+        <w:numPr>
+          <w:ilvl w:val="0"/>
+          <w:numId w:val="16"/>
+        </w:numPr>
+        <w:rPr>
+          <w:sz w:val="28"/>
+          <w:szCs w:val="28"/>
+        </w:rPr>
+      </w:pPr>
+      <w:r>
+        <w:rPr>
+          <w:sz w:val="28"/>
+          <w:szCs w:val="28"/>
+        </w:rPr>
+        <w:t>szam</w:t>
+      </w:r>
+      <w:r>
+        <w:rPr>
+          <w:sz w:val="28"/>
+          <w:szCs w:val="28"/>
+        </w:rPr>
+        <w:t xml:space="preserve"> </w:t>
+      </w:r>
+      <w:r>
+        <w:rPr>
+          <w:sz w:val="28"/>
+          <w:szCs w:val="28"/>
+        </w:rPr>
+        <w:t>(egész szám)</w:t>
+      </w:r>
+      <w:r>
+        <w:rPr>
+          <w:sz w:val="28"/>
+          <w:szCs w:val="28"/>
+        </w:rPr>
+        <w:t xml:space="preserve">, </w:t>
+      </w:r>
+      <w:r>
+        <w:rPr>
+          <w:sz w:val="28"/>
+          <w:szCs w:val="28"/>
+        </w:rPr>
+        <w:t>házszám</w:t>
+      </w:r>
+    </w:p>
+    <w:p>
+      <w:pPr>
+        <w:pStyle w:val="Listaszerbekezds"/>
+        <w:numPr>
+          <w:ilvl w:val="0"/>
+          <w:numId w:val="16"/>
+        </w:numPr>
+        <w:rPr>
+          <w:sz w:val="28"/>
+          <w:szCs w:val="28"/>
+        </w:rPr>
+      </w:pPr>
+      <w:r>
+        <w:rPr>
+          <w:sz w:val="28"/>
+          <w:szCs w:val="28"/>
+        </w:rPr>
+        <w:t>szobakSzama</w:t>
+      </w:r>
+      <w:r>
+        <w:rPr>
+          <w:sz w:val="28"/>
+          <w:szCs w:val="28"/>
+        </w:rPr>
+        <w:t xml:space="preserve"> </w:t>
+      </w:r>
+      <w:r>
+        <w:rPr>
+          <w:sz w:val="28"/>
+          <w:szCs w:val="28"/>
+        </w:rPr>
+        <w:t>(egész szám)</w:t>
+      </w:r>
+      <w:r>
+        <w:rPr>
+          <w:sz w:val="28"/>
+          <w:szCs w:val="28"/>
+        </w:rPr>
+        <w:t>, összes szoba</w:t>
+      </w:r>
+    </w:p>
+    <w:p>
+      <w:pPr>
+        <w:pStyle w:val="Listaszerbekezds"/>
+        <w:numPr>
+          <w:ilvl w:val="0"/>
+          <w:numId w:val="16"/>
+        </w:numPr>
+        <w:rPr>
+          <w:sz w:val="28"/>
+          <w:szCs w:val="28"/>
+        </w:rPr>
+      </w:pPr>
+      <w:r>
+        <w:rPr>
+          <w:sz w:val="28"/>
+          <w:szCs w:val="28"/>
+        </w:rPr>
+        <w:t>ferohely</w:t>
+      </w:r>
+      <w:r>
+        <w:rPr>
+          <w:sz w:val="28"/>
+          <w:szCs w:val="28"/>
+        </w:rPr>
+        <w:t xml:space="preserve"> </w:t>
+      </w:r>
+      <w:r>
+        <w:rPr>
+          <w:sz w:val="28"/>
+          <w:szCs w:val="28"/>
+        </w:rPr>
+        <w:t>(egész szám)</w:t>
+      </w:r>
+      <w:r>
+        <w:rPr>
+          <w:sz w:val="28"/>
+          <w:szCs w:val="28"/>
+        </w:rPr>
+        <w:t>, férőhely</w:t>
+      </w:r>
+    </w:p>
+    <w:p>
+      <w:pPr>
+        <w:pStyle w:val="Listaszerbekezds"/>
+        <w:numPr>
+          <w:ilvl w:val="0"/>
+          <w:numId w:val="16"/>
+        </w:numPr>
+        <w:rPr>
+          <w:sz w:val="28"/>
+          <w:szCs w:val="28"/>
+        </w:rPr>
+      </w:pPr>
+      <w:r>
+        <w:rPr>
+          <w:sz w:val="28"/>
+          <w:szCs w:val="28"/>
+        </w:rPr>
+        <w:t>szobaSzam</w:t>
+      </w:r>
+      <w:r>
+        <w:rPr>
+          <w:sz w:val="28"/>
+          <w:szCs w:val="28"/>
+        </w:rPr>
+        <w:t xml:space="preserve"> </w:t>
+      </w:r>
+      <w:r>
+        <w:rPr>
+          <w:sz w:val="28"/>
+          <w:szCs w:val="28"/>
+        </w:rPr>
+        <w:t>(egész szám)</w:t>
+      </w:r>
+      <w:r>
+        <w:rPr>
+          <w:sz w:val="28"/>
+          <w:szCs w:val="28"/>
+        </w:rPr>
+        <w:t xml:space="preserve">, </w:t>
+      </w:r>
+      <w:r>
+        <w:rPr>
+          <w:sz w:val="28"/>
+          <w:szCs w:val="28"/>
+        </w:rPr>
+        <w:t>összes szoba száma</w:t>
+      </w:r>
+    </w:p>
+    <w:p>
+      <w:pPr>
+        <w:pStyle w:val="Cmsor1"/>
+      </w:pPr>
+      <w:bookmarkStart w:id="8" w:name="_Toc241841214"/>
+      <w:r>
+        <w:lastRenderedPageBreak/>
+        <w:t>Táblák közötti kapcsolatok</w:t>
+      </w:r>
+      <w:bookmarkEnd w:id="8"/>
+    </w:p>
+    <w:p>
+      <w:pPr>
+        <w:pStyle w:val="Cmsor2"/>
+      </w:pPr>
+      <w:bookmarkStart w:id="9" w:name="_Toc241841215"/>
+      <w:r>
+        <w:t>Vendég</w:t>
+      </w:r>
+      <w:bookmarkEnd w:id="9"/>
+    </w:p>
+    <w:p>
+      <w:pPr>
+        <w:pStyle w:val="Cmsor2"/>
+      </w:pPr>
+      <w:bookmarkStart w:id="10" w:name="_Toc241841216"/>
+      <w:r>
+        <w:t>Foglalások</w:t>
+      </w:r>
+      <w:bookmarkEnd w:id="10"/>
+    </w:p>
+    <w:p>
+      <w:pPr>
+        <w:pStyle w:val="Cmsor2"/>
+      </w:pPr>
+      <w:bookmarkStart w:id="11" w:name="_Toc241841217"/>
+      <w:r>
+        <w:t>Szobák</w:t>
+      </w:r>
+      <w:bookmarkEnd w:id="11"/>
+    </w:p>
+    <w:p>
+      <w:pPr>
+        <w:pStyle w:val="Cmsor2"/>
+      </w:pPr>
+      <w:bookmarkStart w:id="12" w:name="_Toc241841218"/>
+      <w:r>
+        <w:t>Jogosultságok</w:t>
+      </w:r>
+      <w:bookmarkEnd w:id="12"/>
+    </w:p>
+    <w:p>
+      <w:pPr>
+        <w:pStyle w:val="Cmsor2"/>
+      </w:pPr>
+      <w:bookmarkStart w:id="13" w:name="_Toc241841219"/>
+      <w:r>
+        <w:t>Részlegek</w:t>
+      </w:r>
+      <w:bookmarkEnd w:id="13"/>
+    </w:p>
+    <w:p>
+      <w:pPr>
+        <w:pStyle w:val="Cmsor2"/>
+      </w:pPr>
+      <w:bookmarkStart w:id="14" w:name="_Toc241841220"/>
+      <w:r>
+        <w:t>Belépési napló</w:t>
+      </w:r>
+      <w:bookmarkEnd w:id="14"/>
+    </w:p>
+    <w:p>
+      <w:pPr>
+        <w:pStyle w:val="Cmsor2"/>
+      </w:pPr>
+      <w:bookmarkStart w:id="15" w:name="_Toc241841221"/>
+      <w:r>
+        <w:t>Hotelek</w:t>
+      </w:r>
+      <w:bookmarkEnd w:id="15"/>
+    </w:p>
+    <w:p>
+      <w:pPr>
+        <w:pStyle w:val="Cmsor1"/>
+      </w:pPr>
+      <w:bookmarkStart w:id="16" w:name="_Toc241841222"/>
+      <w:r>
+        <w:lastRenderedPageBreak/>
         <w:drawing>
-          <wp:anchor distT="0" distB="0" distL="114300" distR="114300" simplePos="0" relativeHeight="251658240" behindDoc="1" locked="0" layoutInCell="1" allowOverlap="1" wp14:anchorId="6961091C" wp14:editId="33A69822">
+          <wp:anchor distT="0" distB="0" distL="114300" distR="114300" simplePos="0" relativeHeight="251658240" behindDoc="1" locked="0" layoutInCell="1" allowOverlap="1" wp14:anchorId="3C506476" wp14:editId="6061F7AE">
             <wp:simplePos x="0" y="0"/>
             <wp:positionH relativeFrom="margin">
-              <wp:align>right</wp:align>
+              <wp:align>center</wp:align>
             </wp:positionH>
             <wp:positionV relativeFrom="paragraph">
-              <wp:posOffset>812883</wp:posOffset>
+              <wp:posOffset>580174</wp:posOffset>
             </wp:positionV>
-            <wp:extent cx="5941060" cy="2914015"/>
-            <wp:effectExtent l="0" t="0" r="2540" b="635"/>
+            <wp:extent cx="7177405" cy="3924935"/>
+            <wp:effectExtent l="0" t="0" r="4445" b="0"/>
             <wp:wrapTight wrapText="bothSides">
               <wp:wrapPolygon edited="0">
                 <wp:start x="0" y="0"/>
-                <wp:lineTo x="0" y="21463"/>
-                <wp:lineTo x="21540" y="21463"/>
-                <wp:lineTo x="21540" y="0"/>
+                <wp:lineTo x="0" y="21492"/>
+                <wp:lineTo x="21556" y="21492"/>
+                <wp:lineTo x="21556" y="0"/>
                 <wp:lineTo x="0" y="0"/>
               </wp:wrapPolygon>
             </wp:wrapTight>
-            <wp:docPr id="1" name="Kép 1"/>
+            <wp:docPr id="4" name="Kép 4"/>
             <wp:cNvGraphicFramePr>
               <a:graphicFrameLocks xmlns:a="http://schemas.openxmlformats.org/drawingml/2006/main" noChangeAspect="1"/>
             </wp:cNvGraphicFramePr>
@@ -657,7 +3760,7 @@
               <a:graphicData uri="http://schemas.openxmlformats.org/drawingml/2006/picture">
                 <pic:pic xmlns:pic="http://schemas.openxmlformats.org/drawingml/2006/picture">
                   <pic:nvPicPr>
-                    <pic:cNvPr id="1" name="Kép 1"/>
+                    <pic:cNvPr id="4" name="Kép 4"/>
                     <pic:cNvPicPr/>
                   </pic:nvPicPr>
                   <pic:blipFill>
@@ -675,7 +3778,7 @@
                   <pic:spPr>
                     <a:xfrm>
                       <a:off x="0" y="0"/>
-                      <a:ext cx="5941060" cy="2914015"/>
+                      <a:ext cx="7177405" cy="3924935"/>
                     </a:xfrm>
                     <a:prstGeom prst="rect">
                       <a:avLst/>
@@ -684,8 +3787,27 @@
                 </pic:pic>
               </a:graphicData>
             </a:graphic>
+            <wp14:sizeRelH relativeFrom="margin">
+              <wp14:pctWidth>0</wp14:pctWidth>
+            </wp14:sizeRelH>
+            <wp14:sizeRelV relativeFrom="margin">
+              <wp14:pctHeight>0</wp14:pctHeight>
+            </wp14:sizeRelV>
           </wp:anchor>
         </w:drawing>
+      </w:r>
+      <w:r>
+        <w:t xml:space="preserve">ER </w:t>
+      </w:r>
+      <w:r>
+        <w:t>d</w:t>
+      </w:r>
+      <w:r>
+        <w:t>iagram</w:t>
+      </w:r>
+      <w:bookmarkEnd w:id="16"/>
+      <w:r>
+        <w:t>m</w:t>
       </w:r>
     </w:p>
     <w:sectPr>
@@ -900,6 +4022,232 @@
 <file path=word/numbering.xml><?xml version="1.0" encoding="utf-8"?>
 <w:numbering xmlns:wpc="http://schemas.microsoft.com/office/word/2010/wordprocessingCanvas" xmlns:cx="http://schemas.microsoft.com/office/drawing/2014/chartex" xmlns:cx1="http://schemas.microsoft.com/office/drawing/2015/9/8/chartex" xmlns:cx2="http://schemas.microsoft.com/office/drawing/2015/10/21/chartex" xmlns:cx3="http://schemas.microsoft.com/office/drawing/2016/5/9/chartex" xmlns:cx4="http://schemas.microsoft.com/office/drawing/2016/5/10/chartex" xmlns:cx5="http://schemas.microsoft.com/office/drawing/2016/5/11/chartex" xmlns:cx6="http://schemas.microsoft.com/office/drawing/2016/5/12/chartex" xmlns:cx7="http://schemas.microsoft.com/office/drawing/2016/5/13/chartex" xmlns:cx8="http://schemas.microsoft.com/office/drawing/2016/5/14/chartex" xmlns:mc="http://schemas.openxmlformats.org/markup-compatibility/2006" xmlns:aink="http://schemas.microsoft.com/office/drawing/2016/ink" xmlns:am3d="http://schemas.microsoft.com/office/drawing/2017/model3d" xmlns:o="urn:schemas-microsoft-com:office:office" xmlns:r="http://schemas.openxmlformats.org/officeDocument/2006/relationships" xmlns:m="http://schemas.openxmlformats.org/officeDocument/2006/math" xmlns:v="urn:schemas-microsoft-com:vml" xmlns:wp14="http://schemas.microsoft.com/office/word/2010/wordprocessingDrawing" xmlns:wp="http://schemas.openxmlformats.org/drawingml/2006/wordprocessingDrawing" xmlns:w10="urn:schemas-microsoft-com:office:word" xmlns:w="http://schemas.openxmlformats.org/wordprocessingml/2006/main" xmlns:w14="http://schemas.microsoft.com/office/word/2010/wordml" xmlns:w15="http://schemas.microsoft.com/office/word/2012/wordml" xmlns:w16cex="http://schemas.microsoft.com/office/word/2018/wordml/cex" xmlns:w16cid="http://schemas.microsoft.com/office/word/2016/wordml/cid" xmlns:w16="http://schemas.microsoft.com/office/word/2018/wordml" xmlns:w16sdtdh="http://schemas.microsoft.com/office/word/2020/wordml/sdtdatahash" xmlns:w16se="http://schemas.microsoft.com/office/word/2015/wordml/symex" xmlns:wpg="http://schemas.microsoft.com/office/word/2010/wordprocessingGroup" xmlns:wpi="http://schemas.microsoft.com/office/word/2010/wordprocessingInk" xmlns:wne="http://schemas.microsoft.com/office/word/2006/wordml" xmlns:wps="http://schemas.microsoft.com/office/word/2010/wordprocessingShape" mc:Ignorable="w14 w15 w16se w16cid w16 w16cex w16sdtdh wp14">
   <w:abstractNum w:abstractNumId="0" w15:restartNumberingAfterBreak="0">
+    <w:nsid w:val="08821B61"/>
+    <w:multiLevelType w:val="hybridMultilevel"/>
+    <w:tmpl w:val="24F6513A"/>
+    <w:lvl w:ilvl="0" w:tplc="040E0001">
+      <w:start w:val="1"/>
+      <w:numFmt w:val="bullet"/>
+      <w:lvlText w:val=""/>
+      <w:lvlJc w:val="left"/>
+      <w:pPr>
+        <w:ind w:left="1800" w:hanging="360"/>
+      </w:pPr>
+      <w:rPr>
+        <w:rFonts w:ascii="Symbol" w:hAnsi="Symbol" w:hint="default"/>
+      </w:rPr>
+    </w:lvl>
+    <w:lvl w:ilvl="1" w:tplc="040E0003" w:tentative="1">
+      <w:start w:val="1"/>
+      <w:numFmt w:val="bullet"/>
+      <w:lvlText w:val="o"/>
+      <w:lvlJc w:val="left"/>
+      <w:pPr>
+        <w:ind w:left="2520" w:hanging="360"/>
+      </w:pPr>
+      <w:rPr>
+        <w:rFonts w:ascii="Courier New" w:hAnsi="Courier New" w:cs="Courier New" w:hint="default"/>
+      </w:rPr>
+    </w:lvl>
+    <w:lvl w:ilvl="2" w:tplc="040E0005" w:tentative="1">
+      <w:start w:val="1"/>
+      <w:numFmt w:val="bullet"/>
+      <w:lvlText w:val=""/>
+      <w:lvlJc w:val="left"/>
+      <w:pPr>
+        <w:ind w:left="3240" w:hanging="360"/>
+      </w:pPr>
+      <w:rPr>
+        <w:rFonts w:ascii="Wingdings" w:hAnsi="Wingdings" w:hint="default"/>
+      </w:rPr>
+    </w:lvl>
+    <w:lvl w:ilvl="3" w:tplc="040E0001" w:tentative="1">
+      <w:start w:val="1"/>
+      <w:numFmt w:val="bullet"/>
+      <w:lvlText w:val=""/>
+      <w:lvlJc w:val="left"/>
+      <w:pPr>
+        <w:ind w:left="3960" w:hanging="360"/>
+      </w:pPr>
+      <w:rPr>
+        <w:rFonts w:ascii="Symbol" w:hAnsi="Symbol" w:hint="default"/>
+      </w:rPr>
+    </w:lvl>
+    <w:lvl w:ilvl="4" w:tplc="040E0003" w:tentative="1">
+      <w:start w:val="1"/>
+      <w:numFmt w:val="bullet"/>
+      <w:lvlText w:val="o"/>
+      <w:lvlJc w:val="left"/>
+      <w:pPr>
+        <w:ind w:left="4680" w:hanging="360"/>
+      </w:pPr>
+      <w:rPr>
+        <w:rFonts w:ascii="Courier New" w:hAnsi="Courier New" w:cs="Courier New" w:hint="default"/>
+      </w:rPr>
+    </w:lvl>
+    <w:lvl w:ilvl="5" w:tplc="040E0005" w:tentative="1">
+      <w:start w:val="1"/>
+      <w:numFmt w:val="bullet"/>
+      <w:lvlText w:val=""/>
+      <w:lvlJc w:val="left"/>
+      <w:pPr>
+        <w:ind w:left="5400" w:hanging="360"/>
+      </w:pPr>
+      <w:rPr>
+        <w:rFonts w:ascii="Wingdings" w:hAnsi="Wingdings" w:hint="default"/>
+      </w:rPr>
+    </w:lvl>
+    <w:lvl w:ilvl="6" w:tplc="040E0001" w:tentative="1">
+      <w:start w:val="1"/>
+      <w:numFmt w:val="bullet"/>
+      <w:lvlText w:val=""/>
+      <w:lvlJc w:val="left"/>
+      <w:pPr>
+        <w:ind w:left="6120" w:hanging="360"/>
+      </w:pPr>
+      <w:rPr>
+        <w:rFonts w:ascii="Symbol" w:hAnsi="Symbol" w:hint="default"/>
+      </w:rPr>
+    </w:lvl>
+    <w:lvl w:ilvl="7" w:tplc="040E0003" w:tentative="1">
+      <w:start w:val="1"/>
+      <w:numFmt w:val="bullet"/>
+      <w:lvlText w:val="o"/>
+      <w:lvlJc w:val="left"/>
+      <w:pPr>
+        <w:ind w:left="6840" w:hanging="360"/>
+      </w:pPr>
+      <w:rPr>
+        <w:rFonts w:ascii="Courier New" w:hAnsi="Courier New" w:cs="Courier New" w:hint="default"/>
+      </w:rPr>
+    </w:lvl>
+    <w:lvl w:ilvl="8" w:tplc="040E0005" w:tentative="1">
+      <w:start w:val="1"/>
+      <w:numFmt w:val="bullet"/>
+      <w:lvlText w:val=""/>
+      <w:lvlJc w:val="left"/>
+      <w:pPr>
+        <w:ind w:left="7560" w:hanging="360"/>
+      </w:pPr>
+      <w:rPr>
+        <w:rFonts w:ascii="Wingdings" w:hAnsi="Wingdings" w:hint="default"/>
+      </w:rPr>
+    </w:lvl>
+  </w:abstractNum>
+  <w:abstractNum w:abstractNumId="1" w15:restartNumberingAfterBreak="0">
+    <w:nsid w:val="0EA17233"/>
+    <w:multiLevelType w:val="hybridMultilevel"/>
+    <w:tmpl w:val="E1AAB870"/>
+    <w:lvl w:ilvl="0" w:tplc="040E0001">
+      <w:start w:val="1"/>
+      <w:numFmt w:val="bullet"/>
+      <w:lvlText w:val=""/>
+      <w:lvlJc w:val="left"/>
+      <w:pPr>
+        <w:ind w:left="1800" w:hanging="360"/>
+      </w:pPr>
+      <w:rPr>
+        <w:rFonts w:ascii="Symbol" w:hAnsi="Symbol" w:hint="default"/>
+      </w:rPr>
+    </w:lvl>
+    <w:lvl w:ilvl="1" w:tplc="040E0003" w:tentative="1">
+      <w:start w:val="1"/>
+      <w:numFmt w:val="bullet"/>
+      <w:lvlText w:val="o"/>
+      <w:lvlJc w:val="left"/>
+      <w:pPr>
+        <w:ind w:left="2520" w:hanging="360"/>
+      </w:pPr>
+      <w:rPr>
+        <w:rFonts w:ascii="Courier New" w:hAnsi="Courier New" w:cs="Courier New" w:hint="default"/>
+      </w:rPr>
+    </w:lvl>
+    <w:lvl w:ilvl="2" w:tplc="040E0005" w:tentative="1">
+      <w:start w:val="1"/>
+      <w:numFmt w:val="bullet"/>
+      <w:lvlText w:val=""/>
+      <w:lvlJc w:val="left"/>
+      <w:pPr>
+        <w:ind w:left="3240" w:hanging="360"/>
+      </w:pPr>
+      <w:rPr>
+        <w:rFonts w:ascii="Wingdings" w:hAnsi="Wingdings" w:hint="default"/>
+      </w:rPr>
+    </w:lvl>
+    <w:lvl w:ilvl="3" w:tplc="040E0001" w:tentative="1">
+      <w:start w:val="1"/>
+      <w:numFmt w:val="bullet"/>
+      <w:lvlText w:val=""/>
+      <w:lvlJc w:val="left"/>
+      <w:pPr>
+        <w:ind w:left="3960" w:hanging="360"/>
+      </w:pPr>
+      <w:rPr>
+        <w:rFonts w:ascii="Symbol" w:hAnsi="Symbol" w:hint="default"/>
+      </w:rPr>
+    </w:lvl>
+    <w:lvl w:ilvl="4" w:tplc="040E0003" w:tentative="1">
+      <w:start w:val="1"/>
+      <w:numFmt w:val="bullet"/>
+      <w:lvlText w:val="o"/>
+      <w:lvlJc w:val="left"/>
+      <w:pPr>
+        <w:ind w:left="4680" w:hanging="360"/>
+      </w:pPr>
+      <w:rPr>
+        <w:rFonts w:ascii="Courier New" w:hAnsi="Courier New" w:cs="Courier New" w:hint="default"/>
+      </w:rPr>
+    </w:lvl>
+    <w:lvl w:ilvl="5" w:tplc="040E0005" w:tentative="1">
+      <w:start w:val="1"/>
+      <w:numFmt w:val="bullet"/>
+      <w:lvlText w:val=""/>
+      <w:lvlJc w:val="left"/>
+      <w:pPr>
+        <w:ind w:left="5400" w:hanging="360"/>
+      </w:pPr>
+      <w:rPr>
+        <w:rFonts w:ascii="Wingdings" w:hAnsi="Wingdings" w:hint="default"/>
+      </w:rPr>
+    </w:lvl>
+    <w:lvl w:ilvl="6" w:tplc="040E0001" w:tentative="1">
+      <w:start w:val="1"/>
+      <w:numFmt w:val="bullet"/>
+      <w:lvlText w:val=""/>
+      <w:lvlJc w:val="left"/>
+      <w:pPr>
+        <w:ind w:left="6120" w:hanging="360"/>
+      </w:pPr>
+      <w:rPr>
+        <w:rFonts w:ascii="Symbol" w:hAnsi="Symbol" w:hint="default"/>
+      </w:rPr>
+    </w:lvl>
+    <w:lvl w:ilvl="7" w:tplc="040E0003" w:tentative="1">
+      <w:start w:val="1"/>
+      <w:numFmt w:val="bullet"/>
+      <w:lvlText w:val="o"/>
+      <w:lvlJc w:val="left"/>
+      <w:pPr>
+        <w:ind w:left="6840" w:hanging="360"/>
+      </w:pPr>
+      <w:rPr>
+        <w:rFonts w:ascii="Courier New" w:hAnsi="Courier New" w:cs="Courier New" w:hint="default"/>
+      </w:rPr>
+    </w:lvl>
+    <w:lvl w:ilvl="8" w:tplc="040E0005" w:tentative="1">
+      <w:start w:val="1"/>
+      <w:numFmt w:val="bullet"/>
+      <w:lvlText w:val=""/>
+      <w:lvlJc w:val="left"/>
+      <w:pPr>
+        <w:ind w:left="7560" w:hanging="360"/>
+      </w:pPr>
+      <w:rPr>
+        <w:rFonts w:ascii="Wingdings" w:hAnsi="Wingdings" w:hint="default"/>
+      </w:rPr>
+    </w:lvl>
+  </w:abstractNum>
+  <w:abstractNum w:abstractNumId="2" w15:restartNumberingAfterBreak="0">
     <w:nsid w:val="11732477"/>
     <w:multiLevelType w:val="multilevel"/>
     <w:tmpl w:val="040E001F"/>
@@ -985,7 +4333,7 @@
       </w:pPr>
     </w:lvl>
   </w:abstractNum>
-  <w:abstractNum w:abstractNumId="1" w15:restartNumberingAfterBreak="0">
+  <w:abstractNum w:abstractNumId="3" w15:restartNumberingAfterBreak="0">
     <w:nsid w:val="1AD34B80"/>
     <w:multiLevelType w:val="hybridMultilevel"/>
     <w:tmpl w:val="FC18E3F8"/>
@@ -1098,7 +4446,7 @@
       </w:rPr>
     </w:lvl>
   </w:abstractNum>
-  <w:abstractNum w:abstractNumId="2" w15:restartNumberingAfterBreak="0">
+  <w:abstractNum w:abstractNumId="4" w15:restartNumberingAfterBreak="0">
     <w:nsid w:val="1E1537C7"/>
     <w:multiLevelType w:val="hybridMultilevel"/>
     <w:tmpl w:val="FB58FC60"/>
@@ -1211,7 +4559,7 @@
       </w:rPr>
     </w:lvl>
   </w:abstractNum>
-  <w:abstractNum w:abstractNumId="3" w15:restartNumberingAfterBreak="0">
+  <w:abstractNum w:abstractNumId="5" w15:restartNumberingAfterBreak="0">
     <w:nsid w:val="23AA745B"/>
     <w:multiLevelType w:val="hybridMultilevel"/>
     <w:tmpl w:val="02D88142"/>
@@ -1324,7 +4672,120 @@
       </w:rPr>
     </w:lvl>
   </w:abstractNum>
-  <w:abstractNum w:abstractNumId="4" w15:restartNumberingAfterBreak="0">
+  <w:abstractNum w:abstractNumId="6" w15:restartNumberingAfterBreak="0">
+    <w:nsid w:val="30D2218E"/>
+    <w:multiLevelType w:val="hybridMultilevel"/>
+    <w:tmpl w:val="F1E6CC6C"/>
+    <w:lvl w:ilvl="0" w:tplc="040E0001">
+      <w:start w:val="1"/>
+      <w:numFmt w:val="bullet"/>
+      <w:lvlText w:val=""/>
+      <w:lvlJc w:val="left"/>
+      <w:pPr>
+        <w:ind w:left="1800" w:hanging="360"/>
+      </w:pPr>
+      <w:rPr>
+        <w:rFonts w:ascii="Symbol" w:hAnsi="Symbol" w:hint="default"/>
+      </w:rPr>
+    </w:lvl>
+    <w:lvl w:ilvl="1" w:tplc="040E0003" w:tentative="1">
+      <w:start w:val="1"/>
+      <w:numFmt w:val="bullet"/>
+      <w:lvlText w:val="o"/>
+      <w:lvlJc w:val="left"/>
+      <w:pPr>
+        <w:ind w:left="2520" w:hanging="360"/>
+      </w:pPr>
+      <w:rPr>
+        <w:rFonts w:ascii="Courier New" w:hAnsi="Courier New" w:cs="Courier New" w:hint="default"/>
+      </w:rPr>
+    </w:lvl>
+    <w:lvl w:ilvl="2" w:tplc="040E0005" w:tentative="1">
+      <w:start w:val="1"/>
+      <w:numFmt w:val="bullet"/>
+      <w:lvlText w:val=""/>
+      <w:lvlJc w:val="left"/>
+      <w:pPr>
+        <w:ind w:left="3240" w:hanging="360"/>
+      </w:pPr>
+      <w:rPr>
+        <w:rFonts w:ascii="Wingdings" w:hAnsi="Wingdings" w:hint="default"/>
+      </w:rPr>
+    </w:lvl>
+    <w:lvl w:ilvl="3" w:tplc="040E0001" w:tentative="1">
+      <w:start w:val="1"/>
+      <w:numFmt w:val="bullet"/>
+      <w:lvlText w:val=""/>
+      <w:lvlJc w:val="left"/>
+      <w:pPr>
+        <w:ind w:left="3960" w:hanging="360"/>
+      </w:pPr>
+      <w:rPr>
+        <w:rFonts w:ascii="Symbol" w:hAnsi="Symbol" w:hint="default"/>
+      </w:rPr>
+    </w:lvl>
+    <w:lvl w:ilvl="4" w:tplc="040E0003" w:tentative="1">
+      <w:start w:val="1"/>
+      <w:numFmt w:val="bullet"/>
+      <w:lvlText w:val="o"/>
+      <w:lvlJc w:val="left"/>
+      <w:pPr>
+        <w:ind w:left="4680" w:hanging="360"/>
+      </w:pPr>
+      <w:rPr>
+        <w:rFonts w:ascii="Courier New" w:hAnsi="Courier New" w:cs="Courier New" w:hint="default"/>
+      </w:rPr>
+    </w:lvl>
+    <w:lvl w:ilvl="5" w:tplc="040E0005" w:tentative="1">
+      <w:start w:val="1"/>
+      <w:numFmt w:val="bullet"/>
+      <w:lvlText w:val=""/>
+      <w:lvlJc w:val="left"/>
+      <w:pPr>
+        <w:ind w:left="5400" w:hanging="360"/>
+      </w:pPr>
+      <w:rPr>
+        <w:rFonts w:ascii="Wingdings" w:hAnsi="Wingdings" w:hint="default"/>
+      </w:rPr>
+    </w:lvl>
+    <w:lvl w:ilvl="6" w:tplc="040E0001" w:tentative="1">
+      <w:start w:val="1"/>
+      <w:numFmt w:val="bullet"/>
+      <w:lvlText w:val=""/>
+      <w:lvlJc w:val="left"/>
+      <w:pPr>
+        <w:ind w:left="6120" w:hanging="360"/>
+      </w:pPr>
+      <w:rPr>
+        <w:rFonts w:ascii="Symbol" w:hAnsi="Symbol" w:hint="default"/>
+      </w:rPr>
+    </w:lvl>
+    <w:lvl w:ilvl="7" w:tplc="040E0003" w:tentative="1">
+      <w:start w:val="1"/>
+      <w:numFmt w:val="bullet"/>
+      <w:lvlText w:val="o"/>
+      <w:lvlJc w:val="left"/>
+      <w:pPr>
+        <w:ind w:left="6840" w:hanging="360"/>
+      </w:pPr>
+      <w:rPr>
+        <w:rFonts w:ascii="Courier New" w:hAnsi="Courier New" w:cs="Courier New" w:hint="default"/>
+      </w:rPr>
+    </w:lvl>
+    <w:lvl w:ilvl="8" w:tplc="040E0005" w:tentative="1">
+      <w:start w:val="1"/>
+      <w:numFmt w:val="bullet"/>
+      <w:lvlText w:val=""/>
+      <w:lvlJc w:val="left"/>
+      <w:pPr>
+        <w:ind w:left="7560" w:hanging="360"/>
+      </w:pPr>
+      <w:rPr>
+        <w:rFonts w:ascii="Wingdings" w:hAnsi="Wingdings" w:hint="default"/>
+      </w:rPr>
+    </w:lvl>
+  </w:abstractNum>
+  <w:abstractNum w:abstractNumId="7" w15:restartNumberingAfterBreak="0">
     <w:nsid w:val="3A5632FE"/>
     <w:multiLevelType w:val="hybridMultilevel"/>
     <w:tmpl w:val="064A8054"/>
@@ -1438,7 +4899,459 @@
       </w:rPr>
     </w:lvl>
   </w:abstractNum>
-  <w:abstractNum w:abstractNumId="5" w15:restartNumberingAfterBreak="0">
+  <w:abstractNum w:abstractNumId="8" w15:restartNumberingAfterBreak="0">
+    <w:nsid w:val="463473AA"/>
+    <w:multiLevelType w:val="hybridMultilevel"/>
+    <w:tmpl w:val="73CCDB76"/>
+    <w:lvl w:ilvl="0" w:tplc="040E0001">
+      <w:start w:val="1"/>
+      <w:numFmt w:val="bullet"/>
+      <w:lvlText w:val=""/>
+      <w:lvlJc w:val="left"/>
+      <w:pPr>
+        <w:ind w:left="1800" w:hanging="360"/>
+      </w:pPr>
+      <w:rPr>
+        <w:rFonts w:ascii="Symbol" w:hAnsi="Symbol" w:hint="default"/>
+      </w:rPr>
+    </w:lvl>
+    <w:lvl w:ilvl="1" w:tplc="040E0003" w:tentative="1">
+      <w:start w:val="1"/>
+      <w:numFmt w:val="bullet"/>
+      <w:lvlText w:val="o"/>
+      <w:lvlJc w:val="left"/>
+      <w:pPr>
+        <w:ind w:left="2520" w:hanging="360"/>
+      </w:pPr>
+      <w:rPr>
+        <w:rFonts w:ascii="Courier New" w:hAnsi="Courier New" w:cs="Courier New" w:hint="default"/>
+      </w:rPr>
+    </w:lvl>
+    <w:lvl w:ilvl="2" w:tplc="040E0005" w:tentative="1">
+      <w:start w:val="1"/>
+      <w:numFmt w:val="bullet"/>
+      <w:lvlText w:val=""/>
+      <w:lvlJc w:val="left"/>
+      <w:pPr>
+        <w:ind w:left="3240" w:hanging="360"/>
+      </w:pPr>
+      <w:rPr>
+        <w:rFonts w:ascii="Wingdings" w:hAnsi="Wingdings" w:hint="default"/>
+      </w:rPr>
+    </w:lvl>
+    <w:lvl w:ilvl="3" w:tplc="040E0001" w:tentative="1">
+      <w:start w:val="1"/>
+      <w:numFmt w:val="bullet"/>
+      <w:lvlText w:val=""/>
+      <w:lvlJc w:val="left"/>
+      <w:pPr>
+        <w:ind w:left="3960" w:hanging="360"/>
+      </w:pPr>
+      <w:rPr>
+        <w:rFonts w:ascii="Symbol" w:hAnsi="Symbol" w:hint="default"/>
+      </w:rPr>
+    </w:lvl>
+    <w:lvl w:ilvl="4" w:tplc="040E0003" w:tentative="1">
+      <w:start w:val="1"/>
+      <w:numFmt w:val="bullet"/>
+      <w:lvlText w:val="o"/>
+      <w:lvlJc w:val="left"/>
+      <w:pPr>
+        <w:ind w:left="4680" w:hanging="360"/>
+      </w:pPr>
+      <w:rPr>
+        <w:rFonts w:ascii="Courier New" w:hAnsi="Courier New" w:cs="Courier New" w:hint="default"/>
+      </w:rPr>
+    </w:lvl>
+    <w:lvl w:ilvl="5" w:tplc="040E0005" w:tentative="1">
+      <w:start w:val="1"/>
+      <w:numFmt w:val="bullet"/>
+      <w:lvlText w:val=""/>
+      <w:lvlJc w:val="left"/>
+      <w:pPr>
+        <w:ind w:left="5400" w:hanging="360"/>
+      </w:pPr>
+      <w:rPr>
+        <w:rFonts w:ascii="Wingdings" w:hAnsi="Wingdings" w:hint="default"/>
+      </w:rPr>
+    </w:lvl>
+    <w:lvl w:ilvl="6" w:tplc="040E0001" w:tentative="1">
+      <w:start w:val="1"/>
+      <w:numFmt w:val="bullet"/>
+      <w:lvlText w:val=""/>
+      <w:lvlJc w:val="left"/>
+      <w:pPr>
+        <w:ind w:left="6120" w:hanging="360"/>
+      </w:pPr>
+      <w:rPr>
+        <w:rFonts w:ascii="Symbol" w:hAnsi="Symbol" w:hint="default"/>
+      </w:rPr>
+    </w:lvl>
+    <w:lvl w:ilvl="7" w:tplc="040E0003" w:tentative="1">
+      <w:start w:val="1"/>
+      <w:numFmt w:val="bullet"/>
+      <w:lvlText w:val="o"/>
+      <w:lvlJc w:val="left"/>
+      <w:pPr>
+        <w:ind w:left="6840" w:hanging="360"/>
+      </w:pPr>
+      <w:rPr>
+        <w:rFonts w:ascii="Courier New" w:hAnsi="Courier New" w:cs="Courier New" w:hint="default"/>
+      </w:rPr>
+    </w:lvl>
+    <w:lvl w:ilvl="8" w:tplc="040E0005" w:tentative="1">
+      <w:start w:val="1"/>
+      <w:numFmt w:val="bullet"/>
+      <w:lvlText w:val=""/>
+      <w:lvlJc w:val="left"/>
+      <w:pPr>
+        <w:ind w:left="7560" w:hanging="360"/>
+      </w:pPr>
+      <w:rPr>
+        <w:rFonts w:ascii="Wingdings" w:hAnsi="Wingdings" w:hint="default"/>
+      </w:rPr>
+    </w:lvl>
+  </w:abstractNum>
+  <w:abstractNum w:abstractNumId="9" w15:restartNumberingAfterBreak="0">
+    <w:nsid w:val="519E616D"/>
+    <w:multiLevelType w:val="hybridMultilevel"/>
+    <w:tmpl w:val="DBBE8864"/>
+    <w:lvl w:ilvl="0" w:tplc="040E0001">
+      <w:start w:val="1"/>
+      <w:numFmt w:val="bullet"/>
+      <w:lvlText w:val=""/>
+      <w:lvlJc w:val="left"/>
+      <w:pPr>
+        <w:ind w:left="1776" w:hanging="360"/>
+      </w:pPr>
+      <w:rPr>
+        <w:rFonts w:ascii="Symbol" w:hAnsi="Symbol" w:hint="default"/>
+      </w:rPr>
+    </w:lvl>
+    <w:lvl w:ilvl="1" w:tplc="040E0003" w:tentative="1">
+      <w:start w:val="1"/>
+      <w:numFmt w:val="bullet"/>
+      <w:lvlText w:val="o"/>
+      <w:lvlJc w:val="left"/>
+      <w:pPr>
+        <w:ind w:left="2496" w:hanging="360"/>
+      </w:pPr>
+      <w:rPr>
+        <w:rFonts w:ascii="Courier New" w:hAnsi="Courier New" w:cs="Courier New" w:hint="default"/>
+      </w:rPr>
+    </w:lvl>
+    <w:lvl w:ilvl="2" w:tplc="040E0005" w:tentative="1">
+      <w:start w:val="1"/>
+      <w:numFmt w:val="bullet"/>
+      <w:lvlText w:val=""/>
+      <w:lvlJc w:val="left"/>
+      <w:pPr>
+        <w:ind w:left="3216" w:hanging="360"/>
+      </w:pPr>
+      <w:rPr>
+        <w:rFonts w:ascii="Wingdings" w:hAnsi="Wingdings" w:hint="default"/>
+      </w:rPr>
+    </w:lvl>
+    <w:lvl w:ilvl="3" w:tplc="040E0001" w:tentative="1">
+      <w:start w:val="1"/>
+      <w:numFmt w:val="bullet"/>
+      <w:lvlText w:val=""/>
+      <w:lvlJc w:val="left"/>
+      <w:pPr>
+        <w:ind w:left="3936" w:hanging="360"/>
+      </w:pPr>
+      <w:rPr>
+        <w:rFonts w:ascii="Symbol" w:hAnsi="Symbol" w:hint="default"/>
+      </w:rPr>
+    </w:lvl>
+    <w:lvl w:ilvl="4" w:tplc="040E0003" w:tentative="1">
+      <w:start w:val="1"/>
+      <w:numFmt w:val="bullet"/>
+      <w:lvlText w:val="o"/>
+      <w:lvlJc w:val="left"/>
+      <w:pPr>
+        <w:ind w:left="4656" w:hanging="360"/>
+      </w:pPr>
+      <w:rPr>
+        <w:rFonts w:ascii="Courier New" w:hAnsi="Courier New" w:cs="Courier New" w:hint="default"/>
+      </w:rPr>
+    </w:lvl>
+    <w:lvl w:ilvl="5" w:tplc="040E0005" w:tentative="1">
+      <w:start w:val="1"/>
+      <w:numFmt w:val="bullet"/>
+      <w:lvlText w:val=""/>
+      <w:lvlJc w:val="left"/>
+      <w:pPr>
+        <w:ind w:left="5376" w:hanging="360"/>
+      </w:pPr>
+      <w:rPr>
+        <w:rFonts w:ascii="Wingdings" w:hAnsi="Wingdings" w:hint="default"/>
+      </w:rPr>
+    </w:lvl>
+    <w:lvl w:ilvl="6" w:tplc="040E0001" w:tentative="1">
+      <w:start w:val="1"/>
+      <w:numFmt w:val="bullet"/>
+      <w:lvlText w:val=""/>
+      <w:lvlJc w:val="left"/>
+      <w:pPr>
+        <w:ind w:left="6096" w:hanging="360"/>
+      </w:pPr>
+      <w:rPr>
+        <w:rFonts w:ascii="Symbol" w:hAnsi="Symbol" w:hint="default"/>
+      </w:rPr>
+    </w:lvl>
+    <w:lvl w:ilvl="7" w:tplc="040E0003" w:tentative="1">
+      <w:start w:val="1"/>
+      <w:numFmt w:val="bullet"/>
+      <w:lvlText w:val="o"/>
+      <w:lvlJc w:val="left"/>
+      <w:pPr>
+        <w:ind w:left="6816" w:hanging="360"/>
+      </w:pPr>
+      <w:rPr>
+        <w:rFonts w:ascii="Courier New" w:hAnsi="Courier New" w:cs="Courier New" w:hint="default"/>
+      </w:rPr>
+    </w:lvl>
+    <w:lvl w:ilvl="8" w:tplc="040E0005" w:tentative="1">
+      <w:start w:val="1"/>
+      <w:numFmt w:val="bullet"/>
+      <w:lvlText w:val=""/>
+      <w:lvlJc w:val="left"/>
+      <w:pPr>
+        <w:ind w:left="7536" w:hanging="360"/>
+      </w:pPr>
+      <w:rPr>
+        <w:rFonts w:ascii="Wingdings" w:hAnsi="Wingdings" w:hint="default"/>
+      </w:rPr>
+    </w:lvl>
+  </w:abstractNum>
+  <w:abstractNum w:abstractNumId="10" w15:restartNumberingAfterBreak="0">
+    <w:nsid w:val="591139A5"/>
+    <w:multiLevelType w:val="hybridMultilevel"/>
+    <w:tmpl w:val="5DA60640"/>
+    <w:lvl w:ilvl="0" w:tplc="040E0001">
+      <w:start w:val="1"/>
+      <w:numFmt w:val="bullet"/>
+      <w:lvlText w:val=""/>
+      <w:lvlJc w:val="left"/>
+      <w:pPr>
+        <w:ind w:left="1800" w:hanging="360"/>
+      </w:pPr>
+      <w:rPr>
+        <w:rFonts w:ascii="Symbol" w:hAnsi="Symbol" w:hint="default"/>
+      </w:rPr>
+    </w:lvl>
+    <w:lvl w:ilvl="1" w:tplc="040E0003" w:tentative="1">
+      <w:start w:val="1"/>
+      <w:numFmt w:val="bullet"/>
+      <w:lvlText w:val="o"/>
+      <w:lvlJc w:val="left"/>
+      <w:pPr>
+        <w:ind w:left="2520" w:hanging="360"/>
+      </w:pPr>
+      <w:rPr>
+        <w:rFonts w:ascii="Courier New" w:hAnsi="Courier New" w:cs="Courier New" w:hint="default"/>
+      </w:rPr>
+    </w:lvl>
+    <w:lvl w:ilvl="2" w:tplc="040E0005" w:tentative="1">
+      <w:start w:val="1"/>
+      <w:numFmt w:val="bullet"/>
+      <w:lvlText w:val=""/>
+      <w:lvlJc w:val="left"/>
+      <w:pPr>
+        <w:ind w:left="3240" w:hanging="360"/>
+      </w:pPr>
+      <w:rPr>
+        <w:rFonts w:ascii="Wingdings" w:hAnsi="Wingdings" w:hint="default"/>
+      </w:rPr>
+    </w:lvl>
+    <w:lvl w:ilvl="3" w:tplc="040E0001" w:tentative="1">
+      <w:start w:val="1"/>
+      <w:numFmt w:val="bullet"/>
+      <w:lvlText w:val=""/>
+      <w:lvlJc w:val="left"/>
+      <w:pPr>
+        <w:ind w:left="3960" w:hanging="360"/>
+      </w:pPr>
+      <w:rPr>
+        <w:rFonts w:ascii="Symbol" w:hAnsi="Symbol" w:hint="default"/>
+      </w:rPr>
+    </w:lvl>
+    <w:lvl w:ilvl="4" w:tplc="040E0003" w:tentative="1">
+      <w:start w:val="1"/>
+      <w:numFmt w:val="bullet"/>
+      <w:lvlText w:val="o"/>
+      <w:lvlJc w:val="left"/>
+      <w:pPr>
+        <w:ind w:left="4680" w:hanging="360"/>
+      </w:pPr>
+      <w:rPr>
+        <w:rFonts w:ascii="Courier New" w:hAnsi="Courier New" w:cs="Courier New" w:hint="default"/>
+      </w:rPr>
+    </w:lvl>
+    <w:lvl w:ilvl="5" w:tplc="040E0005" w:tentative="1">
+      <w:start w:val="1"/>
+      <w:numFmt w:val="bullet"/>
+      <w:lvlText w:val=""/>
+      <w:lvlJc w:val="left"/>
+      <w:pPr>
+        <w:ind w:left="5400" w:hanging="360"/>
+      </w:pPr>
+      <w:rPr>
+        <w:rFonts w:ascii="Wingdings" w:hAnsi="Wingdings" w:hint="default"/>
+      </w:rPr>
+    </w:lvl>
+    <w:lvl w:ilvl="6" w:tplc="040E0001" w:tentative="1">
+      <w:start w:val="1"/>
+      <w:numFmt w:val="bullet"/>
+      <w:lvlText w:val=""/>
+      <w:lvlJc w:val="left"/>
+      <w:pPr>
+        <w:ind w:left="6120" w:hanging="360"/>
+      </w:pPr>
+      <w:rPr>
+        <w:rFonts w:ascii="Symbol" w:hAnsi="Symbol" w:hint="default"/>
+      </w:rPr>
+    </w:lvl>
+    <w:lvl w:ilvl="7" w:tplc="040E0003" w:tentative="1">
+      <w:start w:val="1"/>
+      <w:numFmt w:val="bullet"/>
+      <w:lvlText w:val="o"/>
+      <w:lvlJc w:val="left"/>
+      <w:pPr>
+        <w:ind w:left="6840" w:hanging="360"/>
+      </w:pPr>
+      <w:rPr>
+        <w:rFonts w:ascii="Courier New" w:hAnsi="Courier New" w:cs="Courier New" w:hint="default"/>
+      </w:rPr>
+    </w:lvl>
+    <w:lvl w:ilvl="8" w:tplc="040E0005" w:tentative="1">
+      <w:start w:val="1"/>
+      <w:numFmt w:val="bullet"/>
+      <w:lvlText w:val=""/>
+      <w:lvlJc w:val="left"/>
+      <w:pPr>
+        <w:ind w:left="7560" w:hanging="360"/>
+      </w:pPr>
+      <w:rPr>
+        <w:rFonts w:ascii="Wingdings" w:hAnsi="Wingdings" w:hint="default"/>
+      </w:rPr>
+    </w:lvl>
+  </w:abstractNum>
+  <w:abstractNum w:abstractNumId="11" w15:restartNumberingAfterBreak="0">
+    <w:nsid w:val="6899739F"/>
+    <w:multiLevelType w:val="hybridMultilevel"/>
+    <w:tmpl w:val="BAC25E58"/>
+    <w:lvl w:ilvl="0" w:tplc="040E0001">
+      <w:start w:val="1"/>
+      <w:numFmt w:val="bullet"/>
+      <w:lvlText w:val=""/>
+      <w:lvlJc w:val="left"/>
+      <w:pPr>
+        <w:ind w:left="1800" w:hanging="360"/>
+      </w:pPr>
+      <w:rPr>
+        <w:rFonts w:ascii="Symbol" w:hAnsi="Symbol" w:hint="default"/>
+      </w:rPr>
+    </w:lvl>
+    <w:lvl w:ilvl="1" w:tplc="040E0003" w:tentative="1">
+      <w:start w:val="1"/>
+      <w:numFmt w:val="bullet"/>
+      <w:lvlText w:val="o"/>
+      <w:lvlJc w:val="left"/>
+      <w:pPr>
+        <w:ind w:left="2520" w:hanging="360"/>
+      </w:pPr>
+      <w:rPr>
+        <w:rFonts w:ascii="Courier New" w:hAnsi="Courier New" w:cs="Courier New" w:hint="default"/>
+      </w:rPr>
+    </w:lvl>
+    <w:lvl w:ilvl="2" w:tplc="040E0005" w:tentative="1">
+      <w:start w:val="1"/>
+      <w:numFmt w:val="bullet"/>
+      <w:lvlText w:val=""/>
+      <w:lvlJc w:val="left"/>
+      <w:pPr>
+        <w:ind w:left="3240" w:hanging="360"/>
+      </w:pPr>
+      <w:rPr>
+        <w:rFonts w:ascii="Wingdings" w:hAnsi="Wingdings" w:hint="default"/>
+      </w:rPr>
+    </w:lvl>
+    <w:lvl w:ilvl="3" w:tplc="040E0001" w:tentative="1">
+      <w:start w:val="1"/>
+      <w:numFmt w:val="bullet"/>
+      <w:lvlText w:val=""/>
+      <w:lvlJc w:val="left"/>
+      <w:pPr>
+        <w:ind w:left="3960" w:hanging="360"/>
+      </w:pPr>
+      <w:rPr>
+        <w:rFonts w:ascii="Symbol" w:hAnsi="Symbol" w:hint="default"/>
+      </w:rPr>
+    </w:lvl>
+    <w:lvl w:ilvl="4" w:tplc="040E0003" w:tentative="1">
+      <w:start w:val="1"/>
+      <w:numFmt w:val="bullet"/>
+      <w:lvlText w:val="o"/>
+      <w:lvlJc w:val="left"/>
+      <w:pPr>
+        <w:ind w:left="4680" w:hanging="360"/>
+      </w:pPr>
+      <w:rPr>
+        <w:rFonts w:ascii="Courier New" w:hAnsi="Courier New" w:cs="Courier New" w:hint="default"/>
+      </w:rPr>
+    </w:lvl>
+    <w:lvl w:ilvl="5" w:tplc="040E0005" w:tentative="1">
+      <w:start w:val="1"/>
+      <w:numFmt w:val="bullet"/>
+      <w:lvlText w:val=""/>
+      <w:lvlJc w:val="left"/>
+      <w:pPr>
+        <w:ind w:left="5400" w:hanging="360"/>
+      </w:pPr>
+      <w:rPr>
+        <w:rFonts w:ascii="Wingdings" w:hAnsi="Wingdings" w:hint="default"/>
+      </w:rPr>
+    </w:lvl>
+    <w:lvl w:ilvl="6" w:tplc="040E0001" w:tentative="1">
+      <w:start w:val="1"/>
+      <w:numFmt w:val="bullet"/>
+      <w:lvlText w:val=""/>
+      <w:lvlJc w:val="left"/>
+      <w:pPr>
+        <w:ind w:left="6120" w:hanging="360"/>
+      </w:pPr>
+      <w:rPr>
+        <w:rFonts w:ascii="Symbol" w:hAnsi="Symbol" w:hint="default"/>
+      </w:rPr>
+    </w:lvl>
+    <w:lvl w:ilvl="7" w:tplc="040E0003" w:tentative="1">
+      <w:start w:val="1"/>
+      <w:numFmt w:val="bullet"/>
+      <w:lvlText w:val="o"/>
+      <w:lvlJc w:val="left"/>
+      <w:pPr>
+        <w:ind w:left="6840" w:hanging="360"/>
+      </w:pPr>
+      <w:rPr>
+        <w:rFonts w:ascii="Courier New" w:hAnsi="Courier New" w:cs="Courier New" w:hint="default"/>
+      </w:rPr>
+    </w:lvl>
+    <w:lvl w:ilvl="8" w:tplc="040E0005" w:tentative="1">
+      <w:start w:val="1"/>
+      <w:numFmt w:val="bullet"/>
+      <w:lvlText w:val=""/>
+      <w:lvlJc w:val="left"/>
+      <w:pPr>
+        <w:ind w:left="7560" w:hanging="360"/>
+      </w:pPr>
+      <w:rPr>
+        <w:rFonts w:ascii="Wingdings" w:hAnsi="Wingdings" w:hint="default"/>
+      </w:rPr>
+    </w:lvl>
+  </w:abstractNum>
+  <w:abstractNum w:abstractNumId="12" w15:restartNumberingAfterBreak="0">
     <w:nsid w:val="6C5679D2"/>
     <w:multiLevelType w:val="hybridMultilevel"/>
     <w:tmpl w:val="B3508E88"/>
@@ -1551,7 +5464,7 @@
       </w:rPr>
     </w:lvl>
   </w:abstractNum>
-  <w:abstractNum w:abstractNumId="6" w15:restartNumberingAfterBreak="0">
+  <w:abstractNum w:abstractNumId="13" w15:restartNumberingAfterBreak="0">
     <w:nsid w:val="721E3991"/>
     <w:multiLevelType w:val="hybridMultilevel"/>
     <w:tmpl w:val="72FCB9C4"/>
@@ -1664,7 +5577,7 @@
       </w:rPr>
     </w:lvl>
   </w:abstractNum>
-  <w:abstractNum w:abstractNumId="7" w15:restartNumberingAfterBreak="0">
+  <w:abstractNum w:abstractNumId="14" w15:restartNumberingAfterBreak="0">
     <w:nsid w:val="7AA558AC"/>
     <w:multiLevelType w:val="multilevel"/>
     <w:tmpl w:val="AD9832DA"/>
@@ -1782,31 +5695,52 @@
     </w:lvl>
   </w:abstractNum>
   <w:num w:numId="1">
+    <w:abstractNumId w:val="14"/>
+  </w:num>
+  <w:num w:numId="2">
+    <w:abstractNumId w:val="2"/>
+  </w:num>
+  <w:num w:numId="3">
+    <w:abstractNumId w:val="14"/>
+  </w:num>
+  <w:num w:numId="4">
     <w:abstractNumId w:val="7"/>
   </w:num>
-  <w:num w:numId="2">
+  <w:num w:numId="5">
+    <w:abstractNumId w:val="4"/>
+  </w:num>
+  <w:num w:numId="6">
+    <w:abstractNumId w:val="3"/>
+  </w:num>
+  <w:num w:numId="7">
+    <w:abstractNumId w:val="13"/>
+  </w:num>
+  <w:num w:numId="8">
+    <w:abstractNumId w:val="12"/>
+  </w:num>
+  <w:num w:numId="9">
+    <w:abstractNumId w:val="5"/>
+  </w:num>
+  <w:num w:numId="10">
+    <w:abstractNumId w:val="6"/>
+  </w:num>
+  <w:num w:numId="11">
+    <w:abstractNumId w:val="11"/>
+  </w:num>
+  <w:num w:numId="12">
+    <w:abstractNumId w:val="10"/>
+  </w:num>
+  <w:num w:numId="13">
+    <w:abstractNumId w:val="1"/>
+  </w:num>
+  <w:num w:numId="14">
+    <w:abstractNumId w:val="8"/>
+  </w:num>
+  <w:num w:numId="15">
     <w:abstractNumId w:val="0"/>
   </w:num>
-  <w:num w:numId="3">
-    <w:abstractNumId w:val="7"/>
-  </w:num>
-  <w:num w:numId="4">
-    <w:abstractNumId w:val="4"/>
-  </w:num>
-  <w:num w:numId="5">
-    <w:abstractNumId w:val="2"/>
-  </w:num>
-  <w:num w:numId="6">
-    <w:abstractNumId w:val="1"/>
-  </w:num>
-  <w:num w:numId="7">
-    <w:abstractNumId w:val="6"/>
-  </w:num>
-  <w:num w:numId="8">
-    <w:abstractNumId w:val="5"/>
-  </w:num>
-  <w:num w:numId="9">
-    <w:abstractNumId w:val="3"/>
+  <w:num w:numId="16">
+    <w:abstractNumId w:val="9"/>
   </w:num>
 </w:numbering>
 </file>

--- a/ZoneControl_Adaszerkezet.docx
+++ b/ZoneControl_Adaszerkezet.docx
@@ -130,6 +130,13 @@
     <w:p/>
     <w:sdt>
       <w:sdtPr>
+        <w:rPr>
+          <w:rFonts w:eastAsiaTheme="minorHAnsi" w:cs="Times New Roman"/>
+          <w:color w:val="auto"/>
+          <w:sz w:val="26"/>
+          <w:szCs w:val="26"/>
+          <w:lang w:eastAsia="en-US"/>
+        </w:rPr>
         <w:id w:val="1640997355"/>
         <w:docPartObj>
           <w:docPartGallery w:val="Table of Contents"/>
@@ -138,13 +145,8 @@
       </w:sdtPr>
       <w:sdtEndPr>
         <w:rPr>
-          <w:rFonts w:eastAsiaTheme="minorHAnsi" w:cs="Times New Roman"/>
           <w:b/>
           <w:bCs/>
-          <w:color w:val="auto"/>
-          <w:sz w:val="26"/>
-          <w:szCs w:val="26"/>
-          <w:lang w:eastAsia="en-US"/>
         </w:rPr>
       </w:sdtEndPr>
       <w:sdtContent>
@@ -1833,35 +1835,14 @@
           <w:sz w:val="28"/>
           <w:szCs w:val="28"/>
         </w:rPr>
-        <w:t xml:space="preserve"> </w:t>
-      </w:r>
-      <w:r>
-        <w:rPr>
-          <w:sz w:val="28"/>
-          <w:szCs w:val="28"/>
-        </w:rPr>
-        <w:t>(szöveg)</w:t>
-      </w:r>
-      <w:r>
-        <w:rPr>
-          <w:sz w:val="28"/>
-          <w:szCs w:val="28"/>
-        </w:rPr>
-        <w:t xml:space="preserve">, </w:t>
-      </w:r>
-      <w:r>
-        <w:rPr>
-          <w:sz w:val="28"/>
-          <w:szCs w:val="28"/>
-        </w:rPr>
-        <w:t>vendég</w:t>
-      </w:r>
-      <w:r>
-        <w:rPr>
-          <w:sz w:val="28"/>
-          <w:szCs w:val="28"/>
-        </w:rPr>
-        <w:t xml:space="preserve"> e-mail címe</w:t>
+        <w:t xml:space="preserve"> (szöveg)</w:t>
+      </w:r>
+      <w:r>
+        <w:rPr>
+          <w:sz w:val="28"/>
+          <w:szCs w:val="28"/>
+        </w:rPr>
+        <w:t>, vendég e-mail címe</w:t>
       </w:r>
     </w:p>
     <w:p>
@@ -1888,35 +1869,14 @@
           <w:sz w:val="28"/>
           <w:szCs w:val="28"/>
         </w:rPr>
-        <w:t xml:space="preserve"> </w:t>
-      </w:r>
-      <w:r>
-        <w:rPr>
-          <w:sz w:val="28"/>
-          <w:szCs w:val="28"/>
-        </w:rPr>
-        <w:t>(szöveg)</w:t>
-      </w:r>
-      <w:r>
-        <w:rPr>
-          <w:sz w:val="28"/>
-          <w:szCs w:val="28"/>
-        </w:rPr>
-        <w:t xml:space="preserve">, </w:t>
-      </w:r>
-      <w:r>
-        <w:rPr>
-          <w:sz w:val="28"/>
-          <w:szCs w:val="28"/>
-        </w:rPr>
-        <w:t>vendég</w:t>
-      </w:r>
-      <w:r>
-        <w:rPr>
-          <w:sz w:val="28"/>
-          <w:szCs w:val="28"/>
-        </w:rPr>
-        <w:t xml:space="preserve"> jelszava</w:t>
+        <w:t xml:space="preserve"> (szöveg)</w:t>
+      </w:r>
+      <w:r>
+        <w:rPr>
+          <w:sz w:val="28"/>
+          <w:szCs w:val="28"/>
+        </w:rPr>
+        <w:t>, vendég jelszava</w:t>
       </w:r>
     </w:p>
     <w:p>
@@ -1964,21 +1924,7 @@
           <w:sz w:val="28"/>
           <w:szCs w:val="28"/>
         </w:rPr>
-        <w:t xml:space="preserve">, </w:t>
-      </w:r>
-      <w:r>
-        <w:rPr>
-          <w:sz w:val="28"/>
-          <w:szCs w:val="28"/>
-        </w:rPr>
-        <w:t>vendég</w:t>
-      </w:r>
-      <w:r>
-        <w:rPr>
-          <w:sz w:val="28"/>
-          <w:szCs w:val="28"/>
-        </w:rPr>
-        <w:t xml:space="preserve"> életkora</w:t>
+        <w:t>, vendég életkora</w:t>
       </w:r>
     </w:p>
     <w:p>
@@ -2005,35 +1951,14 @@
           <w:sz w:val="28"/>
           <w:szCs w:val="28"/>
         </w:rPr>
-        <w:t xml:space="preserve"> </w:t>
-      </w:r>
-      <w:r>
-        <w:rPr>
-          <w:sz w:val="28"/>
-          <w:szCs w:val="28"/>
-        </w:rPr>
-        <w:t>(szöveg)</w:t>
-      </w:r>
-      <w:r>
-        <w:rPr>
-          <w:sz w:val="28"/>
-          <w:szCs w:val="28"/>
-        </w:rPr>
-        <w:t xml:space="preserve">, </w:t>
-      </w:r>
-      <w:r>
-        <w:rPr>
-          <w:sz w:val="28"/>
-          <w:szCs w:val="28"/>
-        </w:rPr>
-        <w:t>vendég</w:t>
-      </w:r>
-      <w:r>
-        <w:rPr>
-          <w:sz w:val="28"/>
-          <w:szCs w:val="28"/>
-        </w:rPr>
-        <w:t xml:space="preserve"> telefonszáma</w:t>
+        <w:t xml:space="preserve"> (szöveg)</w:t>
+      </w:r>
+      <w:r>
+        <w:rPr>
+          <w:sz w:val="28"/>
+          <w:szCs w:val="28"/>
+        </w:rPr>
+        <w:t>, vendég telefonszáma</w:t>
       </w:r>
     </w:p>
     <w:p>
@@ -2060,35 +1985,14 @@
           <w:sz w:val="28"/>
           <w:szCs w:val="28"/>
         </w:rPr>
-        <w:t xml:space="preserve"> </w:t>
-      </w:r>
-      <w:r>
-        <w:rPr>
-          <w:sz w:val="28"/>
-          <w:szCs w:val="28"/>
-        </w:rPr>
-        <w:t>(szöveg)</w:t>
-      </w:r>
-      <w:r>
-        <w:rPr>
-          <w:sz w:val="28"/>
-          <w:szCs w:val="28"/>
-        </w:rPr>
-        <w:t xml:space="preserve">, </w:t>
-      </w:r>
-      <w:r>
-        <w:rPr>
-          <w:sz w:val="28"/>
-          <w:szCs w:val="28"/>
-        </w:rPr>
-        <w:t>vendég</w:t>
-      </w:r>
-      <w:r>
-        <w:rPr>
-          <w:sz w:val="28"/>
-          <w:szCs w:val="28"/>
-        </w:rPr>
-        <w:t xml:space="preserve"> RFID-ja</w:t>
+        <w:t xml:space="preserve"> (szöveg)</w:t>
+      </w:r>
+      <w:r>
+        <w:rPr>
+          <w:sz w:val="28"/>
+          <w:szCs w:val="28"/>
+        </w:rPr>
+        <w:t>, vendég RFID-ja</w:t>
       </w:r>
     </w:p>
     <w:p>
@@ -2210,14 +2114,7 @@
           <w:sz w:val="28"/>
           <w:szCs w:val="28"/>
         </w:rPr>
-        <w:t xml:space="preserve"> </w:t>
-      </w:r>
-      <w:r>
-        <w:rPr>
-          <w:sz w:val="28"/>
-          <w:szCs w:val="28"/>
-        </w:rPr>
-        <w:t>(egész szám)</w:t>
+        <w:t xml:space="preserve"> (egész szám)</w:t>
       </w:r>
       <w:r>
         <w:rPr>
@@ -2312,14 +2209,7 @@
           <w:sz w:val="28"/>
           <w:szCs w:val="28"/>
         </w:rPr>
-        <w:t xml:space="preserve">hotelNeve </w:t>
-      </w:r>
-      <w:r>
-        <w:rPr>
-          <w:sz w:val="28"/>
-          <w:szCs w:val="28"/>
-        </w:rPr>
-        <w:t>(szöveg)</w:t>
+        <w:t>hotelNeve (szöveg)</w:t>
       </w:r>
       <w:r>
         <w:rPr>
@@ -2404,14 +2294,7 @@
           <w:sz w:val="28"/>
           <w:szCs w:val="28"/>
         </w:rPr>
-        <w:t xml:space="preserve"> </w:t>
-      </w:r>
-      <w:r>
-        <w:rPr>
-          <w:sz w:val="28"/>
-          <w:szCs w:val="28"/>
-        </w:rPr>
-        <w:t>(szöveg)</w:t>
+        <w:t xml:space="preserve"> (szöveg)</w:t>
       </w:r>
       <w:r>
         <w:rPr>
@@ -2445,14 +2328,7 @@
           <w:sz w:val="28"/>
           <w:szCs w:val="28"/>
         </w:rPr>
-        <w:t xml:space="preserve"> </w:t>
-      </w:r>
-      <w:r>
-        <w:rPr>
-          <w:sz w:val="28"/>
-          <w:szCs w:val="28"/>
-        </w:rPr>
-        <w:t>(egész szám)</w:t>
+        <w:t xml:space="preserve"> (egész szám)</w:t>
       </w:r>
       <w:r>
         <w:rPr>
@@ -2486,14 +2362,7 @@
           <w:sz w:val="28"/>
           <w:szCs w:val="28"/>
         </w:rPr>
-        <w:t xml:space="preserve"> </w:t>
-      </w:r>
-      <w:r>
-        <w:rPr>
-          <w:sz w:val="28"/>
-          <w:szCs w:val="28"/>
-        </w:rPr>
-        <w:t>(float)</w:t>
+        <w:t xml:space="preserve"> (float)</w:t>
       </w:r>
       <w:r>
         <w:rPr>
@@ -2527,14 +2396,7 @@
           <w:sz w:val="28"/>
           <w:szCs w:val="28"/>
         </w:rPr>
-        <w:t xml:space="preserve"> </w:t>
-      </w:r>
-      <w:r>
-        <w:rPr>
-          <w:sz w:val="28"/>
-          <w:szCs w:val="28"/>
-        </w:rPr>
-        <w:t>(szöveg)</w:t>
+        <w:t xml:space="preserve"> (szöveg)</w:t>
       </w:r>
       <w:r>
         <w:rPr>
@@ -2619,28 +2481,14 @@
           <w:sz w:val="28"/>
           <w:szCs w:val="28"/>
         </w:rPr>
-        <w:t xml:space="preserve"> </w:t>
-      </w:r>
-      <w:r>
-        <w:rPr>
-          <w:sz w:val="28"/>
-          <w:szCs w:val="28"/>
-        </w:rPr>
-        <w:t>(egész szám)</w:t>
-      </w:r>
-      <w:r>
-        <w:rPr>
-          <w:sz w:val="28"/>
-          <w:szCs w:val="28"/>
-        </w:rPr>
-        <w:t xml:space="preserve">, vendég </w:t>
-      </w:r>
-      <w:r>
-        <w:rPr>
-          <w:sz w:val="28"/>
-          <w:szCs w:val="28"/>
-        </w:rPr>
-        <w:t>azonosító</w:t>
+        <w:t xml:space="preserve"> (egész szám)</w:t>
+      </w:r>
+      <w:r>
+        <w:rPr>
+          <w:sz w:val="28"/>
+          <w:szCs w:val="28"/>
+        </w:rPr>
+        <w:t>, vendég azonosító</w:t>
       </w:r>
     </w:p>
     <w:p>
@@ -2667,28 +2515,14 @@
           <w:sz w:val="28"/>
           <w:szCs w:val="28"/>
         </w:rPr>
-        <w:t xml:space="preserve"> </w:t>
-      </w:r>
-      <w:r>
-        <w:rPr>
-          <w:sz w:val="28"/>
-          <w:szCs w:val="28"/>
-        </w:rPr>
-        <w:t>(egész szám)</w:t>
-      </w:r>
-      <w:r>
-        <w:rPr>
-          <w:sz w:val="28"/>
-          <w:szCs w:val="28"/>
-        </w:rPr>
-        <w:t xml:space="preserve"> részleg </w:t>
-      </w:r>
-      <w:r>
-        <w:rPr>
-          <w:sz w:val="28"/>
-          <w:szCs w:val="28"/>
-        </w:rPr>
-        <w:t>azonosító</w:t>
+        <w:t xml:space="preserve"> (egész szám)</w:t>
+      </w:r>
+      <w:r>
+        <w:rPr>
+          <w:sz w:val="28"/>
+          <w:szCs w:val="28"/>
+        </w:rPr>
+        <w:t xml:space="preserve"> részleg azonosító</w:t>
       </w:r>
     </w:p>
     <w:p>
@@ -2715,28 +2549,7 @@
           <w:sz w:val="28"/>
           <w:szCs w:val="28"/>
         </w:rPr>
-        <w:t xml:space="preserve"> </w:t>
-      </w:r>
-      <w:r>
-        <w:rPr>
-          <w:sz w:val="28"/>
-          <w:szCs w:val="28"/>
-        </w:rPr>
-        <w:t>(</w:t>
-      </w:r>
-      <w:r>
-        <w:rPr>
-          <w:sz w:val="28"/>
-          <w:szCs w:val="28"/>
-        </w:rPr>
-        <w:t>datetime</w:t>
-      </w:r>
-      <w:r>
-        <w:rPr>
-          <w:sz w:val="28"/>
-          <w:szCs w:val="28"/>
-        </w:rPr>
-        <w:t>)</w:t>
+        <w:t xml:space="preserve"> (datetime)</w:t>
       </w:r>
       <w:r>
         <w:rPr>
@@ -2830,14 +2643,7 @@
           <w:sz w:val="28"/>
           <w:szCs w:val="28"/>
         </w:rPr>
-        <w:t xml:space="preserve"> </w:t>
-      </w:r>
-      <w:r>
-        <w:rPr>
-          <w:sz w:val="28"/>
-          <w:szCs w:val="28"/>
-        </w:rPr>
-        <w:t>(szöveg)</w:t>
+        <w:t xml:space="preserve"> (szöveg)</w:t>
       </w:r>
       <w:r>
         <w:rPr>
@@ -2871,14 +2677,7 @@
           <w:sz w:val="28"/>
           <w:szCs w:val="28"/>
         </w:rPr>
-        <w:t xml:space="preserve">  </w:t>
-      </w:r>
-      <w:r>
-        <w:rPr>
-          <w:sz w:val="28"/>
-          <w:szCs w:val="28"/>
-        </w:rPr>
-        <w:t>(szöveg)</w:t>
+        <w:t xml:space="preserve">  (szöveg)</w:t>
       </w:r>
       <w:r>
         <w:rPr>
@@ -2983,28 +2782,7 @@
           <w:sz w:val="28"/>
           <w:szCs w:val="28"/>
         </w:rPr>
-        <w:t>, zárás</w:t>
-      </w:r>
-      <w:r>
-        <w:rPr>
-          <w:sz w:val="28"/>
-          <w:szCs w:val="28"/>
-        </w:rPr>
-        <w:t xml:space="preserve"> ideje (óra</w:t>
-      </w:r>
-      <w:r>
-        <w:rPr>
-          <w:sz w:val="28"/>
-          <w:szCs w:val="28"/>
-        </w:rPr>
-        <w:t>:perc</w:t>
-      </w:r>
-      <w:r>
-        <w:rPr>
-          <w:sz w:val="28"/>
-          <w:szCs w:val="28"/>
-        </w:rPr>
-        <w:t>)</w:t>
+        <w:t>, zárás ideje (óra:perc)</w:t>
       </w:r>
     </w:p>
     <w:p/>
@@ -3090,28 +2868,14 @@
           <w:sz w:val="28"/>
           <w:szCs w:val="28"/>
         </w:rPr>
-        <w:t xml:space="preserve"> </w:t>
-      </w:r>
-      <w:r>
-        <w:rPr>
-          <w:sz w:val="28"/>
-          <w:szCs w:val="28"/>
-        </w:rPr>
-        <w:t>(egész szám)</w:t>
-      </w:r>
-      <w:r>
-        <w:rPr>
-          <w:sz w:val="28"/>
-          <w:szCs w:val="28"/>
-        </w:rPr>
-        <w:t xml:space="preserve">, </w:t>
-      </w:r>
-      <w:r>
-        <w:rPr>
-          <w:sz w:val="28"/>
-          <w:szCs w:val="28"/>
-        </w:rPr>
-        <w:t>vendég azonosító</w:t>
+        <w:t xml:space="preserve"> (egész szám)</w:t>
+      </w:r>
+      <w:r>
+        <w:rPr>
+          <w:sz w:val="28"/>
+          <w:szCs w:val="28"/>
+        </w:rPr>
+        <w:t>, vendég azonosító</w:t>
       </w:r>
     </w:p>
     <w:p>
@@ -3138,28 +2902,14 @@
           <w:sz w:val="28"/>
           <w:szCs w:val="28"/>
         </w:rPr>
-        <w:t xml:space="preserve"> </w:t>
-      </w:r>
-      <w:r>
-        <w:rPr>
-          <w:sz w:val="28"/>
-          <w:szCs w:val="28"/>
-        </w:rPr>
-        <w:t>(egész szám)</w:t>
-      </w:r>
-      <w:r>
-        <w:rPr>
-          <w:sz w:val="28"/>
-          <w:szCs w:val="28"/>
-        </w:rPr>
-        <w:t>, részleg</w:t>
-      </w:r>
-      <w:r>
-        <w:rPr>
-          <w:sz w:val="28"/>
-          <w:szCs w:val="28"/>
-        </w:rPr>
-        <w:t xml:space="preserve"> azonosító</w:t>
+        <w:t xml:space="preserve"> (egész szám)</w:t>
+      </w:r>
+      <w:r>
+        <w:rPr>
+          <w:sz w:val="28"/>
+          <w:szCs w:val="28"/>
+        </w:rPr>
+        <w:t>, részleg azonosító</w:t>
       </w:r>
     </w:p>
     <w:p>
@@ -3186,14 +2936,7 @@
           <w:sz w:val="28"/>
           <w:szCs w:val="28"/>
         </w:rPr>
-        <w:t xml:space="preserve"> </w:t>
-      </w:r>
-      <w:r>
-        <w:rPr>
-          <w:sz w:val="28"/>
-          <w:szCs w:val="28"/>
-        </w:rPr>
-        <w:t>(datetime)</w:t>
+        <w:t xml:space="preserve"> (datetime)</w:t>
       </w:r>
       <w:r>
         <w:rPr>
@@ -3227,14 +2970,7 @@
           <w:sz w:val="28"/>
           <w:szCs w:val="28"/>
         </w:rPr>
-        <w:t xml:space="preserve"> </w:t>
-      </w:r>
-      <w:r>
-        <w:rPr>
-          <w:sz w:val="28"/>
-          <w:szCs w:val="28"/>
-        </w:rPr>
-        <w:t>(datetime)</w:t>
+        <w:t xml:space="preserve"> (datetime)</w:t>
       </w:r>
       <w:r>
         <w:rPr>
@@ -3326,14 +3062,7 @@
           <w:sz w:val="28"/>
           <w:szCs w:val="28"/>
         </w:rPr>
-        <w:t xml:space="preserve"> </w:t>
-      </w:r>
-      <w:r>
-        <w:rPr>
-          <w:sz w:val="28"/>
-          <w:szCs w:val="28"/>
-        </w:rPr>
-        <w:t>(szöveg)</w:t>
+        <w:t xml:space="preserve"> (szöveg)</w:t>
       </w:r>
       <w:r>
         <w:rPr>
@@ -3367,14 +3096,7 @@
           <w:sz w:val="28"/>
           <w:szCs w:val="28"/>
         </w:rPr>
-        <w:t xml:space="preserve"> </w:t>
-      </w:r>
-      <w:r>
-        <w:rPr>
-          <w:sz w:val="28"/>
-          <w:szCs w:val="28"/>
-        </w:rPr>
-        <w:t>(szöveg)</w:t>
+        <w:t xml:space="preserve"> (szöveg)</w:t>
       </w:r>
       <w:r>
         <w:rPr>
@@ -3408,14 +3130,7 @@
           <w:sz w:val="28"/>
           <w:szCs w:val="28"/>
         </w:rPr>
-        <w:t xml:space="preserve"> </w:t>
-      </w:r>
-      <w:r>
-        <w:rPr>
-          <w:sz w:val="28"/>
-          <w:szCs w:val="28"/>
-        </w:rPr>
-        <w:t>(szöveg)</w:t>
+        <w:t xml:space="preserve"> (szöveg)</w:t>
       </w:r>
       <w:r>
         <w:rPr>
@@ -3449,14 +3164,7 @@
           <w:sz w:val="28"/>
           <w:szCs w:val="28"/>
         </w:rPr>
-        <w:t xml:space="preserve"> </w:t>
-      </w:r>
-      <w:r>
-        <w:rPr>
-          <w:sz w:val="28"/>
-          <w:szCs w:val="28"/>
-        </w:rPr>
-        <w:t>(szöveg)</w:t>
+        <w:t xml:space="preserve"> (szöveg)</w:t>
       </w:r>
       <w:r>
         <w:rPr>
@@ -3490,14 +3198,7 @@
           <w:sz w:val="28"/>
           <w:szCs w:val="28"/>
         </w:rPr>
-        <w:t xml:space="preserve"> </w:t>
-      </w:r>
-      <w:r>
-        <w:rPr>
-          <w:sz w:val="28"/>
-          <w:szCs w:val="28"/>
-        </w:rPr>
-        <w:t>(egész szám)</w:t>
+        <w:t xml:space="preserve"> (egész szám)</w:t>
       </w:r>
       <w:r>
         <w:rPr>
@@ -3538,14 +3239,7 @@
           <w:sz w:val="28"/>
           <w:szCs w:val="28"/>
         </w:rPr>
-        <w:t xml:space="preserve"> </w:t>
-      </w:r>
-      <w:r>
-        <w:rPr>
-          <w:sz w:val="28"/>
-          <w:szCs w:val="28"/>
-        </w:rPr>
-        <w:t>(egész szám)</w:t>
+        <w:t xml:space="preserve"> (egész szám)</w:t>
       </w:r>
       <w:r>
         <w:rPr>
@@ -3579,14 +3273,7 @@
           <w:sz w:val="28"/>
           <w:szCs w:val="28"/>
         </w:rPr>
-        <w:t xml:space="preserve"> </w:t>
-      </w:r>
-      <w:r>
-        <w:rPr>
-          <w:sz w:val="28"/>
-          <w:szCs w:val="28"/>
-        </w:rPr>
-        <w:t>(egész szám)</w:t>
+        <w:t xml:space="preserve"> (egész szám)</w:t>
       </w:r>
       <w:r>
         <w:rPr>
@@ -3620,14 +3307,7 @@
           <w:sz w:val="28"/>
           <w:szCs w:val="28"/>
         </w:rPr>
-        <w:t xml:space="preserve"> </w:t>
-      </w:r>
-      <w:r>
-        <w:rPr>
-          <w:sz w:val="28"/>
-          <w:szCs w:val="28"/>
-        </w:rPr>
-        <w:t>(egész szám)</w:t>
+        <w:t xml:space="preserve"> (egész szám)</w:t>
       </w:r>
       <w:r>
         <w:rPr>
@@ -3667,6 +3347,94 @@
     </w:p>
     <w:p>
       <w:pPr>
+        <w:ind w:left="1416"/>
+        <w:jc w:val="left"/>
+      </w:pPr>
+      <w:r>
+        <w:t>id: Elsődleges kulcs</w:t>
+      </w:r>
+    </w:p>
+    <w:p>
+      <w:pPr>
+        <w:ind w:left="1416"/>
+        <w:jc w:val="left"/>
+      </w:pPr>
+      <w:r>
+        <w:t>Kapcsolatok:</w:t>
+      </w:r>
+    </w:p>
+    <w:p>
+      <w:pPr>
+        <w:pStyle w:val="Listaszerbekezds"/>
+        <w:numPr>
+          <w:ilvl w:val="0"/>
+          <w:numId w:val="18"/>
+        </w:numPr>
+        <w:jc w:val="left"/>
+      </w:pPr>
+      <w:r>
+        <w:t>vendeg.id =&gt; foglalasok.vendegId</w:t>
+      </w:r>
+      <w:r>
+        <w:t xml:space="preserve"> [1:1 kapcsolat]</w:t>
+      </w:r>
+    </w:p>
+    <w:p>
+      <w:pPr>
+        <w:pStyle w:val="Listaszerbekezds"/>
+        <w:numPr>
+          <w:ilvl w:val="0"/>
+          <w:numId w:val="18"/>
+        </w:numPr>
+        <w:jc w:val="left"/>
+      </w:pPr>
+      <w:r>
+        <w:t>vendeg.id</w:t>
+      </w:r>
+      <w:r>
+        <w:t xml:space="preserve"> =&gt; jogosultsagok.vendegId</w:t>
+      </w:r>
+      <w:r>
+        <w:t xml:space="preserve"> [1:1 kapcsolat]</w:t>
+      </w:r>
+    </w:p>
+    <w:p>
+      <w:pPr>
+        <w:pStyle w:val="Listaszerbekezds"/>
+        <w:numPr>
+          <w:ilvl w:val="0"/>
+          <w:numId w:val="18"/>
+        </w:numPr>
+        <w:jc w:val="left"/>
+        <w:rPr>
+          <w:sz w:val="16"/>
+          <w:szCs w:val="16"/>
+        </w:rPr>
+      </w:pPr>
+      <w:r>
+        <w:t>vendeg.id</w:t>
+      </w:r>
+      <w:r>
+        <w:t xml:space="preserve"> =&gt; belepesiNaplo.vendegId</w:t>
+      </w:r>
+      <w:r>
+        <w:t xml:space="preserve"> </w:t>
+      </w:r>
+      <w:r>
+        <w:t>[</w:t>
+      </w:r>
+      <w:r>
+        <w:t>1:1</w:t>
+      </w:r>
+      <w:r>
+        <w:t xml:space="preserve"> </w:t>
+      </w:r>
+      <w:r>
+        <w:t>kapcsolat]</w:t>
+      </w:r>
+    </w:p>
+    <w:p>
+      <w:pPr>
         <w:pStyle w:val="Cmsor2"/>
       </w:pPr>
       <w:bookmarkStart w:id="10" w:name="_Toc241841216"/>
@@ -3677,6 +3445,56 @@
     </w:p>
     <w:p>
       <w:pPr>
+        <w:ind w:left="1416"/>
+        <w:jc w:val="left"/>
+      </w:pPr>
+      <w:r>
+        <w:t>id: Elsődleges kulcs</w:t>
+      </w:r>
+    </w:p>
+    <w:p>
+      <w:pPr>
+        <w:ind w:left="1776" w:hanging="360"/>
+      </w:pPr>
+      <w:r>
+        <w:t>Kapcsolatok:</w:t>
+      </w:r>
+    </w:p>
+    <w:p>
+      <w:pPr>
+        <w:pStyle w:val="Listaszerbekezds"/>
+        <w:numPr>
+          <w:ilvl w:val="0"/>
+          <w:numId w:val="21"/>
+        </w:numPr>
+      </w:pPr>
+      <w:r>
+        <w:t>foglalasok.vendegId =&gt; vendeg.id</w:t>
+      </w:r>
+      <w:r>
+        <w:t xml:space="preserve"> </w:t>
+      </w:r>
+      <w:r>
+        <w:t>[1:1 kapcsolat]</w:t>
+      </w:r>
+    </w:p>
+    <w:p>
+      <w:pPr>
+        <w:pStyle w:val="Listaszerbekezds"/>
+        <w:numPr>
+          <w:ilvl w:val="0"/>
+          <w:numId w:val="21"/>
+        </w:numPr>
+      </w:pPr>
+      <w:r>
+        <w:t>foglalasok.szobaId =&gt; szobak.id</w:t>
+      </w:r>
+      <w:r>
+        <w:t xml:space="preserve"> [1:N kapcsolat]</w:t>
+      </w:r>
+    </w:p>
+    <w:p>
+      <w:pPr>
         <w:pStyle w:val="Cmsor2"/>
       </w:pPr>
       <w:bookmarkStart w:id="11" w:name="_Toc241841217"/>
@@ -3687,6 +3505,47 @@
     </w:p>
     <w:p>
       <w:pPr>
+        <w:ind w:left="1416"/>
+        <w:jc w:val="left"/>
+      </w:pPr>
+      <w:r>
+        <w:t>id: Elsődleges kulcs</w:t>
+      </w:r>
+    </w:p>
+    <w:p>
+      <w:pPr>
+        <w:ind w:left="1416"/>
+      </w:pPr>
+      <w:r>
+        <w:t>Kapcsolat:</w:t>
+      </w:r>
+    </w:p>
+    <w:p>
+      <w:pPr>
+        <w:pStyle w:val="Listaszerbekezds"/>
+        <w:numPr>
+          <w:ilvl w:val="0"/>
+          <w:numId w:val="23"/>
+        </w:numPr>
+      </w:pPr>
+      <w:r>
+        <w:t>szobak.id =&gt; foglalasok.szobaId</w:t>
+      </w:r>
+      <w:r>
+        <w:t xml:space="preserve"> </w:t>
+      </w:r>
+      <w:r>
+        <w:t>[</w:t>
+      </w:r>
+      <w:r>
+        <w:t>N</w:t>
+      </w:r>
+      <w:r>
+        <w:t>:1 kapcsolat]</w:t>
+      </w:r>
+    </w:p>
+    <w:p>
+      <w:pPr>
         <w:pStyle w:val="Cmsor2"/>
       </w:pPr>
       <w:bookmarkStart w:id="12" w:name="_Toc241841218"/>
@@ -3697,6 +3556,65 @@
     </w:p>
     <w:p>
       <w:pPr>
+        <w:ind w:left="1416"/>
+        <w:jc w:val="left"/>
+      </w:pPr>
+      <w:r>
+        <w:t>id: Elsődleges kulcs</w:t>
+      </w:r>
+    </w:p>
+    <w:p>
+      <w:pPr>
+        <w:ind w:left="1416"/>
+      </w:pPr>
+      <w:r>
+        <w:t>Kapcsolatok:</w:t>
+      </w:r>
+    </w:p>
+    <w:p>
+      <w:pPr>
+        <w:pStyle w:val="Listaszerbekezds"/>
+        <w:numPr>
+          <w:ilvl w:val="0"/>
+          <w:numId w:val="23"/>
+        </w:numPr>
+      </w:pPr>
+      <w:r>
+        <w:t>jogosultsagok.vendegId =&gt; vendeg.id</w:t>
+      </w:r>
+      <w:r>
+        <w:t xml:space="preserve"> </w:t>
+      </w:r>
+      <w:r>
+        <w:t>[1:1 kapcsolat]</w:t>
+      </w:r>
+    </w:p>
+    <w:p>
+      <w:pPr>
+        <w:pStyle w:val="Listaszerbekezds"/>
+        <w:numPr>
+          <w:ilvl w:val="0"/>
+          <w:numId w:val="23"/>
+        </w:numPr>
+      </w:pPr>
+      <w:r>
+        <w:t>jogosultsagok.reszlegId =&gt; reszleg.id</w:t>
+      </w:r>
+      <w:r>
+        <w:t xml:space="preserve"> </w:t>
+      </w:r>
+      <w:r>
+        <w:t>[1:</w:t>
+      </w:r>
+      <w:r>
+        <w:t>N</w:t>
+      </w:r>
+      <w:r>
+        <w:t xml:space="preserve"> kapcsolat]</w:t>
+      </w:r>
+    </w:p>
+    <w:p>
+      <w:pPr>
         <w:pStyle w:val="Cmsor2"/>
       </w:pPr>
       <w:bookmarkStart w:id="13" w:name="_Toc241841219"/>
@@ -3707,16 +3625,133 @@
     </w:p>
     <w:p>
       <w:pPr>
+        <w:ind w:left="1416"/>
+      </w:pPr>
+      <w:r>
+        <w:t>id: Elsődleges kulcs</w:t>
+      </w:r>
+    </w:p>
+    <w:p>
+      <w:pPr>
+        <w:ind w:left="1416"/>
+      </w:pPr>
+      <w:r>
+        <w:t>Kapcsolatok:</w:t>
+      </w:r>
+    </w:p>
+    <w:p>
+      <w:pPr>
+        <w:pStyle w:val="Listaszerbekezds"/>
+        <w:numPr>
+          <w:ilvl w:val="0"/>
+          <w:numId w:val="26"/>
+        </w:numPr>
+      </w:pPr>
+      <w:r>
+        <w:t>reszleg.id</w:t>
+      </w:r>
+      <w:r>
+        <w:t xml:space="preserve"> =&gt; jogosultsagok.reszlegId</w:t>
+      </w:r>
+      <w:r>
+        <w:t xml:space="preserve"> </w:t>
+      </w:r>
+      <w:r>
+        <w:t>[</w:t>
+      </w:r>
+      <w:r>
+        <w:t>N</w:t>
+      </w:r>
+      <w:r>
+        <w:t>:1 kapcsolat]</w:t>
+      </w:r>
+    </w:p>
+    <w:p>
+      <w:pPr>
+        <w:pStyle w:val="Listaszerbekezds"/>
+        <w:numPr>
+          <w:ilvl w:val="0"/>
+          <w:numId w:val="26"/>
+        </w:numPr>
+      </w:pPr>
+      <w:r>
+        <w:t>reszleg.id =&gt; belepesiNaplo.reszlegId</w:t>
+      </w:r>
+      <w:r>
+        <w:t xml:space="preserve"> </w:t>
+      </w:r>
+      <w:r>
+        <w:t>[1:1 kapcsolat]</w:t>
+      </w:r>
+    </w:p>
+    <w:p>
+      <w:pPr>
         <w:pStyle w:val="Cmsor2"/>
       </w:pPr>
       <w:bookmarkStart w:id="14" w:name="_Toc241841220"/>
       <w:r>
+        <w:lastRenderedPageBreak/>
         <w:t>Belépési napló</w:t>
       </w:r>
       <w:bookmarkEnd w:id="14"/>
     </w:p>
     <w:p>
       <w:pPr>
+        <w:ind w:left="1416"/>
+      </w:pPr>
+      <w:r>
+        <w:t>id: Elsődleges kulcs</w:t>
+      </w:r>
+    </w:p>
+    <w:p>
+      <w:pPr>
+        <w:ind w:left="1416"/>
+      </w:pPr>
+      <w:r>
+        <w:t>Kapcsolatok:</w:t>
+      </w:r>
+    </w:p>
+    <w:p>
+      <w:pPr>
+        <w:pStyle w:val="Listaszerbekezds"/>
+        <w:numPr>
+          <w:ilvl w:val="0"/>
+          <w:numId w:val="27"/>
+        </w:numPr>
+      </w:pPr>
+      <w:r>
+        <w:t>belepesiNaplo.vengeId =&gt; vendeg.id</w:t>
+      </w:r>
+      <w:r>
+        <w:t xml:space="preserve"> </w:t>
+      </w:r>
+      <w:r>
+        <w:t>[1:1 kapcsolat]</w:t>
+      </w:r>
+    </w:p>
+    <w:p>
+      <w:pPr>
+        <w:pStyle w:val="Listaszerbekezds"/>
+        <w:numPr>
+          <w:ilvl w:val="0"/>
+          <w:numId w:val="27"/>
+        </w:numPr>
+      </w:pPr>
+      <w:r>
+        <w:t>belepesiNaplo</w:t>
+      </w:r>
+      <w:r>
+        <w:t>.reszlegId =&gt; reszleg.id</w:t>
+      </w:r>
+      <w:r>
+        <w:t xml:space="preserve"> </w:t>
+      </w:r>
+      <w:r>
+        <w:t>[1:1 kapcsolat]</w:t>
+      </w:r>
+    </w:p>
+    <w:p>
+      <w:pPr>
         <w:pStyle w:val="Cmsor2"/>
       </w:pPr>
       <w:bookmarkStart w:id="15" w:name="_Toc241841221"/>
@@ -3724,6 +3759,34 @@
         <w:t>Hotelek</w:t>
       </w:r>
       <w:bookmarkEnd w:id="15"/>
+    </w:p>
+    <w:p>
+      <w:pPr>
+        <w:ind w:left="1416"/>
+      </w:pPr>
+      <w:r>
+        <w:t>id: Elsődleges kulcs</w:t>
+      </w:r>
+    </w:p>
+    <w:p>
+      <w:pPr>
+        <w:ind w:left="1416"/>
+      </w:pPr>
+      <w:r>
+        <w:t>hotelek.nev =&gt; foglal</w:t>
+      </w:r>
+      <w:r>
+        <w:t>a</w:t>
+      </w:r>
+      <w:r>
+        <w:t>sok.hotelNeve</w:t>
+      </w:r>
+      <w:r>
+        <w:t xml:space="preserve"> </w:t>
+      </w:r>
+      <w:r>
+        <w:t>[1:1 kapcsolat]</w:t>
+      </w:r>
     </w:p>
     <w:p>
       <w:pPr>
@@ -4022,6 +4085,230 @@
 <file path=word/numbering.xml><?xml version="1.0" encoding="utf-8"?>
 <w:numbering xmlns:wpc="http://schemas.microsoft.com/office/word/2010/wordprocessingCanvas" xmlns:cx="http://schemas.microsoft.com/office/drawing/2014/chartex" xmlns:cx1="http://schemas.microsoft.com/office/drawing/2015/9/8/chartex" xmlns:cx2="http://schemas.microsoft.com/office/drawing/2015/10/21/chartex" xmlns:cx3="http://schemas.microsoft.com/office/drawing/2016/5/9/chartex" xmlns:cx4="http://schemas.microsoft.com/office/drawing/2016/5/10/chartex" xmlns:cx5="http://schemas.microsoft.com/office/drawing/2016/5/11/chartex" xmlns:cx6="http://schemas.microsoft.com/office/drawing/2016/5/12/chartex" xmlns:cx7="http://schemas.microsoft.com/office/drawing/2016/5/13/chartex" xmlns:cx8="http://schemas.microsoft.com/office/drawing/2016/5/14/chartex" xmlns:mc="http://schemas.openxmlformats.org/markup-compatibility/2006" xmlns:aink="http://schemas.microsoft.com/office/drawing/2016/ink" xmlns:am3d="http://schemas.microsoft.com/office/drawing/2017/model3d" xmlns:o="urn:schemas-microsoft-com:office:office" xmlns:r="http://schemas.openxmlformats.org/officeDocument/2006/relationships" xmlns:m="http://schemas.openxmlformats.org/officeDocument/2006/math" xmlns:v="urn:schemas-microsoft-com:vml" xmlns:wp14="http://schemas.microsoft.com/office/word/2010/wordprocessingDrawing" xmlns:wp="http://schemas.openxmlformats.org/drawingml/2006/wordprocessingDrawing" xmlns:w10="urn:schemas-microsoft-com:office:word" xmlns:w="http://schemas.openxmlformats.org/wordprocessingml/2006/main" xmlns:w14="http://schemas.microsoft.com/office/word/2010/wordml" xmlns:w15="http://schemas.microsoft.com/office/word/2012/wordml" xmlns:w16cex="http://schemas.microsoft.com/office/word/2018/wordml/cex" xmlns:w16cid="http://schemas.microsoft.com/office/word/2016/wordml/cid" xmlns:w16="http://schemas.microsoft.com/office/word/2018/wordml" xmlns:w16sdtdh="http://schemas.microsoft.com/office/word/2020/wordml/sdtdatahash" xmlns:w16se="http://schemas.microsoft.com/office/word/2015/wordml/symex" xmlns:wpg="http://schemas.microsoft.com/office/word/2010/wordprocessingGroup" xmlns:wpi="http://schemas.microsoft.com/office/word/2010/wordprocessingInk" xmlns:wne="http://schemas.microsoft.com/office/word/2006/wordml" xmlns:wps="http://schemas.microsoft.com/office/word/2010/wordprocessingShape" mc:Ignorable="w14 w15 w16se w16cid w16 w16cex w16sdtdh wp14">
   <w:abstractNum w:abstractNumId="0" w15:restartNumberingAfterBreak="0">
+    <w:nsid w:val="051E7EB6"/>
+    <w:multiLevelType w:val="hybridMultilevel"/>
+    <w:tmpl w:val="DDF24EC8"/>
+    <w:lvl w:ilvl="0" w:tplc="F29264E6">
+      <w:numFmt w:val="bullet"/>
+      <w:lvlText w:val="-"/>
+      <w:lvlJc w:val="left"/>
+      <w:pPr>
+        <w:ind w:left="2136" w:hanging="360"/>
+      </w:pPr>
+      <w:rPr>
+        <w:rFonts w:ascii="Times New Roman" w:eastAsiaTheme="minorHAnsi" w:hAnsi="Times New Roman" w:cs="Times New Roman" w:hint="default"/>
+      </w:rPr>
+    </w:lvl>
+    <w:lvl w:ilvl="1" w:tplc="040E0003" w:tentative="1">
+      <w:start w:val="1"/>
+      <w:numFmt w:val="bullet"/>
+      <w:lvlText w:val="o"/>
+      <w:lvlJc w:val="left"/>
+      <w:pPr>
+        <w:ind w:left="2856" w:hanging="360"/>
+      </w:pPr>
+      <w:rPr>
+        <w:rFonts w:ascii="Courier New" w:hAnsi="Courier New" w:cs="Courier New" w:hint="default"/>
+      </w:rPr>
+    </w:lvl>
+    <w:lvl w:ilvl="2" w:tplc="040E0005" w:tentative="1">
+      <w:start w:val="1"/>
+      <w:numFmt w:val="bullet"/>
+      <w:lvlText w:val=""/>
+      <w:lvlJc w:val="left"/>
+      <w:pPr>
+        <w:ind w:left="3576" w:hanging="360"/>
+      </w:pPr>
+      <w:rPr>
+        <w:rFonts w:ascii="Wingdings" w:hAnsi="Wingdings" w:hint="default"/>
+      </w:rPr>
+    </w:lvl>
+    <w:lvl w:ilvl="3" w:tplc="040E0001" w:tentative="1">
+      <w:start w:val="1"/>
+      <w:numFmt w:val="bullet"/>
+      <w:lvlText w:val=""/>
+      <w:lvlJc w:val="left"/>
+      <w:pPr>
+        <w:ind w:left="4296" w:hanging="360"/>
+      </w:pPr>
+      <w:rPr>
+        <w:rFonts w:ascii="Symbol" w:hAnsi="Symbol" w:hint="default"/>
+      </w:rPr>
+    </w:lvl>
+    <w:lvl w:ilvl="4" w:tplc="040E0003" w:tentative="1">
+      <w:start w:val="1"/>
+      <w:numFmt w:val="bullet"/>
+      <w:lvlText w:val="o"/>
+      <w:lvlJc w:val="left"/>
+      <w:pPr>
+        <w:ind w:left="5016" w:hanging="360"/>
+      </w:pPr>
+      <w:rPr>
+        <w:rFonts w:ascii="Courier New" w:hAnsi="Courier New" w:cs="Courier New" w:hint="default"/>
+      </w:rPr>
+    </w:lvl>
+    <w:lvl w:ilvl="5" w:tplc="040E0005" w:tentative="1">
+      <w:start w:val="1"/>
+      <w:numFmt w:val="bullet"/>
+      <w:lvlText w:val=""/>
+      <w:lvlJc w:val="left"/>
+      <w:pPr>
+        <w:ind w:left="5736" w:hanging="360"/>
+      </w:pPr>
+      <w:rPr>
+        <w:rFonts w:ascii="Wingdings" w:hAnsi="Wingdings" w:hint="default"/>
+      </w:rPr>
+    </w:lvl>
+    <w:lvl w:ilvl="6" w:tplc="040E0001" w:tentative="1">
+      <w:start w:val="1"/>
+      <w:numFmt w:val="bullet"/>
+      <w:lvlText w:val=""/>
+      <w:lvlJc w:val="left"/>
+      <w:pPr>
+        <w:ind w:left="6456" w:hanging="360"/>
+      </w:pPr>
+      <w:rPr>
+        <w:rFonts w:ascii="Symbol" w:hAnsi="Symbol" w:hint="default"/>
+      </w:rPr>
+    </w:lvl>
+    <w:lvl w:ilvl="7" w:tplc="040E0003" w:tentative="1">
+      <w:start w:val="1"/>
+      <w:numFmt w:val="bullet"/>
+      <w:lvlText w:val="o"/>
+      <w:lvlJc w:val="left"/>
+      <w:pPr>
+        <w:ind w:left="7176" w:hanging="360"/>
+      </w:pPr>
+      <w:rPr>
+        <w:rFonts w:ascii="Courier New" w:hAnsi="Courier New" w:cs="Courier New" w:hint="default"/>
+      </w:rPr>
+    </w:lvl>
+    <w:lvl w:ilvl="8" w:tplc="040E0005" w:tentative="1">
+      <w:start w:val="1"/>
+      <w:numFmt w:val="bullet"/>
+      <w:lvlText w:val=""/>
+      <w:lvlJc w:val="left"/>
+      <w:pPr>
+        <w:ind w:left="7896" w:hanging="360"/>
+      </w:pPr>
+      <w:rPr>
+        <w:rFonts w:ascii="Wingdings" w:hAnsi="Wingdings" w:hint="default"/>
+      </w:rPr>
+    </w:lvl>
+  </w:abstractNum>
+  <w:abstractNum w:abstractNumId="1" w15:restartNumberingAfterBreak="0">
+    <w:nsid w:val="06C14025"/>
+    <w:multiLevelType w:val="hybridMultilevel"/>
+    <w:tmpl w:val="2CD44FEE"/>
+    <w:lvl w:ilvl="0" w:tplc="F29264E6">
+      <w:numFmt w:val="bullet"/>
+      <w:lvlText w:val="-"/>
+      <w:lvlJc w:val="left"/>
+      <w:pPr>
+        <w:ind w:left="1770" w:hanging="360"/>
+      </w:pPr>
+      <w:rPr>
+        <w:rFonts w:ascii="Times New Roman" w:eastAsiaTheme="minorHAnsi" w:hAnsi="Times New Roman" w:cs="Times New Roman" w:hint="default"/>
+      </w:rPr>
+    </w:lvl>
+    <w:lvl w:ilvl="1" w:tplc="040E0003" w:tentative="1">
+      <w:start w:val="1"/>
+      <w:numFmt w:val="bullet"/>
+      <w:lvlText w:val="o"/>
+      <w:lvlJc w:val="left"/>
+      <w:pPr>
+        <w:ind w:left="2490" w:hanging="360"/>
+      </w:pPr>
+      <w:rPr>
+        <w:rFonts w:ascii="Courier New" w:hAnsi="Courier New" w:cs="Courier New" w:hint="default"/>
+      </w:rPr>
+    </w:lvl>
+    <w:lvl w:ilvl="2" w:tplc="040E0005" w:tentative="1">
+      <w:start w:val="1"/>
+      <w:numFmt w:val="bullet"/>
+      <w:lvlText w:val=""/>
+      <w:lvlJc w:val="left"/>
+      <w:pPr>
+        <w:ind w:left="3210" w:hanging="360"/>
+      </w:pPr>
+      <w:rPr>
+        <w:rFonts w:ascii="Wingdings" w:hAnsi="Wingdings" w:hint="default"/>
+      </w:rPr>
+    </w:lvl>
+    <w:lvl w:ilvl="3" w:tplc="040E0001" w:tentative="1">
+      <w:start w:val="1"/>
+      <w:numFmt w:val="bullet"/>
+      <w:lvlText w:val=""/>
+      <w:lvlJc w:val="left"/>
+      <w:pPr>
+        <w:ind w:left="3930" w:hanging="360"/>
+      </w:pPr>
+      <w:rPr>
+        <w:rFonts w:ascii="Symbol" w:hAnsi="Symbol" w:hint="default"/>
+      </w:rPr>
+    </w:lvl>
+    <w:lvl w:ilvl="4" w:tplc="040E0003" w:tentative="1">
+      <w:start w:val="1"/>
+      <w:numFmt w:val="bullet"/>
+      <w:lvlText w:val="o"/>
+      <w:lvlJc w:val="left"/>
+      <w:pPr>
+        <w:ind w:left="4650" w:hanging="360"/>
+      </w:pPr>
+      <w:rPr>
+        <w:rFonts w:ascii="Courier New" w:hAnsi="Courier New" w:cs="Courier New" w:hint="default"/>
+      </w:rPr>
+    </w:lvl>
+    <w:lvl w:ilvl="5" w:tplc="040E0005" w:tentative="1">
+      <w:start w:val="1"/>
+      <w:numFmt w:val="bullet"/>
+      <w:lvlText w:val=""/>
+      <w:lvlJc w:val="left"/>
+      <w:pPr>
+        <w:ind w:left="5370" w:hanging="360"/>
+      </w:pPr>
+      <w:rPr>
+        <w:rFonts w:ascii="Wingdings" w:hAnsi="Wingdings" w:hint="default"/>
+      </w:rPr>
+    </w:lvl>
+    <w:lvl w:ilvl="6" w:tplc="040E0001" w:tentative="1">
+      <w:start w:val="1"/>
+      <w:numFmt w:val="bullet"/>
+      <w:lvlText w:val=""/>
+      <w:lvlJc w:val="left"/>
+      <w:pPr>
+        <w:ind w:left="6090" w:hanging="360"/>
+      </w:pPr>
+      <w:rPr>
+        <w:rFonts w:ascii="Symbol" w:hAnsi="Symbol" w:hint="default"/>
+      </w:rPr>
+    </w:lvl>
+    <w:lvl w:ilvl="7" w:tplc="040E0003" w:tentative="1">
+      <w:start w:val="1"/>
+      <w:numFmt w:val="bullet"/>
+      <w:lvlText w:val="o"/>
+      <w:lvlJc w:val="left"/>
+      <w:pPr>
+        <w:ind w:left="6810" w:hanging="360"/>
+      </w:pPr>
+      <w:rPr>
+        <w:rFonts w:ascii="Courier New" w:hAnsi="Courier New" w:cs="Courier New" w:hint="default"/>
+      </w:rPr>
+    </w:lvl>
+    <w:lvl w:ilvl="8" w:tplc="040E0005" w:tentative="1">
+      <w:start w:val="1"/>
+      <w:numFmt w:val="bullet"/>
+      <w:lvlText w:val=""/>
+      <w:lvlJc w:val="left"/>
+      <w:pPr>
+        <w:ind w:left="7530" w:hanging="360"/>
+      </w:pPr>
+      <w:rPr>
+        <w:rFonts w:ascii="Wingdings" w:hAnsi="Wingdings" w:hint="default"/>
+      </w:rPr>
+    </w:lvl>
+  </w:abstractNum>
+  <w:abstractNum w:abstractNumId="2" w15:restartNumberingAfterBreak="0">
     <w:nsid w:val="08821B61"/>
     <w:multiLevelType w:val="hybridMultilevel"/>
     <w:tmpl w:val="24F6513A"/>
@@ -4134,7 +4421,119 @@
       </w:rPr>
     </w:lvl>
   </w:abstractNum>
-  <w:abstractNum w:abstractNumId="1" w15:restartNumberingAfterBreak="0">
+  <w:abstractNum w:abstractNumId="3" w15:restartNumberingAfterBreak="0">
+    <w:nsid w:val="0C7E6075"/>
+    <w:multiLevelType w:val="hybridMultilevel"/>
+    <w:tmpl w:val="A84A9C60"/>
+    <w:lvl w:ilvl="0" w:tplc="F29264E6">
+      <w:numFmt w:val="bullet"/>
+      <w:lvlText w:val="-"/>
+      <w:lvlJc w:val="left"/>
+      <w:pPr>
+        <w:ind w:left="1776" w:hanging="360"/>
+      </w:pPr>
+      <w:rPr>
+        <w:rFonts w:ascii="Times New Roman" w:eastAsiaTheme="minorHAnsi" w:hAnsi="Times New Roman" w:cs="Times New Roman" w:hint="default"/>
+      </w:rPr>
+    </w:lvl>
+    <w:lvl w:ilvl="1" w:tplc="040E0003" w:tentative="1">
+      <w:start w:val="1"/>
+      <w:numFmt w:val="bullet"/>
+      <w:lvlText w:val="o"/>
+      <w:lvlJc w:val="left"/>
+      <w:pPr>
+        <w:ind w:left="2496" w:hanging="360"/>
+      </w:pPr>
+      <w:rPr>
+        <w:rFonts w:ascii="Courier New" w:hAnsi="Courier New" w:cs="Courier New" w:hint="default"/>
+      </w:rPr>
+    </w:lvl>
+    <w:lvl w:ilvl="2" w:tplc="040E0005" w:tentative="1">
+      <w:start w:val="1"/>
+      <w:numFmt w:val="bullet"/>
+      <w:lvlText w:val=""/>
+      <w:lvlJc w:val="left"/>
+      <w:pPr>
+        <w:ind w:left="3216" w:hanging="360"/>
+      </w:pPr>
+      <w:rPr>
+        <w:rFonts w:ascii="Wingdings" w:hAnsi="Wingdings" w:hint="default"/>
+      </w:rPr>
+    </w:lvl>
+    <w:lvl w:ilvl="3" w:tplc="040E0001" w:tentative="1">
+      <w:start w:val="1"/>
+      <w:numFmt w:val="bullet"/>
+      <w:lvlText w:val=""/>
+      <w:lvlJc w:val="left"/>
+      <w:pPr>
+        <w:ind w:left="3936" w:hanging="360"/>
+      </w:pPr>
+      <w:rPr>
+        <w:rFonts w:ascii="Symbol" w:hAnsi="Symbol" w:hint="default"/>
+      </w:rPr>
+    </w:lvl>
+    <w:lvl w:ilvl="4" w:tplc="040E0003" w:tentative="1">
+      <w:start w:val="1"/>
+      <w:numFmt w:val="bullet"/>
+      <w:lvlText w:val="o"/>
+      <w:lvlJc w:val="left"/>
+      <w:pPr>
+        <w:ind w:left="4656" w:hanging="360"/>
+      </w:pPr>
+      <w:rPr>
+        <w:rFonts w:ascii="Courier New" w:hAnsi="Courier New" w:cs="Courier New" w:hint="default"/>
+      </w:rPr>
+    </w:lvl>
+    <w:lvl w:ilvl="5" w:tplc="040E0005" w:tentative="1">
+      <w:start w:val="1"/>
+      <w:numFmt w:val="bullet"/>
+      <w:lvlText w:val=""/>
+      <w:lvlJc w:val="left"/>
+      <w:pPr>
+        <w:ind w:left="5376" w:hanging="360"/>
+      </w:pPr>
+      <w:rPr>
+        <w:rFonts w:ascii="Wingdings" w:hAnsi="Wingdings" w:hint="default"/>
+      </w:rPr>
+    </w:lvl>
+    <w:lvl w:ilvl="6" w:tplc="040E0001" w:tentative="1">
+      <w:start w:val="1"/>
+      <w:numFmt w:val="bullet"/>
+      <w:lvlText w:val=""/>
+      <w:lvlJc w:val="left"/>
+      <w:pPr>
+        <w:ind w:left="6096" w:hanging="360"/>
+      </w:pPr>
+      <w:rPr>
+        <w:rFonts w:ascii="Symbol" w:hAnsi="Symbol" w:hint="default"/>
+      </w:rPr>
+    </w:lvl>
+    <w:lvl w:ilvl="7" w:tplc="040E0003" w:tentative="1">
+      <w:start w:val="1"/>
+      <w:numFmt w:val="bullet"/>
+      <w:lvlText w:val="o"/>
+      <w:lvlJc w:val="left"/>
+      <w:pPr>
+        <w:ind w:left="6816" w:hanging="360"/>
+      </w:pPr>
+      <w:rPr>
+        <w:rFonts w:ascii="Courier New" w:hAnsi="Courier New" w:cs="Courier New" w:hint="default"/>
+      </w:rPr>
+    </w:lvl>
+    <w:lvl w:ilvl="8" w:tplc="040E0005" w:tentative="1">
+      <w:start w:val="1"/>
+      <w:numFmt w:val="bullet"/>
+      <w:lvlText w:val=""/>
+      <w:lvlJc w:val="left"/>
+      <w:pPr>
+        <w:ind w:left="7536" w:hanging="360"/>
+      </w:pPr>
+      <w:rPr>
+        <w:rFonts w:ascii="Wingdings" w:hAnsi="Wingdings" w:hint="default"/>
+      </w:rPr>
+    </w:lvl>
+  </w:abstractNum>
+  <w:abstractNum w:abstractNumId="4" w15:restartNumberingAfterBreak="0">
     <w:nsid w:val="0EA17233"/>
     <w:multiLevelType w:val="hybridMultilevel"/>
     <w:tmpl w:val="E1AAB870"/>
@@ -4247,7 +4646,119 @@
       </w:rPr>
     </w:lvl>
   </w:abstractNum>
-  <w:abstractNum w:abstractNumId="2" w15:restartNumberingAfterBreak="0">
+  <w:abstractNum w:abstractNumId="5" w15:restartNumberingAfterBreak="0">
+    <w:nsid w:val="0F5E4CBB"/>
+    <w:multiLevelType w:val="hybridMultilevel"/>
+    <w:tmpl w:val="B25049F0"/>
+    <w:lvl w:ilvl="0" w:tplc="F29264E6">
+      <w:numFmt w:val="bullet"/>
+      <w:lvlText w:val="-"/>
+      <w:lvlJc w:val="left"/>
+      <w:pPr>
+        <w:ind w:left="1776" w:hanging="360"/>
+      </w:pPr>
+      <w:rPr>
+        <w:rFonts w:ascii="Times New Roman" w:eastAsiaTheme="minorHAnsi" w:hAnsi="Times New Roman" w:cs="Times New Roman" w:hint="default"/>
+      </w:rPr>
+    </w:lvl>
+    <w:lvl w:ilvl="1" w:tplc="040E0003" w:tentative="1">
+      <w:start w:val="1"/>
+      <w:numFmt w:val="bullet"/>
+      <w:lvlText w:val="o"/>
+      <w:lvlJc w:val="left"/>
+      <w:pPr>
+        <w:ind w:left="2496" w:hanging="360"/>
+      </w:pPr>
+      <w:rPr>
+        <w:rFonts w:ascii="Courier New" w:hAnsi="Courier New" w:cs="Courier New" w:hint="default"/>
+      </w:rPr>
+    </w:lvl>
+    <w:lvl w:ilvl="2" w:tplc="040E0005" w:tentative="1">
+      <w:start w:val="1"/>
+      <w:numFmt w:val="bullet"/>
+      <w:lvlText w:val=""/>
+      <w:lvlJc w:val="left"/>
+      <w:pPr>
+        <w:ind w:left="3216" w:hanging="360"/>
+      </w:pPr>
+      <w:rPr>
+        <w:rFonts w:ascii="Wingdings" w:hAnsi="Wingdings" w:hint="default"/>
+      </w:rPr>
+    </w:lvl>
+    <w:lvl w:ilvl="3" w:tplc="040E0001" w:tentative="1">
+      <w:start w:val="1"/>
+      <w:numFmt w:val="bullet"/>
+      <w:lvlText w:val=""/>
+      <w:lvlJc w:val="left"/>
+      <w:pPr>
+        <w:ind w:left="3936" w:hanging="360"/>
+      </w:pPr>
+      <w:rPr>
+        <w:rFonts w:ascii="Symbol" w:hAnsi="Symbol" w:hint="default"/>
+      </w:rPr>
+    </w:lvl>
+    <w:lvl w:ilvl="4" w:tplc="040E0003" w:tentative="1">
+      <w:start w:val="1"/>
+      <w:numFmt w:val="bullet"/>
+      <w:lvlText w:val="o"/>
+      <w:lvlJc w:val="left"/>
+      <w:pPr>
+        <w:ind w:left="4656" w:hanging="360"/>
+      </w:pPr>
+      <w:rPr>
+        <w:rFonts w:ascii="Courier New" w:hAnsi="Courier New" w:cs="Courier New" w:hint="default"/>
+      </w:rPr>
+    </w:lvl>
+    <w:lvl w:ilvl="5" w:tplc="040E0005" w:tentative="1">
+      <w:start w:val="1"/>
+      <w:numFmt w:val="bullet"/>
+      <w:lvlText w:val=""/>
+      <w:lvlJc w:val="left"/>
+      <w:pPr>
+        <w:ind w:left="5376" w:hanging="360"/>
+      </w:pPr>
+      <w:rPr>
+        <w:rFonts w:ascii="Wingdings" w:hAnsi="Wingdings" w:hint="default"/>
+      </w:rPr>
+    </w:lvl>
+    <w:lvl w:ilvl="6" w:tplc="040E0001" w:tentative="1">
+      <w:start w:val="1"/>
+      <w:numFmt w:val="bullet"/>
+      <w:lvlText w:val=""/>
+      <w:lvlJc w:val="left"/>
+      <w:pPr>
+        <w:ind w:left="6096" w:hanging="360"/>
+      </w:pPr>
+      <w:rPr>
+        <w:rFonts w:ascii="Symbol" w:hAnsi="Symbol" w:hint="default"/>
+      </w:rPr>
+    </w:lvl>
+    <w:lvl w:ilvl="7" w:tplc="040E0003" w:tentative="1">
+      <w:start w:val="1"/>
+      <w:numFmt w:val="bullet"/>
+      <w:lvlText w:val="o"/>
+      <w:lvlJc w:val="left"/>
+      <w:pPr>
+        <w:ind w:left="6816" w:hanging="360"/>
+      </w:pPr>
+      <w:rPr>
+        <w:rFonts w:ascii="Courier New" w:hAnsi="Courier New" w:cs="Courier New" w:hint="default"/>
+      </w:rPr>
+    </w:lvl>
+    <w:lvl w:ilvl="8" w:tplc="040E0005" w:tentative="1">
+      <w:start w:val="1"/>
+      <w:numFmt w:val="bullet"/>
+      <w:lvlText w:val=""/>
+      <w:lvlJc w:val="left"/>
+      <w:pPr>
+        <w:ind w:left="7536" w:hanging="360"/>
+      </w:pPr>
+      <w:rPr>
+        <w:rFonts w:ascii="Wingdings" w:hAnsi="Wingdings" w:hint="default"/>
+      </w:rPr>
+    </w:lvl>
+  </w:abstractNum>
+  <w:abstractNum w:abstractNumId="6" w15:restartNumberingAfterBreak="0">
     <w:nsid w:val="11732477"/>
     <w:multiLevelType w:val="multilevel"/>
     <w:tmpl w:val="040E001F"/>
@@ -4333,7 +4844,119 @@
       </w:pPr>
     </w:lvl>
   </w:abstractNum>
-  <w:abstractNum w:abstractNumId="3" w15:restartNumberingAfterBreak="0">
+  <w:abstractNum w:abstractNumId="7" w15:restartNumberingAfterBreak="0">
+    <w:nsid w:val="1228454B"/>
+    <w:multiLevelType w:val="hybridMultilevel"/>
+    <w:tmpl w:val="25CECB14"/>
+    <w:lvl w:ilvl="0" w:tplc="F29264E6">
+      <w:numFmt w:val="bullet"/>
+      <w:lvlText w:val="-"/>
+      <w:lvlJc w:val="left"/>
+      <w:pPr>
+        <w:ind w:left="1148" w:hanging="360"/>
+      </w:pPr>
+      <w:rPr>
+        <w:rFonts w:ascii="Times New Roman" w:eastAsiaTheme="minorHAnsi" w:hAnsi="Times New Roman" w:cs="Times New Roman" w:hint="default"/>
+      </w:rPr>
+    </w:lvl>
+    <w:lvl w:ilvl="1" w:tplc="040E0003" w:tentative="1">
+      <w:start w:val="1"/>
+      <w:numFmt w:val="bullet"/>
+      <w:lvlText w:val="o"/>
+      <w:lvlJc w:val="left"/>
+      <w:pPr>
+        <w:ind w:left="1868" w:hanging="360"/>
+      </w:pPr>
+      <w:rPr>
+        <w:rFonts w:ascii="Courier New" w:hAnsi="Courier New" w:cs="Courier New" w:hint="default"/>
+      </w:rPr>
+    </w:lvl>
+    <w:lvl w:ilvl="2" w:tplc="040E0005" w:tentative="1">
+      <w:start w:val="1"/>
+      <w:numFmt w:val="bullet"/>
+      <w:lvlText w:val=""/>
+      <w:lvlJc w:val="left"/>
+      <w:pPr>
+        <w:ind w:left="2588" w:hanging="360"/>
+      </w:pPr>
+      <w:rPr>
+        <w:rFonts w:ascii="Wingdings" w:hAnsi="Wingdings" w:hint="default"/>
+      </w:rPr>
+    </w:lvl>
+    <w:lvl w:ilvl="3" w:tplc="040E0001" w:tentative="1">
+      <w:start w:val="1"/>
+      <w:numFmt w:val="bullet"/>
+      <w:lvlText w:val=""/>
+      <w:lvlJc w:val="left"/>
+      <w:pPr>
+        <w:ind w:left="3308" w:hanging="360"/>
+      </w:pPr>
+      <w:rPr>
+        <w:rFonts w:ascii="Symbol" w:hAnsi="Symbol" w:hint="default"/>
+      </w:rPr>
+    </w:lvl>
+    <w:lvl w:ilvl="4" w:tplc="040E0003" w:tentative="1">
+      <w:start w:val="1"/>
+      <w:numFmt w:val="bullet"/>
+      <w:lvlText w:val="o"/>
+      <w:lvlJc w:val="left"/>
+      <w:pPr>
+        <w:ind w:left="4028" w:hanging="360"/>
+      </w:pPr>
+      <w:rPr>
+        <w:rFonts w:ascii="Courier New" w:hAnsi="Courier New" w:cs="Courier New" w:hint="default"/>
+      </w:rPr>
+    </w:lvl>
+    <w:lvl w:ilvl="5" w:tplc="040E0005" w:tentative="1">
+      <w:start w:val="1"/>
+      <w:numFmt w:val="bullet"/>
+      <w:lvlText w:val=""/>
+      <w:lvlJc w:val="left"/>
+      <w:pPr>
+        <w:ind w:left="4748" w:hanging="360"/>
+      </w:pPr>
+      <w:rPr>
+        <w:rFonts w:ascii="Wingdings" w:hAnsi="Wingdings" w:hint="default"/>
+      </w:rPr>
+    </w:lvl>
+    <w:lvl w:ilvl="6" w:tplc="040E0001" w:tentative="1">
+      <w:start w:val="1"/>
+      <w:numFmt w:val="bullet"/>
+      <w:lvlText w:val=""/>
+      <w:lvlJc w:val="left"/>
+      <w:pPr>
+        <w:ind w:left="5468" w:hanging="360"/>
+      </w:pPr>
+      <w:rPr>
+        <w:rFonts w:ascii="Symbol" w:hAnsi="Symbol" w:hint="default"/>
+      </w:rPr>
+    </w:lvl>
+    <w:lvl w:ilvl="7" w:tplc="040E0003" w:tentative="1">
+      <w:start w:val="1"/>
+      <w:numFmt w:val="bullet"/>
+      <w:lvlText w:val="o"/>
+      <w:lvlJc w:val="left"/>
+      <w:pPr>
+        <w:ind w:left="6188" w:hanging="360"/>
+      </w:pPr>
+      <w:rPr>
+        <w:rFonts w:ascii="Courier New" w:hAnsi="Courier New" w:cs="Courier New" w:hint="default"/>
+      </w:rPr>
+    </w:lvl>
+    <w:lvl w:ilvl="8" w:tplc="040E0005" w:tentative="1">
+      <w:start w:val="1"/>
+      <w:numFmt w:val="bullet"/>
+      <w:lvlText w:val=""/>
+      <w:lvlJc w:val="left"/>
+      <w:pPr>
+        <w:ind w:left="6908" w:hanging="360"/>
+      </w:pPr>
+      <w:rPr>
+        <w:rFonts w:ascii="Wingdings" w:hAnsi="Wingdings" w:hint="default"/>
+      </w:rPr>
+    </w:lvl>
+  </w:abstractNum>
+  <w:abstractNum w:abstractNumId="8" w15:restartNumberingAfterBreak="0">
     <w:nsid w:val="1AD34B80"/>
     <w:multiLevelType w:val="hybridMultilevel"/>
     <w:tmpl w:val="FC18E3F8"/>
@@ -4446,7 +5069,7 @@
       </w:rPr>
     </w:lvl>
   </w:abstractNum>
-  <w:abstractNum w:abstractNumId="4" w15:restartNumberingAfterBreak="0">
+  <w:abstractNum w:abstractNumId="9" w15:restartNumberingAfterBreak="0">
     <w:nsid w:val="1E1537C7"/>
     <w:multiLevelType w:val="hybridMultilevel"/>
     <w:tmpl w:val="FB58FC60"/>
@@ -4559,7 +5182,119 @@
       </w:rPr>
     </w:lvl>
   </w:abstractNum>
-  <w:abstractNum w:abstractNumId="5" w15:restartNumberingAfterBreak="0">
+  <w:abstractNum w:abstractNumId="10" w15:restartNumberingAfterBreak="0">
+    <w:nsid w:val="21836040"/>
+    <w:multiLevelType w:val="hybridMultilevel"/>
+    <w:tmpl w:val="935E1D60"/>
+    <w:lvl w:ilvl="0" w:tplc="F29264E6">
+      <w:numFmt w:val="bullet"/>
+      <w:lvlText w:val="-"/>
+      <w:lvlJc w:val="left"/>
+      <w:pPr>
+        <w:ind w:left="1776" w:hanging="360"/>
+      </w:pPr>
+      <w:rPr>
+        <w:rFonts w:ascii="Times New Roman" w:eastAsiaTheme="minorHAnsi" w:hAnsi="Times New Roman" w:cs="Times New Roman" w:hint="default"/>
+      </w:rPr>
+    </w:lvl>
+    <w:lvl w:ilvl="1" w:tplc="040E0003" w:tentative="1">
+      <w:start w:val="1"/>
+      <w:numFmt w:val="bullet"/>
+      <w:lvlText w:val="o"/>
+      <w:lvlJc w:val="left"/>
+      <w:pPr>
+        <w:ind w:left="2496" w:hanging="360"/>
+      </w:pPr>
+      <w:rPr>
+        <w:rFonts w:ascii="Courier New" w:hAnsi="Courier New" w:cs="Courier New" w:hint="default"/>
+      </w:rPr>
+    </w:lvl>
+    <w:lvl w:ilvl="2" w:tplc="040E0005" w:tentative="1">
+      <w:start w:val="1"/>
+      <w:numFmt w:val="bullet"/>
+      <w:lvlText w:val=""/>
+      <w:lvlJc w:val="left"/>
+      <w:pPr>
+        <w:ind w:left="3216" w:hanging="360"/>
+      </w:pPr>
+      <w:rPr>
+        <w:rFonts w:ascii="Wingdings" w:hAnsi="Wingdings" w:hint="default"/>
+      </w:rPr>
+    </w:lvl>
+    <w:lvl w:ilvl="3" w:tplc="040E0001" w:tentative="1">
+      <w:start w:val="1"/>
+      <w:numFmt w:val="bullet"/>
+      <w:lvlText w:val=""/>
+      <w:lvlJc w:val="left"/>
+      <w:pPr>
+        <w:ind w:left="3936" w:hanging="360"/>
+      </w:pPr>
+      <w:rPr>
+        <w:rFonts w:ascii="Symbol" w:hAnsi="Symbol" w:hint="default"/>
+      </w:rPr>
+    </w:lvl>
+    <w:lvl w:ilvl="4" w:tplc="040E0003" w:tentative="1">
+      <w:start w:val="1"/>
+      <w:numFmt w:val="bullet"/>
+      <w:lvlText w:val="o"/>
+      <w:lvlJc w:val="left"/>
+      <w:pPr>
+        <w:ind w:left="4656" w:hanging="360"/>
+      </w:pPr>
+      <w:rPr>
+        <w:rFonts w:ascii="Courier New" w:hAnsi="Courier New" w:cs="Courier New" w:hint="default"/>
+      </w:rPr>
+    </w:lvl>
+    <w:lvl w:ilvl="5" w:tplc="040E0005" w:tentative="1">
+      <w:start w:val="1"/>
+      <w:numFmt w:val="bullet"/>
+      <w:lvlText w:val=""/>
+      <w:lvlJc w:val="left"/>
+      <w:pPr>
+        <w:ind w:left="5376" w:hanging="360"/>
+      </w:pPr>
+      <w:rPr>
+        <w:rFonts w:ascii="Wingdings" w:hAnsi="Wingdings" w:hint="default"/>
+      </w:rPr>
+    </w:lvl>
+    <w:lvl w:ilvl="6" w:tplc="040E0001" w:tentative="1">
+      <w:start w:val="1"/>
+      <w:numFmt w:val="bullet"/>
+      <w:lvlText w:val=""/>
+      <w:lvlJc w:val="left"/>
+      <w:pPr>
+        <w:ind w:left="6096" w:hanging="360"/>
+      </w:pPr>
+      <w:rPr>
+        <w:rFonts w:ascii="Symbol" w:hAnsi="Symbol" w:hint="default"/>
+      </w:rPr>
+    </w:lvl>
+    <w:lvl w:ilvl="7" w:tplc="040E0003" w:tentative="1">
+      <w:start w:val="1"/>
+      <w:numFmt w:val="bullet"/>
+      <w:lvlText w:val="o"/>
+      <w:lvlJc w:val="left"/>
+      <w:pPr>
+        <w:ind w:left="6816" w:hanging="360"/>
+      </w:pPr>
+      <w:rPr>
+        <w:rFonts w:ascii="Courier New" w:hAnsi="Courier New" w:cs="Courier New" w:hint="default"/>
+      </w:rPr>
+    </w:lvl>
+    <w:lvl w:ilvl="8" w:tplc="040E0005" w:tentative="1">
+      <w:start w:val="1"/>
+      <w:numFmt w:val="bullet"/>
+      <w:lvlText w:val=""/>
+      <w:lvlJc w:val="left"/>
+      <w:pPr>
+        <w:ind w:left="7536" w:hanging="360"/>
+      </w:pPr>
+      <w:rPr>
+        <w:rFonts w:ascii="Wingdings" w:hAnsi="Wingdings" w:hint="default"/>
+      </w:rPr>
+    </w:lvl>
+  </w:abstractNum>
+  <w:abstractNum w:abstractNumId="11" w15:restartNumberingAfterBreak="0">
     <w:nsid w:val="23AA745B"/>
     <w:multiLevelType w:val="hybridMultilevel"/>
     <w:tmpl w:val="02D88142"/>
@@ -4672,7 +5407,7 @@
       </w:rPr>
     </w:lvl>
   </w:abstractNum>
-  <w:abstractNum w:abstractNumId="6" w15:restartNumberingAfterBreak="0">
+  <w:abstractNum w:abstractNumId="12" w15:restartNumberingAfterBreak="0">
     <w:nsid w:val="30D2218E"/>
     <w:multiLevelType w:val="hybridMultilevel"/>
     <w:tmpl w:val="F1E6CC6C"/>
@@ -4785,7 +5520,7 @@
       </w:rPr>
     </w:lvl>
   </w:abstractNum>
-  <w:abstractNum w:abstractNumId="7" w15:restartNumberingAfterBreak="0">
+  <w:abstractNum w:abstractNumId="13" w15:restartNumberingAfterBreak="0">
     <w:nsid w:val="3A5632FE"/>
     <w:multiLevelType w:val="hybridMultilevel"/>
     <w:tmpl w:val="064A8054"/>
@@ -4899,7 +5634,7 @@
       </w:rPr>
     </w:lvl>
   </w:abstractNum>
-  <w:abstractNum w:abstractNumId="8" w15:restartNumberingAfterBreak="0">
+  <w:abstractNum w:abstractNumId="14" w15:restartNumberingAfterBreak="0">
     <w:nsid w:val="463473AA"/>
     <w:multiLevelType w:val="hybridMultilevel"/>
     <w:tmpl w:val="73CCDB76"/>
@@ -5012,7 +5747,119 @@
       </w:rPr>
     </w:lvl>
   </w:abstractNum>
-  <w:abstractNum w:abstractNumId="9" w15:restartNumberingAfterBreak="0">
+  <w:abstractNum w:abstractNumId="15" w15:restartNumberingAfterBreak="0">
+    <w:nsid w:val="4A4F7464"/>
+    <w:multiLevelType w:val="hybridMultilevel"/>
+    <w:tmpl w:val="E202EC18"/>
+    <w:lvl w:ilvl="0" w:tplc="F29264E6">
+      <w:numFmt w:val="bullet"/>
+      <w:lvlText w:val="-"/>
+      <w:lvlJc w:val="left"/>
+      <w:pPr>
+        <w:ind w:left="1776" w:hanging="360"/>
+      </w:pPr>
+      <w:rPr>
+        <w:rFonts w:ascii="Times New Roman" w:eastAsiaTheme="minorHAnsi" w:hAnsi="Times New Roman" w:cs="Times New Roman" w:hint="default"/>
+      </w:rPr>
+    </w:lvl>
+    <w:lvl w:ilvl="1" w:tplc="040E0003" w:tentative="1">
+      <w:start w:val="1"/>
+      <w:numFmt w:val="bullet"/>
+      <w:lvlText w:val="o"/>
+      <w:lvlJc w:val="left"/>
+      <w:pPr>
+        <w:ind w:left="2496" w:hanging="360"/>
+      </w:pPr>
+      <w:rPr>
+        <w:rFonts w:ascii="Courier New" w:hAnsi="Courier New" w:cs="Courier New" w:hint="default"/>
+      </w:rPr>
+    </w:lvl>
+    <w:lvl w:ilvl="2" w:tplc="040E0005" w:tentative="1">
+      <w:start w:val="1"/>
+      <w:numFmt w:val="bullet"/>
+      <w:lvlText w:val=""/>
+      <w:lvlJc w:val="left"/>
+      <w:pPr>
+        <w:ind w:left="3216" w:hanging="360"/>
+      </w:pPr>
+      <w:rPr>
+        <w:rFonts w:ascii="Wingdings" w:hAnsi="Wingdings" w:hint="default"/>
+      </w:rPr>
+    </w:lvl>
+    <w:lvl w:ilvl="3" w:tplc="040E0001" w:tentative="1">
+      <w:start w:val="1"/>
+      <w:numFmt w:val="bullet"/>
+      <w:lvlText w:val=""/>
+      <w:lvlJc w:val="left"/>
+      <w:pPr>
+        <w:ind w:left="3936" w:hanging="360"/>
+      </w:pPr>
+      <w:rPr>
+        <w:rFonts w:ascii="Symbol" w:hAnsi="Symbol" w:hint="default"/>
+      </w:rPr>
+    </w:lvl>
+    <w:lvl w:ilvl="4" w:tplc="040E0003" w:tentative="1">
+      <w:start w:val="1"/>
+      <w:numFmt w:val="bullet"/>
+      <w:lvlText w:val="o"/>
+      <w:lvlJc w:val="left"/>
+      <w:pPr>
+        <w:ind w:left="4656" w:hanging="360"/>
+      </w:pPr>
+      <w:rPr>
+        <w:rFonts w:ascii="Courier New" w:hAnsi="Courier New" w:cs="Courier New" w:hint="default"/>
+      </w:rPr>
+    </w:lvl>
+    <w:lvl w:ilvl="5" w:tplc="040E0005" w:tentative="1">
+      <w:start w:val="1"/>
+      <w:numFmt w:val="bullet"/>
+      <w:lvlText w:val=""/>
+      <w:lvlJc w:val="left"/>
+      <w:pPr>
+        <w:ind w:left="5376" w:hanging="360"/>
+      </w:pPr>
+      <w:rPr>
+        <w:rFonts w:ascii="Wingdings" w:hAnsi="Wingdings" w:hint="default"/>
+      </w:rPr>
+    </w:lvl>
+    <w:lvl w:ilvl="6" w:tplc="040E0001" w:tentative="1">
+      <w:start w:val="1"/>
+      <w:numFmt w:val="bullet"/>
+      <w:lvlText w:val=""/>
+      <w:lvlJc w:val="left"/>
+      <w:pPr>
+        <w:ind w:left="6096" w:hanging="360"/>
+      </w:pPr>
+      <w:rPr>
+        <w:rFonts w:ascii="Symbol" w:hAnsi="Symbol" w:hint="default"/>
+      </w:rPr>
+    </w:lvl>
+    <w:lvl w:ilvl="7" w:tplc="040E0003" w:tentative="1">
+      <w:start w:val="1"/>
+      <w:numFmt w:val="bullet"/>
+      <w:lvlText w:val="o"/>
+      <w:lvlJc w:val="left"/>
+      <w:pPr>
+        <w:ind w:left="6816" w:hanging="360"/>
+      </w:pPr>
+      <w:rPr>
+        <w:rFonts w:ascii="Courier New" w:hAnsi="Courier New" w:cs="Courier New" w:hint="default"/>
+      </w:rPr>
+    </w:lvl>
+    <w:lvl w:ilvl="8" w:tplc="040E0005" w:tentative="1">
+      <w:start w:val="1"/>
+      <w:numFmt w:val="bullet"/>
+      <w:lvlText w:val=""/>
+      <w:lvlJc w:val="left"/>
+      <w:pPr>
+        <w:ind w:left="7536" w:hanging="360"/>
+      </w:pPr>
+      <w:rPr>
+        <w:rFonts w:ascii="Wingdings" w:hAnsi="Wingdings" w:hint="default"/>
+      </w:rPr>
+    </w:lvl>
+  </w:abstractNum>
+  <w:abstractNum w:abstractNumId="16" w15:restartNumberingAfterBreak="0">
     <w:nsid w:val="519E616D"/>
     <w:multiLevelType w:val="hybridMultilevel"/>
     <w:tmpl w:val="DBBE8864"/>
@@ -5125,7 +5972,120 @@
       </w:rPr>
     </w:lvl>
   </w:abstractNum>
-  <w:abstractNum w:abstractNumId="10" w15:restartNumberingAfterBreak="0">
+  <w:abstractNum w:abstractNumId="17" w15:restartNumberingAfterBreak="0">
+    <w:nsid w:val="57646CCA"/>
+    <w:multiLevelType w:val="hybridMultilevel"/>
+    <w:tmpl w:val="AF1C531A"/>
+    <w:lvl w:ilvl="0" w:tplc="040E0001">
+      <w:start w:val="1"/>
+      <w:numFmt w:val="bullet"/>
+      <w:lvlText w:val=""/>
+      <w:lvlJc w:val="left"/>
+      <w:pPr>
+        <w:ind w:left="2136" w:hanging="360"/>
+      </w:pPr>
+      <w:rPr>
+        <w:rFonts w:ascii="Symbol" w:hAnsi="Symbol" w:hint="default"/>
+      </w:rPr>
+    </w:lvl>
+    <w:lvl w:ilvl="1" w:tplc="040E0003" w:tentative="1">
+      <w:start w:val="1"/>
+      <w:numFmt w:val="bullet"/>
+      <w:lvlText w:val="o"/>
+      <w:lvlJc w:val="left"/>
+      <w:pPr>
+        <w:ind w:left="2856" w:hanging="360"/>
+      </w:pPr>
+      <w:rPr>
+        <w:rFonts w:ascii="Courier New" w:hAnsi="Courier New" w:cs="Courier New" w:hint="default"/>
+      </w:rPr>
+    </w:lvl>
+    <w:lvl w:ilvl="2" w:tplc="040E0005" w:tentative="1">
+      <w:start w:val="1"/>
+      <w:numFmt w:val="bullet"/>
+      <w:lvlText w:val=""/>
+      <w:lvlJc w:val="left"/>
+      <w:pPr>
+        <w:ind w:left="3576" w:hanging="360"/>
+      </w:pPr>
+      <w:rPr>
+        <w:rFonts w:ascii="Wingdings" w:hAnsi="Wingdings" w:hint="default"/>
+      </w:rPr>
+    </w:lvl>
+    <w:lvl w:ilvl="3" w:tplc="040E0001" w:tentative="1">
+      <w:start w:val="1"/>
+      <w:numFmt w:val="bullet"/>
+      <w:lvlText w:val=""/>
+      <w:lvlJc w:val="left"/>
+      <w:pPr>
+        <w:ind w:left="4296" w:hanging="360"/>
+      </w:pPr>
+      <w:rPr>
+        <w:rFonts w:ascii="Symbol" w:hAnsi="Symbol" w:hint="default"/>
+      </w:rPr>
+    </w:lvl>
+    <w:lvl w:ilvl="4" w:tplc="040E0003" w:tentative="1">
+      <w:start w:val="1"/>
+      <w:numFmt w:val="bullet"/>
+      <w:lvlText w:val="o"/>
+      <w:lvlJc w:val="left"/>
+      <w:pPr>
+        <w:ind w:left="5016" w:hanging="360"/>
+      </w:pPr>
+      <w:rPr>
+        <w:rFonts w:ascii="Courier New" w:hAnsi="Courier New" w:cs="Courier New" w:hint="default"/>
+      </w:rPr>
+    </w:lvl>
+    <w:lvl w:ilvl="5" w:tplc="040E0005" w:tentative="1">
+      <w:start w:val="1"/>
+      <w:numFmt w:val="bullet"/>
+      <w:lvlText w:val=""/>
+      <w:lvlJc w:val="left"/>
+      <w:pPr>
+        <w:ind w:left="5736" w:hanging="360"/>
+      </w:pPr>
+      <w:rPr>
+        <w:rFonts w:ascii="Wingdings" w:hAnsi="Wingdings" w:hint="default"/>
+      </w:rPr>
+    </w:lvl>
+    <w:lvl w:ilvl="6" w:tplc="040E0001" w:tentative="1">
+      <w:start w:val="1"/>
+      <w:numFmt w:val="bullet"/>
+      <w:lvlText w:val=""/>
+      <w:lvlJc w:val="left"/>
+      <w:pPr>
+        <w:ind w:left="6456" w:hanging="360"/>
+      </w:pPr>
+      <w:rPr>
+        <w:rFonts w:ascii="Symbol" w:hAnsi="Symbol" w:hint="default"/>
+      </w:rPr>
+    </w:lvl>
+    <w:lvl w:ilvl="7" w:tplc="040E0003" w:tentative="1">
+      <w:start w:val="1"/>
+      <w:numFmt w:val="bullet"/>
+      <w:lvlText w:val="o"/>
+      <w:lvlJc w:val="left"/>
+      <w:pPr>
+        <w:ind w:left="7176" w:hanging="360"/>
+      </w:pPr>
+      <w:rPr>
+        <w:rFonts w:ascii="Courier New" w:hAnsi="Courier New" w:cs="Courier New" w:hint="default"/>
+      </w:rPr>
+    </w:lvl>
+    <w:lvl w:ilvl="8" w:tplc="040E0005" w:tentative="1">
+      <w:start w:val="1"/>
+      <w:numFmt w:val="bullet"/>
+      <w:lvlText w:val=""/>
+      <w:lvlJc w:val="left"/>
+      <w:pPr>
+        <w:ind w:left="7896" w:hanging="360"/>
+      </w:pPr>
+      <w:rPr>
+        <w:rFonts w:ascii="Wingdings" w:hAnsi="Wingdings" w:hint="default"/>
+      </w:rPr>
+    </w:lvl>
+  </w:abstractNum>
+  <w:abstractNum w:abstractNumId="18" w15:restartNumberingAfterBreak="0">
     <w:nsid w:val="591139A5"/>
     <w:multiLevelType w:val="hybridMultilevel"/>
     <w:tmpl w:val="5DA60640"/>
@@ -5238,7 +6198,7 @@
       </w:rPr>
     </w:lvl>
   </w:abstractNum>
-  <w:abstractNum w:abstractNumId="11" w15:restartNumberingAfterBreak="0">
+  <w:abstractNum w:abstractNumId="19" w15:restartNumberingAfterBreak="0">
     <w:nsid w:val="6899739F"/>
     <w:multiLevelType w:val="hybridMultilevel"/>
     <w:tmpl w:val="BAC25E58"/>
@@ -5351,7 +6311,231 @@
       </w:rPr>
     </w:lvl>
   </w:abstractNum>
-  <w:abstractNum w:abstractNumId="12" w15:restartNumberingAfterBreak="0">
+  <w:abstractNum w:abstractNumId="20" w15:restartNumberingAfterBreak="0">
+    <w:nsid w:val="6A3B1CA1"/>
+    <w:multiLevelType w:val="hybridMultilevel"/>
+    <w:tmpl w:val="EC760C36"/>
+    <w:lvl w:ilvl="0" w:tplc="F29264E6">
+      <w:numFmt w:val="bullet"/>
+      <w:lvlText w:val="-"/>
+      <w:lvlJc w:val="left"/>
+      <w:pPr>
+        <w:ind w:left="2130" w:hanging="360"/>
+      </w:pPr>
+      <w:rPr>
+        <w:rFonts w:ascii="Times New Roman" w:eastAsiaTheme="minorHAnsi" w:hAnsi="Times New Roman" w:cs="Times New Roman" w:hint="default"/>
+      </w:rPr>
+    </w:lvl>
+    <w:lvl w:ilvl="1" w:tplc="040E0003" w:tentative="1">
+      <w:start w:val="1"/>
+      <w:numFmt w:val="bullet"/>
+      <w:lvlText w:val="o"/>
+      <w:lvlJc w:val="left"/>
+      <w:pPr>
+        <w:ind w:left="2850" w:hanging="360"/>
+      </w:pPr>
+      <w:rPr>
+        <w:rFonts w:ascii="Courier New" w:hAnsi="Courier New" w:cs="Courier New" w:hint="default"/>
+      </w:rPr>
+    </w:lvl>
+    <w:lvl w:ilvl="2" w:tplc="040E0005" w:tentative="1">
+      <w:start w:val="1"/>
+      <w:numFmt w:val="bullet"/>
+      <w:lvlText w:val=""/>
+      <w:lvlJc w:val="left"/>
+      <w:pPr>
+        <w:ind w:left="3570" w:hanging="360"/>
+      </w:pPr>
+      <w:rPr>
+        <w:rFonts w:ascii="Wingdings" w:hAnsi="Wingdings" w:hint="default"/>
+      </w:rPr>
+    </w:lvl>
+    <w:lvl w:ilvl="3" w:tplc="040E0001" w:tentative="1">
+      <w:start w:val="1"/>
+      <w:numFmt w:val="bullet"/>
+      <w:lvlText w:val=""/>
+      <w:lvlJc w:val="left"/>
+      <w:pPr>
+        <w:ind w:left="4290" w:hanging="360"/>
+      </w:pPr>
+      <w:rPr>
+        <w:rFonts w:ascii="Symbol" w:hAnsi="Symbol" w:hint="default"/>
+      </w:rPr>
+    </w:lvl>
+    <w:lvl w:ilvl="4" w:tplc="040E0003" w:tentative="1">
+      <w:start w:val="1"/>
+      <w:numFmt w:val="bullet"/>
+      <w:lvlText w:val="o"/>
+      <w:lvlJc w:val="left"/>
+      <w:pPr>
+        <w:ind w:left="5010" w:hanging="360"/>
+      </w:pPr>
+      <w:rPr>
+        <w:rFonts w:ascii="Courier New" w:hAnsi="Courier New" w:cs="Courier New" w:hint="default"/>
+      </w:rPr>
+    </w:lvl>
+    <w:lvl w:ilvl="5" w:tplc="040E0005" w:tentative="1">
+      <w:start w:val="1"/>
+      <w:numFmt w:val="bullet"/>
+      <w:lvlText w:val=""/>
+      <w:lvlJc w:val="left"/>
+      <w:pPr>
+        <w:ind w:left="5730" w:hanging="360"/>
+      </w:pPr>
+      <w:rPr>
+        <w:rFonts w:ascii="Wingdings" w:hAnsi="Wingdings" w:hint="default"/>
+      </w:rPr>
+    </w:lvl>
+    <w:lvl w:ilvl="6" w:tplc="040E0001" w:tentative="1">
+      <w:start w:val="1"/>
+      <w:numFmt w:val="bullet"/>
+      <w:lvlText w:val=""/>
+      <w:lvlJc w:val="left"/>
+      <w:pPr>
+        <w:ind w:left="6450" w:hanging="360"/>
+      </w:pPr>
+      <w:rPr>
+        <w:rFonts w:ascii="Symbol" w:hAnsi="Symbol" w:hint="default"/>
+      </w:rPr>
+    </w:lvl>
+    <w:lvl w:ilvl="7" w:tplc="040E0003" w:tentative="1">
+      <w:start w:val="1"/>
+      <w:numFmt w:val="bullet"/>
+      <w:lvlText w:val="o"/>
+      <w:lvlJc w:val="left"/>
+      <w:pPr>
+        <w:ind w:left="7170" w:hanging="360"/>
+      </w:pPr>
+      <w:rPr>
+        <w:rFonts w:ascii="Courier New" w:hAnsi="Courier New" w:cs="Courier New" w:hint="default"/>
+      </w:rPr>
+    </w:lvl>
+    <w:lvl w:ilvl="8" w:tplc="040E0005" w:tentative="1">
+      <w:start w:val="1"/>
+      <w:numFmt w:val="bullet"/>
+      <w:lvlText w:val=""/>
+      <w:lvlJc w:val="left"/>
+      <w:pPr>
+        <w:ind w:left="7890" w:hanging="360"/>
+      </w:pPr>
+      <w:rPr>
+        <w:rFonts w:ascii="Wingdings" w:hAnsi="Wingdings" w:hint="default"/>
+      </w:rPr>
+    </w:lvl>
+  </w:abstractNum>
+  <w:abstractNum w:abstractNumId="21" w15:restartNumberingAfterBreak="0">
+    <w:nsid w:val="6B8B097C"/>
+    <w:multiLevelType w:val="hybridMultilevel"/>
+    <w:tmpl w:val="15E8C688"/>
+    <w:lvl w:ilvl="0" w:tplc="F29264E6">
+      <w:numFmt w:val="bullet"/>
+      <w:lvlText w:val="-"/>
+      <w:lvlJc w:val="left"/>
+      <w:pPr>
+        <w:ind w:left="2136" w:hanging="360"/>
+      </w:pPr>
+      <w:rPr>
+        <w:rFonts w:ascii="Times New Roman" w:eastAsiaTheme="minorHAnsi" w:hAnsi="Times New Roman" w:cs="Times New Roman" w:hint="default"/>
+      </w:rPr>
+    </w:lvl>
+    <w:lvl w:ilvl="1" w:tplc="040E0003" w:tentative="1">
+      <w:start w:val="1"/>
+      <w:numFmt w:val="bullet"/>
+      <w:lvlText w:val="o"/>
+      <w:lvlJc w:val="left"/>
+      <w:pPr>
+        <w:ind w:left="2856" w:hanging="360"/>
+      </w:pPr>
+      <w:rPr>
+        <w:rFonts w:ascii="Courier New" w:hAnsi="Courier New" w:cs="Courier New" w:hint="default"/>
+      </w:rPr>
+    </w:lvl>
+    <w:lvl w:ilvl="2" w:tplc="040E0005" w:tentative="1">
+      <w:start w:val="1"/>
+      <w:numFmt w:val="bullet"/>
+      <w:lvlText w:val=""/>
+      <w:lvlJc w:val="left"/>
+      <w:pPr>
+        <w:ind w:left="3576" w:hanging="360"/>
+      </w:pPr>
+      <w:rPr>
+        <w:rFonts w:ascii="Wingdings" w:hAnsi="Wingdings" w:hint="default"/>
+      </w:rPr>
+    </w:lvl>
+    <w:lvl w:ilvl="3" w:tplc="040E0001" w:tentative="1">
+      <w:start w:val="1"/>
+      <w:numFmt w:val="bullet"/>
+      <w:lvlText w:val=""/>
+      <w:lvlJc w:val="left"/>
+      <w:pPr>
+        <w:ind w:left="4296" w:hanging="360"/>
+      </w:pPr>
+      <w:rPr>
+        <w:rFonts w:ascii="Symbol" w:hAnsi="Symbol" w:hint="default"/>
+      </w:rPr>
+    </w:lvl>
+    <w:lvl w:ilvl="4" w:tplc="040E0003" w:tentative="1">
+      <w:start w:val="1"/>
+      <w:numFmt w:val="bullet"/>
+      <w:lvlText w:val="o"/>
+      <w:lvlJc w:val="left"/>
+      <w:pPr>
+        <w:ind w:left="5016" w:hanging="360"/>
+      </w:pPr>
+      <w:rPr>
+        <w:rFonts w:ascii="Courier New" w:hAnsi="Courier New" w:cs="Courier New" w:hint="default"/>
+      </w:rPr>
+    </w:lvl>
+    <w:lvl w:ilvl="5" w:tplc="040E0005" w:tentative="1">
+      <w:start w:val="1"/>
+      <w:numFmt w:val="bullet"/>
+      <w:lvlText w:val=""/>
+      <w:lvlJc w:val="left"/>
+      <w:pPr>
+        <w:ind w:left="5736" w:hanging="360"/>
+      </w:pPr>
+      <w:rPr>
+        <w:rFonts w:ascii="Wingdings" w:hAnsi="Wingdings" w:hint="default"/>
+      </w:rPr>
+    </w:lvl>
+    <w:lvl w:ilvl="6" w:tplc="040E0001" w:tentative="1">
+      <w:start w:val="1"/>
+      <w:numFmt w:val="bullet"/>
+      <w:lvlText w:val=""/>
+      <w:lvlJc w:val="left"/>
+      <w:pPr>
+        <w:ind w:left="6456" w:hanging="360"/>
+      </w:pPr>
+      <w:rPr>
+        <w:rFonts w:ascii="Symbol" w:hAnsi="Symbol" w:hint="default"/>
+      </w:rPr>
+    </w:lvl>
+    <w:lvl w:ilvl="7" w:tplc="040E0003" w:tentative="1">
+      <w:start w:val="1"/>
+      <w:numFmt w:val="bullet"/>
+      <w:lvlText w:val="o"/>
+      <w:lvlJc w:val="left"/>
+      <w:pPr>
+        <w:ind w:left="7176" w:hanging="360"/>
+      </w:pPr>
+      <w:rPr>
+        <w:rFonts w:ascii="Courier New" w:hAnsi="Courier New" w:cs="Courier New" w:hint="default"/>
+      </w:rPr>
+    </w:lvl>
+    <w:lvl w:ilvl="8" w:tplc="040E0005" w:tentative="1">
+      <w:start w:val="1"/>
+      <w:numFmt w:val="bullet"/>
+      <w:lvlText w:val=""/>
+      <w:lvlJc w:val="left"/>
+      <w:pPr>
+        <w:ind w:left="7896" w:hanging="360"/>
+      </w:pPr>
+      <w:rPr>
+        <w:rFonts w:ascii="Wingdings" w:hAnsi="Wingdings" w:hint="default"/>
+      </w:rPr>
+    </w:lvl>
+  </w:abstractNum>
+  <w:abstractNum w:abstractNumId="22" w15:restartNumberingAfterBreak="0">
     <w:nsid w:val="6C5679D2"/>
     <w:multiLevelType w:val="hybridMultilevel"/>
     <w:tmpl w:val="B3508E88"/>
@@ -5464,7 +6648,119 @@
       </w:rPr>
     </w:lvl>
   </w:abstractNum>
-  <w:abstractNum w:abstractNumId="13" w15:restartNumberingAfterBreak="0">
+  <w:abstractNum w:abstractNumId="23" w15:restartNumberingAfterBreak="0">
+    <w:nsid w:val="6FCE024F"/>
+    <w:multiLevelType w:val="hybridMultilevel"/>
+    <w:tmpl w:val="60D8A992"/>
+    <w:lvl w:ilvl="0" w:tplc="F29264E6">
+      <w:numFmt w:val="bullet"/>
+      <w:lvlText w:val="-"/>
+      <w:lvlJc w:val="left"/>
+      <w:pPr>
+        <w:ind w:left="2136" w:hanging="360"/>
+      </w:pPr>
+      <w:rPr>
+        <w:rFonts w:ascii="Times New Roman" w:eastAsiaTheme="minorHAnsi" w:hAnsi="Times New Roman" w:cs="Times New Roman" w:hint="default"/>
+      </w:rPr>
+    </w:lvl>
+    <w:lvl w:ilvl="1" w:tplc="040E0003" w:tentative="1">
+      <w:start w:val="1"/>
+      <w:numFmt w:val="bullet"/>
+      <w:lvlText w:val="o"/>
+      <w:lvlJc w:val="left"/>
+      <w:pPr>
+        <w:ind w:left="2856" w:hanging="360"/>
+      </w:pPr>
+      <w:rPr>
+        <w:rFonts w:ascii="Courier New" w:hAnsi="Courier New" w:cs="Courier New" w:hint="default"/>
+      </w:rPr>
+    </w:lvl>
+    <w:lvl w:ilvl="2" w:tplc="040E0005" w:tentative="1">
+      <w:start w:val="1"/>
+      <w:numFmt w:val="bullet"/>
+      <w:lvlText w:val=""/>
+      <w:lvlJc w:val="left"/>
+      <w:pPr>
+        <w:ind w:left="3576" w:hanging="360"/>
+      </w:pPr>
+      <w:rPr>
+        <w:rFonts w:ascii="Wingdings" w:hAnsi="Wingdings" w:hint="default"/>
+      </w:rPr>
+    </w:lvl>
+    <w:lvl w:ilvl="3" w:tplc="040E0001" w:tentative="1">
+      <w:start w:val="1"/>
+      <w:numFmt w:val="bullet"/>
+      <w:lvlText w:val=""/>
+      <w:lvlJc w:val="left"/>
+      <w:pPr>
+        <w:ind w:left="4296" w:hanging="360"/>
+      </w:pPr>
+      <w:rPr>
+        <w:rFonts w:ascii="Symbol" w:hAnsi="Symbol" w:hint="default"/>
+      </w:rPr>
+    </w:lvl>
+    <w:lvl w:ilvl="4" w:tplc="040E0003" w:tentative="1">
+      <w:start w:val="1"/>
+      <w:numFmt w:val="bullet"/>
+      <w:lvlText w:val="o"/>
+      <w:lvlJc w:val="left"/>
+      <w:pPr>
+        <w:ind w:left="5016" w:hanging="360"/>
+      </w:pPr>
+      <w:rPr>
+        <w:rFonts w:ascii="Courier New" w:hAnsi="Courier New" w:cs="Courier New" w:hint="default"/>
+      </w:rPr>
+    </w:lvl>
+    <w:lvl w:ilvl="5" w:tplc="040E0005" w:tentative="1">
+      <w:start w:val="1"/>
+      <w:numFmt w:val="bullet"/>
+      <w:lvlText w:val=""/>
+      <w:lvlJc w:val="left"/>
+      <w:pPr>
+        <w:ind w:left="5736" w:hanging="360"/>
+      </w:pPr>
+      <w:rPr>
+        <w:rFonts w:ascii="Wingdings" w:hAnsi="Wingdings" w:hint="default"/>
+      </w:rPr>
+    </w:lvl>
+    <w:lvl w:ilvl="6" w:tplc="040E0001" w:tentative="1">
+      <w:start w:val="1"/>
+      <w:numFmt w:val="bullet"/>
+      <w:lvlText w:val=""/>
+      <w:lvlJc w:val="left"/>
+      <w:pPr>
+        <w:ind w:left="6456" w:hanging="360"/>
+      </w:pPr>
+      <w:rPr>
+        <w:rFonts w:ascii="Symbol" w:hAnsi="Symbol" w:hint="default"/>
+      </w:rPr>
+    </w:lvl>
+    <w:lvl w:ilvl="7" w:tplc="040E0003" w:tentative="1">
+      <w:start w:val="1"/>
+      <w:numFmt w:val="bullet"/>
+      <w:lvlText w:val="o"/>
+      <w:lvlJc w:val="left"/>
+      <w:pPr>
+        <w:ind w:left="7176" w:hanging="360"/>
+      </w:pPr>
+      <w:rPr>
+        <w:rFonts w:ascii="Courier New" w:hAnsi="Courier New" w:cs="Courier New" w:hint="default"/>
+      </w:rPr>
+    </w:lvl>
+    <w:lvl w:ilvl="8" w:tplc="040E0005" w:tentative="1">
+      <w:start w:val="1"/>
+      <w:numFmt w:val="bullet"/>
+      <w:lvlText w:val=""/>
+      <w:lvlJc w:val="left"/>
+      <w:pPr>
+        <w:ind w:left="7896" w:hanging="360"/>
+      </w:pPr>
+      <w:rPr>
+        <w:rFonts w:ascii="Wingdings" w:hAnsi="Wingdings" w:hint="default"/>
+      </w:rPr>
+    </w:lvl>
+  </w:abstractNum>
+  <w:abstractNum w:abstractNumId="24" w15:restartNumberingAfterBreak="0">
     <w:nsid w:val="721E3991"/>
     <w:multiLevelType w:val="hybridMultilevel"/>
     <w:tmpl w:val="72FCB9C4"/>
@@ -5577,7 +6873,7 @@
       </w:rPr>
     </w:lvl>
   </w:abstractNum>
-  <w:abstractNum w:abstractNumId="14" w15:restartNumberingAfterBreak="0">
+  <w:abstractNum w:abstractNumId="25" w15:restartNumberingAfterBreak="0">
     <w:nsid w:val="7AA558AC"/>
     <w:multiLevelType w:val="multilevel"/>
     <w:tmpl w:val="AD9832DA"/>
@@ -5695,52 +6991,85 @@
     </w:lvl>
   </w:abstractNum>
   <w:num w:numId="1">
+    <w:abstractNumId w:val="25"/>
+  </w:num>
+  <w:num w:numId="2">
+    <w:abstractNumId w:val="6"/>
+  </w:num>
+  <w:num w:numId="3">
+    <w:abstractNumId w:val="25"/>
+  </w:num>
+  <w:num w:numId="4">
+    <w:abstractNumId w:val="13"/>
+  </w:num>
+  <w:num w:numId="5">
+    <w:abstractNumId w:val="9"/>
+  </w:num>
+  <w:num w:numId="6">
+    <w:abstractNumId w:val="8"/>
+  </w:num>
+  <w:num w:numId="7">
+    <w:abstractNumId w:val="24"/>
+  </w:num>
+  <w:num w:numId="8">
+    <w:abstractNumId w:val="22"/>
+  </w:num>
+  <w:num w:numId="9">
+    <w:abstractNumId w:val="11"/>
+  </w:num>
+  <w:num w:numId="10">
+    <w:abstractNumId w:val="12"/>
+  </w:num>
+  <w:num w:numId="11">
+    <w:abstractNumId w:val="19"/>
+  </w:num>
+  <w:num w:numId="12">
+    <w:abstractNumId w:val="18"/>
+  </w:num>
+  <w:num w:numId="13">
+    <w:abstractNumId w:val="4"/>
+  </w:num>
+  <w:num w:numId="14">
     <w:abstractNumId w:val="14"/>
   </w:num>
-  <w:num w:numId="2">
+  <w:num w:numId="15">
     <w:abstractNumId w:val="2"/>
   </w:num>
-  <w:num w:numId="3">
-    <w:abstractNumId w:val="14"/>
+  <w:num w:numId="16">
+    <w:abstractNumId w:val="16"/>
   </w:num>
-  <w:num w:numId="4">
+  <w:num w:numId="17">
+    <w:abstractNumId w:val="17"/>
+  </w:num>
+  <w:num w:numId="18">
+    <w:abstractNumId w:val="1"/>
+  </w:num>
+  <w:num w:numId="19">
     <w:abstractNumId w:val="7"/>
   </w:num>
-  <w:num w:numId="5">
-    <w:abstractNumId w:val="4"/>
+  <w:num w:numId="20">
+    <w:abstractNumId w:val="21"/>
   </w:num>
-  <w:num w:numId="6">
+  <w:num w:numId="21">
+    <w:abstractNumId w:val="5"/>
+  </w:num>
+  <w:num w:numId="22">
+    <w:abstractNumId w:val="20"/>
+  </w:num>
+  <w:num w:numId="23">
     <w:abstractNumId w:val="3"/>
   </w:num>
-  <w:num w:numId="7">
-    <w:abstractNumId w:val="13"/>
+  <w:num w:numId="24">
+    <w:abstractNumId w:val="23"/>
   </w:num>
-  <w:num w:numId="8">
-    <w:abstractNumId w:val="12"/>
-  </w:num>
-  <w:num w:numId="9">
-    <w:abstractNumId w:val="5"/>
-  </w:num>
-  <w:num w:numId="10">
-    <w:abstractNumId w:val="6"/>
-  </w:num>
-  <w:num w:numId="11">
-    <w:abstractNumId w:val="11"/>
-  </w:num>
-  <w:num w:numId="12">
-    <w:abstractNumId w:val="10"/>
-  </w:num>
-  <w:num w:numId="13">
-    <w:abstractNumId w:val="1"/>
-  </w:num>
-  <w:num w:numId="14">
-    <w:abstractNumId w:val="8"/>
-  </w:num>
-  <w:num w:numId="15">
+  <w:num w:numId="25">
     <w:abstractNumId w:val="0"/>
   </w:num>
-  <w:num w:numId="16">
-    <w:abstractNumId w:val="9"/>
+  <w:num w:numId="26">
+    <w:abstractNumId w:val="15"/>
+  </w:num>
+  <w:num w:numId="27">
+    <w:abstractNumId w:val="10"/>
   </w:num>
 </w:numbering>
 </file>
@@ -6143,7 +7472,7 @@
   <w:style w:type="paragraph" w:default="1" w:styleId="Norml">
     <w:name w:val="Normal"/>
     <w:qFormat/>
-    <w:rsid w:val="007B0D64"/>
+    <w:rsid w:val="005020B4"/>
     <w:pPr>
       <w:jc w:val="both"/>
     </w:pPr>
